--- a/Service/여행앱_CRM_프로젝트_학생피드백_정리.docx
+++ b/Service/여행앱_CRM_프로젝트_학생피드백_정리.docx
@@ -1,16 +1,18 @@
 
 <file path=word/document.xml><?xml version="1.0" encoding="utf-8"?>
-<w:document xmlns:wpc="http://schemas.microsoft.com/office/word/2010/wordprocessingCanvas" xmlns:cx="http://schemas.microsoft.com/office/drawing/2014/chartex" xmlns:mc="http://schemas.openxmlformats.org/markup-compatibility/2006" xmlns:o="urn:schemas-microsoft-com:office:office" xmlns:r="http://schemas.openxmlformats.org/officeDocument/2006/relationships" xmlns:m="http://schemas.openxmlformats.org/officeDocument/2006/math" xmlns:v="urn:schemas-microsoft-com:vml" xmlns:wp14="http://schemas.microsoft.com/office/word/2010/wordprocessingDrawing" xmlns:wp="http://schemas.openxmlformats.org/drawingml/2006/wordprocessingDrawing" xmlns:w10="urn:schemas-microsoft-com:office:word" xmlns:w="http://schemas.openxmlformats.org/wordprocessingml/2006/main" xmlns:w14="http://schemas.microsoft.com/office/word/2010/wordml" xmlns:w15="http://schemas.microsoft.com/office/word/2012/wordml" xmlns:w16se="http://schemas.microsoft.com/office/word/2015/wordml/symex" xmlns:wpg="http://schemas.microsoft.com/office/word/2010/wordprocessingGroup" xmlns:wpi="http://schemas.microsoft.com/office/word/2010/wordprocessingInk" xmlns:wne="http://schemas.microsoft.com/office/word/2006/wordml" xmlns:wps="http://schemas.microsoft.com/office/word/2010/wordprocessingShape" mc:Ignorable="w14 w15 w16se wp14">
+<w:document xmlns:wpc="http://schemas.microsoft.com/office/word/2010/wordprocessingCanvas" xmlns:cx="http://schemas.microsoft.com/office/drawing/2014/chartex" xmlns:cx1="http://schemas.microsoft.com/office/drawing/2015/9/8/chartex" xmlns:cx2="http://schemas.microsoft.com/office/drawing/2015/10/21/chartex" xmlns:cx3="http://schemas.microsoft.com/office/drawing/2016/5/9/chartex" xmlns:cx4="http://schemas.microsoft.com/office/drawing/2016/5/10/chartex" xmlns:cx5="http://schemas.microsoft.com/office/drawing/2016/5/11/chartex" xmlns:cx6="http://schemas.microsoft.com/office/drawing/2016/5/12/chartex" xmlns:cx7="http://schemas.microsoft.com/office/drawing/2016/5/13/chartex" xmlns:cx8="http://schemas.microsoft.com/office/drawing/2016/5/14/chartex" xmlns:mc="http://schemas.openxmlformats.org/markup-compatibility/2006" xmlns:aink="http://schemas.microsoft.com/office/drawing/2016/ink" xmlns:am3d="http://schemas.microsoft.com/office/drawing/2017/model3d" xmlns:o="urn:schemas-microsoft-com:office:office" xmlns:oel="http://schemas.microsoft.com/office/2019/extlst" xmlns:r="http://schemas.openxmlformats.org/officeDocument/2006/relationships" xmlns:m="http://schemas.openxmlformats.org/officeDocument/2006/math" xmlns:v="urn:schemas-microsoft-com:vml" xmlns:wp14="http://schemas.microsoft.com/office/word/2010/wordprocessingDrawing" xmlns:wp="http://schemas.openxmlformats.org/drawingml/2006/wordprocessingDrawing" xmlns:w10="urn:schemas-microsoft-com:office:word" xmlns:w="http://schemas.openxmlformats.org/wordprocessingml/2006/main" xmlns:w14="http://schemas.microsoft.com/office/word/2010/wordml" xmlns:w15="http://schemas.microsoft.com/office/word/2012/wordml" xmlns:w16cei="http://schemas.microsoft.com/office/word/2026/wordml/cei" xmlns:w16cex="http://schemas.microsoft.com/office/word/2018/wordml/cex" xmlns:w16cid="http://schemas.microsoft.com/office/word/2016/wordml/cid" xmlns:w16="http://schemas.microsoft.com/office/word/2018/wordml" xmlns:w16du="http://schemas.microsoft.com/office/word/2023/wordml/word16du" xmlns:w16sdtdh="http://schemas.microsoft.com/office/word/2020/wordml/sdtdatahash" xmlns:w16sdtfl="http://schemas.microsoft.com/office/word/2024/wordml/sdtformatlock" xmlns:w16se="http://schemas.microsoft.com/office/word/2015/wordml/symex" xmlns:wpg="http://schemas.microsoft.com/office/word/2010/wordprocessingGroup" xmlns:wpi="http://schemas.microsoft.com/office/word/2010/wordprocessingInk" xmlns:wne="http://schemas.microsoft.com/office/word/2006/wordml" xmlns:wps="http://schemas.microsoft.com/office/word/2010/wordprocessingShape" mc:Ignorable="w14 w15 w16se w16cid w16 w16cex w16sdtdh w16sdtfl w16du wp14">
   <w:body>
     <w:p>
       <w:pPr>
         <w:pStyle w:val="a8"/>
         <w:rPr>
+          <w:rFonts w:hint="eastAsia"/>
           <w:lang w:eastAsia="ko-KR"/>
         </w:rPr>
       </w:pPr>
       <w:r>
         <w:rPr>
+          <w:rFonts w:ascii="맑은 고딕" w:eastAsia="맑은 고딕" w:hAnsi="맑은 고딕" w:cs="맑은 고딕" w:hint="eastAsia"/>
           <w:lang w:eastAsia="ko-KR"/>
         </w:rPr>
         <w:t>여행</w:t>
@@ -23,6 +25,7 @@
       </w:r>
       <w:r>
         <w:rPr>
+          <w:rFonts w:ascii="맑은 고딕" w:eastAsia="맑은 고딕" w:hAnsi="맑은 고딕" w:cs="맑은 고딕" w:hint="eastAsia"/>
           <w:lang w:eastAsia="ko-KR"/>
         </w:rPr>
         <w:t>앱</w:t>
@@ -35,6 +38,7 @@
       </w:r>
       <w:r>
         <w:rPr>
+          <w:rFonts w:ascii="맑은 고딕" w:eastAsia="맑은 고딕" w:hAnsi="맑은 고딕" w:cs="맑은 고딕" w:hint="eastAsia"/>
           <w:lang w:eastAsia="ko-KR"/>
         </w:rPr>
         <w:t>프로젝트</w:t>
@@ -47,6 +51,7 @@
       </w:r>
       <w:r>
         <w:rPr>
+          <w:rFonts w:ascii="맑은 고딕" w:eastAsia="맑은 고딕" w:hAnsi="맑은 고딕" w:cs="맑은 고딕" w:hint="eastAsia"/>
           <w:lang w:eastAsia="ko-KR"/>
         </w:rPr>
         <w:t>분석</w:t>
@@ -59,6 +64,7 @@
       </w:r>
       <w:r>
         <w:rPr>
+          <w:rFonts w:ascii="맑은 고딕" w:eastAsia="맑은 고딕" w:hAnsi="맑은 고딕" w:cs="맑은 고딕" w:hint="eastAsia"/>
           <w:lang w:eastAsia="ko-KR"/>
         </w:rPr>
         <w:t>방향</w:t>
@@ -71,6 +77,7 @@
       </w:r>
       <w:r>
         <w:rPr>
+          <w:rFonts w:ascii="맑은 고딕" w:eastAsia="맑은 고딕" w:hAnsi="맑은 고딕" w:cs="맑은 고딕" w:hint="eastAsia"/>
           <w:lang w:eastAsia="ko-KR"/>
         </w:rPr>
         <w:t>및</w:t>
@@ -83,6 +90,7 @@
       </w:r>
       <w:r>
         <w:rPr>
+          <w:rFonts w:ascii="맑은 고딕" w:eastAsia="맑은 고딕" w:hAnsi="맑은 고딕" w:cs="맑은 고딕" w:hint="eastAsia"/>
           <w:lang w:eastAsia="ko-KR"/>
         </w:rPr>
         <w:t>데이터</w:t>
@@ -95,6 +103,7 @@
       </w:r>
       <w:r>
         <w:rPr>
+          <w:rFonts w:ascii="맑은 고딕" w:eastAsia="맑은 고딕" w:hAnsi="맑은 고딕" w:cs="맑은 고딕" w:hint="eastAsia"/>
           <w:lang w:eastAsia="ko-KR"/>
         </w:rPr>
         <w:t>처리</w:t>
@@ -107,17 +116,11 @@
       </w:r>
       <w:r>
         <w:rPr>
+          <w:rFonts w:ascii="맑은 고딕" w:eastAsia="맑은 고딕" w:hAnsi="맑은 고딕" w:cs="맑은 고딕" w:hint="eastAsia"/>
           <w:lang w:eastAsia="ko-KR"/>
         </w:rPr>
         <w:t>피드백</w:t>
       </w:r>
-    </w:p>
-    <w:p>
-      <w:pPr>
-        <w:rPr>
-          <w:lang w:eastAsia="ko-KR"/>
-        </w:rPr>
-      </w:pPr>
     </w:p>
     <w:p>
       <w:pPr>
@@ -157,7 +160,6 @@
           <w:lang w:eastAsia="ko-KR"/>
         </w:rPr>
       </w:pPr>
-      <w:proofErr w:type="spellStart"/>
       <w:r>
         <w:rPr>
           <w:b/>
@@ -165,7 +167,6 @@
         </w:rPr>
         <w:t>프로젝트명</w:t>
       </w:r>
-      <w:proofErr w:type="spellEnd"/>
     </w:p>
     <w:p>
       <w:pPr>
@@ -185,97 +186,7 @@
         <w:rPr>
           <w:lang w:eastAsia="ko-KR"/>
         </w:rPr>
-        <w:t xml:space="preserve"> </w:t>
-      </w:r>
-      <w:r>
-        <w:rPr>
-          <w:lang w:eastAsia="ko-KR"/>
-        </w:rPr>
-        <w:t>고객</w:t>
-      </w:r>
-      <w:r>
-        <w:rPr>
-          <w:lang w:eastAsia="ko-KR"/>
-        </w:rPr>
-        <w:t xml:space="preserve"> </w:t>
-      </w:r>
-      <w:r>
-        <w:rPr>
-          <w:lang w:eastAsia="ko-KR"/>
-        </w:rPr>
-        <w:t>특성</w:t>
-      </w:r>
-      <w:r>
-        <w:rPr>
-          <w:lang w:eastAsia="ko-KR"/>
-        </w:rPr>
-        <w:t xml:space="preserve"> </w:t>
-      </w:r>
-      <w:r>
-        <w:rPr>
-          <w:lang w:eastAsia="ko-KR"/>
-        </w:rPr>
-        <w:t>분석을</w:t>
-      </w:r>
-      <w:r>
-        <w:rPr>
-          <w:lang w:eastAsia="ko-KR"/>
-        </w:rPr>
-        <w:t xml:space="preserve"> </w:t>
-      </w:r>
-      <w:r>
-        <w:rPr>
-          <w:lang w:eastAsia="ko-KR"/>
-        </w:rPr>
-        <w:t>통한</w:t>
-      </w:r>
-      <w:r>
-        <w:rPr>
-          <w:lang w:eastAsia="ko-KR"/>
-        </w:rPr>
-        <w:t xml:space="preserve"> </w:t>
-      </w:r>
-      <w:r>
-        <w:rPr>
-          <w:lang w:eastAsia="ko-KR"/>
-        </w:rPr>
-        <w:t>여행</w:t>
-      </w:r>
-      <w:r>
-        <w:rPr>
-          <w:lang w:eastAsia="ko-KR"/>
-        </w:rPr>
-        <w:t xml:space="preserve"> </w:t>
-      </w:r>
-      <w:r>
-        <w:rPr>
-          <w:lang w:eastAsia="ko-KR"/>
-        </w:rPr>
-        <w:t>앱</w:t>
-      </w:r>
-      <w:r>
-        <w:rPr>
-          <w:lang w:eastAsia="ko-KR"/>
-        </w:rPr>
-        <w:t xml:space="preserve"> CRM </w:t>
-      </w:r>
-      <w:r>
-        <w:rPr>
-          <w:lang w:eastAsia="ko-KR"/>
-        </w:rPr>
-        <w:t>성장</w:t>
-      </w:r>
-      <w:r>
-        <w:rPr>
-          <w:lang w:eastAsia="ko-KR"/>
-        </w:rPr>
-        <w:t xml:space="preserve"> </w:t>
-      </w:r>
-      <w:r>
-        <w:rPr>
-          <w:lang w:eastAsia="ko-KR"/>
-        </w:rPr>
-        <w:t>전략</w:t>
+        <w:t xml:space="preserve"> 고객 특성 분석을 통한 여행 앱 CRM 성장 전략</w:t>
       </w:r>
     </w:p>
     <w:p>
@@ -289,21 +200,7 @@
           <w:b/>
           <w:lang w:eastAsia="ko-KR"/>
         </w:rPr>
-        <w:t>분석</w:t>
-      </w:r>
-      <w:r>
-        <w:rPr>
-          <w:b/>
-          <w:lang w:eastAsia="ko-KR"/>
-        </w:rPr>
-        <w:t xml:space="preserve"> </w:t>
-      </w:r>
-      <w:r>
-        <w:rPr>
-          <w:b/>
-          <w:lang w:eastAsia="ko-KR"/>
-        </w:rPr>
-        <w:t>목적</w:t>
+        <w:t>분석 목적</w:t>
       </w:r>
     </w:p>
     <w:p>
@@ -324,91 +221,7 @@
         <w:rPr>
           <w:lang w:eastAsia="ko-KR"/>
         </w:rPr>
-        <w:t xml:space="preserve"> </w:t>
-      </w:r>
-      <w:r>
-        <w:rPr>
-          <w:lang w:eastAsia="ko-KR"/>
-        </w:rPr>
-        <w:t>고객의</w:t>
-      </w:r>
-      <w:r>
-        <w:rPr>
-          <w:lang w:eastAsia="ko-KR"/>
-        </w:rPr>
-        <w:t xml:space="preserve"> </w:t>
-      </w:r>
-      <w:r>
-        <w:rPr>
-          <w:lang w:eastAsia="ko-KR"/>
-        </w:rPr>
-        <w:t>여행</w:t>
-      </w:r>
-      <w:r>
-        <w:rPr>
-          <w:lang w:eastAsia="ko-KR"/>
-        </w:rPr>
-        <w:t xml:space="preserve"> </w:t>
-      </w:r>
-      <w:r>
-        <w:rPr>
-          <w:lang w:eastAsia="ko-KR"/>
-        </w:rPr>
-        <w:t>및</w:t>
-      </w:r>
-      <w:r>
-        <w:rPr>
-          <w:lang w:eastAsia="ko-KR"/>
-        </w:rPr>
-        <w:t xml:space="preserve"> </w:t>
-      </w:r>
-      <w:r>
-        <w:rPr>
-          <w:lang w:eastAsia="ko-KR"/>
-        </w:rPr>
-        <w:t>소비</w:t>
-      </w:r>
-      <w:r>
-        <w:rPr>
-          <w:lang w:eastAsia="ko-KR"/>
-        </w:rPr>
-        <w:t xml:space="preserve"> </w:t>
-      </w:r>
-      <w:r>
-        <w:rPr>
-          <w:lang w:eastAsia="ko-KR"/>
-        </w:rPr>
-        <w:t>행동</w:t>
-      </w:r>
-      <w:r>
-        <w:rPr>
-          <w:lang w:eastAsia="ko-KR"/>
-        </w:rPr>
-        <w:t xml:space="preserve"> </w:t>
-      </w:r>
-      <w:r>
-        <w:rPr>
-          <w:lang w:eastAsia="ko-KR"/>
-        </w:rPr>
-        <w:t>특성</w:t>
-      </w:r>
-      <w:r>
-        <w:rPr>
-          <w:lang w:eastAsia="ko-KR"/>
-        </w:rPr>
-        <w:t xml:space="preserve"> </w:t>
-      </w:r>
-      <w:r>
-        <w:rPr>
-          <w:lang w:eastAsia="ko-KR"/>
-        </w:rPr>
-        <w:t>파악</w:t>
-      </w:r>
-      <w:r>
-        <w:rPr>
-          <w:lang w:eastAsia="ko-KR"/>
-        </w:rPr>
-        <w:t>.</w:t>
+        <w:t xml:space="preserve"> 고객의 여행 및 소비 행동 특성 파악.</w:t>
       </w:r>
       <w:r>
         <w:rPr>
@@ -428,19 +241,7 @@
         <w:rPr>
           <w:lang w:eastAsia="ko-KR"/>
         </w:rPr>
-        <w:t xml:space="preserve"> </w:t>
-      </w:r>
-      <w:r>
-        <w:rPr>
-          <w:lang w:eastAsia="ko-KR"/>
-        </w:rPr>
-        <w:t>고객과</w:t>
-      </w:r>
-      <w:r>
-        <w:rPr>
-          <w:lang w:eastAsia="ko-KR"/>
-        </w:rPr>
-        <w:t xml:space="preserve"> </w:t>
+        <w:t xml:space="preserve"> 고객과 </w:t>
       </w:r>
       <w:proofErr w:type="spellStart"/>
       <w:r>
@@ -454,43 +255,7 @@
         <w:rPr>
           <w:lang w:eastAsia="ko-KR"/>
         </w:rPr>
-        <w:t xml:space="preserve"> </w:t>
-      </w:r>
-      <w:r>
-        <w:rPr>
-          <w:lang w:eastAsia="ko-KR"/>
-        </w:rPr>
-        <w:t>고객의</w:t>
-      </w:r>
-      <w:r>
-        <w:rPr>
-          <w:lang w:eastAsia="ko-KR"/>
-        </w:rPr>
-        <w:t xml:space="preserve"> </w:t>
-      </w:r>
-      <w:r>
-        <w:rPr>
-          <w:lang w:eastAsia="ko-KR"/>
-        </w:rPr>
-        <w:t>차이</w:t>
-      </w:r>
-      <w:r>
-        <w:rPr>
-          <w:lang w:eastAsia="ko-KR"/>
-        </w:rPr>
-        <w:t xml:space="preserve"> </w:t>
-      </w:r>
-      <w:r>
-        <w:rPr>
-          <w:lang w:eastAsia="ko-KR"/>
-        </w:rPr>
-        <w:t>비교</w:t>
-      </w:r>
-      <w:r>
-        <w:rPr>
-          <w:lang w:eastAsia="ko-KR"/>
-        </w:rPr>
-        <w:t>.</w:t>
+        <w:t xml:space="preserve"> 고객의 차이 비교.</w:t>
       </w:r>
       <w:r>
         <w:rPr>
@@ -510,31 +275,7 @@
         <w:rPr>
           <w:lang w:eastAsia="ko-KR"/>
         </w:rPr>
-        <w:t xml:space="preserve"> </w:t>
-      </w:r>
-      <w:r>
-        <w:rPr>
-          <w:lang w:eastAsia="ko-KR"/>
-        </w:rPr>
-        <w:t>고객</w:t>
-      </w:r>
-      <w:r>
-        <w:rPr>
-          <w:lang w:eastAsia="ko-KR"/>
-        </w:rPr>
-        <w:t xml:space="preserve"> </w:t>
-      </w:r>
-      <w:r>
-        <w:rPr>
-          <w:lang w:eastAsia="ko-KR"/>
-        </w:rPr>
-        <w:t>중</w:t>
-      </w:r>
-      <w:r>
-        <w:rPr>
-          <w:lang w:eastAsia="ko-KR"/>
-        </w:rPr>
-        <w:t xml:space="preserve"> </w:t>
+        <w:t xml:space="preserve"> 고객 중 </w:t>
       </w:r>
       <w:proofErr w:type="spellStart"/>
       <w:r>
@@ -548,121 +289,14 @@
         <w:rPr>
           <w:lang w:eastAsia="ko-KR"/>
         </w:rPr>
-        <w:t xml:space="preserve"> </w:t>
-      </w:r>
-      <w:r>
-        <w:rPr>
-          <w:lang w:eastAsia="ko-KR"/>
-        </w:rPr>
-        <w:t>고객과</w:t>
-      </w:r>
-      <w:r>
-        <w:rPr>
-          <w:lang w:eastAsia="ko-KR"/>
-        </w:rPr>
-        <w:t xml:space="preserve"> </w:t>
-      </w:r>
-      <w:r>
-        <w:rPr>
-          <w:lang w:eastAsia="ko-KR"/>
-        </w:rPr>
-        <w:t>유사한</w:t>
-      </w:r>
-      <w:r>
-        <w:rPr>
-          <w:lang w:eastAsia="ko-KR"/>
-        </w:rPr>
-        <w:t xml:space="preserve"> </w:t>
-      </w:r>
-      <w:r>
-        <w:rPr>
-          <w:lang w:eastAsia="ko-KR"/>
-        </w:rPr>
-        <w:t>특성을</w:t>
-      </w:r>
-      <w:r>
-        <w:rPr>
-          <w:lang w:eastAsia="ko-KR"/>
-        </w:rPr>
-        <w:t xml:space="preserve"> </w:t>
-      </w:r>
-      <w:r>
-        <w:rPr>
-          <w:lang w:eastAsia="ko-KR"/>
-        </w:rPr>
-        <w:t>가진</w:t>
-      </w:r>
-      <w:r>
-        <w:rPr>
-          <w:lang w:eastAsia="ko-KR"/>
-        </w:rPr>
-        <w:t xml:space="preserve"> </w:t>
-      </w:r>
-      <w:r>
-        <w:rPr>
-          <w:lang w:eastAsia="ko-KR"/>
-        </w:rPr>
-        <w:t>고객</w:t>
-      </w:r>
-      <w:r>
-        <w:rPr>
-          <w:lang w:eastAsia="ko-KR"/>
-        </w:rPr>
-        <w:t xml:space="preserve"> </w:t>
-      </w:r>
-      <w:r>
-        <w:rPr>
-          <w:lang w:eastAsia="ko-KR"/>
-        </w:rPr>
-        <w:t>발굴</w:t>
-      </w:r>
-      <w:r>
-        <w:rPr>
-          <w:lang w:eastAsia="ko-KR"/>
-        </w:rPr>
-        <w:t>.</w:t>
+        <w:t xml:space="preserve"> 고객과 유사한 특성을 가진 고객 발굴.</w:t>
       </w:r>
       <w:r>
         <w:rPr>
           <w:lang w:eastAsia="ko-KR"/>
         </w:rPr>
         <w:br/>
-      </w:r>
-      <w:r>
-        <w:rPr>
-          <w:lang w:eastAsia="ko-KR"/>
-        </w:rPr>
-        <w:t>성장</w:t>
-      </w:r>
-      <w:r>
-        <w:rPr>
-          <w:lang w:eastAsia="ko-KR"/>
-        </w:rPr>
-        <w:t xml:space="preserve"> </w:t>
-      </w:r>
-      <w:r>
-        <w:rPr>
-          <w:lang w:eastAsia="ko-KR"/>
-        </w:rPr>
-        <w:t>가능</w:t>
-      </w:r>
-      <w:r>
-        <w:rPr>
-          <w:lang w:eastAsia="ko-KR"/>
-        </w:rPr>
-        <w:t xml:space="preserve"> </w:t>
-      </w:r>
-      <w:r>
-        <w:rPr>
-          <w:lang w:eastAsia="ko-KR"/>
-        </w:rPr>
-        <w:t>고객을</w:t>
-      </w:r>
-      <w:r>
-        <w:rPr>
-          <w:lang w:eastAsia="ko-KR"/>
-        </w:rPr>
-        <w:t xml:space="preserve"> </w:t>
+        <w:t xml:space="preserve">성장 가능 고객을 </w:t>
       </w:r>
       <w:proofErr w:type="spellStart"/>
       <w:r>
@@ -676,67 +310,7 @@
         <w:rPr>
           <w:lang w:eastAsia="ko-KR"/>
         </w:rPr>
-        <w:t xml:space="preserve"> </w:t>
-      </w:r>
-      <w:r>
-        <w:rPr>
-          <w:lang w:eastAsia="ko-KR"/>
-        </w:rPr>
-        <w:t>고객으로</w:t>
-      </w:r>
-      <w:r>
-        <w:rPr>
-          <w:lang w:eastAsia="ko-KR"/>
-        </w:rPr>
-        <w:t xml:space="preserve"> </w:t>
-      </w:r>
-      <w:r>
-        <w:rPr>
-          <w:lang w:eastAsia="ko-KR"/>
-        </w:rPr>
-        <w:t>전환하기</w:t>
-      </w:r>
-      <w:r>
-        <w:rPr>
-          <w:lang w:eastAsia="ko-KR"/>
-        </w:rPr>
-        <w:t xml:space="preserve"> </w:t>
-      </w:r>
-      <w:r>
-        <w:rPr>
-          <w:lang w:eastAsia="ko-KR"/>
-        </w:rPr>
-        <w:t>위한</w:t>
-      </w:r>
-      <w:r>
-        <w:rPr>
-          <w:lang w:eastAsia="ko-KR"/>
-        </w:rPr>
-        <w:t xml:space="preserve"> CRM </w:t>
-      </w:r>
-      <w:r>
-        <w:rPr>
-          <w:lang w:eastAsia="ko-KR"/>
-        </w:rPr>
-        <w:t>전략</w:t>
-      </w:r>
-      <w:r>
-        <w:rPr>
-          <w:lang w:eastAsia="ko-KR"/>
-        </w:rPr>
-        <w:t xml:space="preserve"> </w:t>
-      </w:r>
-      <w:r>
-        <w:rPr>
-          <w:lang w:eastAsia="ko-KR"/>
-        </w:rPr>
-        <w:t>제안</w:t>
-      </w:r>
-      <w:r>
-        <w:rPr>
-          <w:lang w:eastAsia="ko-KR"/>
-        </w:rPr>
-        <w:t>.</w:t>
+        <w:t xml:space="preserve"> 고객으로 전환하기 위한 CRM 전략 제안.</w:t>
       </w:r>
     </w:p>
     <w:p>
@@ -750,21 +324,7 @@
           <w:b/>
           <w:lang w:eastAsia="ko-KR"/>
         </w:rPr>
-        <w:t>문제</w:t>
-      </w:r>
-      <w:r>
-        <w:rPr>
-          <w:b/>
-          <w:lang w:eastAsia="ko-KR"/>
-        </w:rPr>
-        <w:t xml:space="preserve"> </w:t>
-      </w:r>
-      <w:r>
-        <w:rPr>
-          <w:b/>
-          <w:lang w:eastAsia="ko-KR"/>
-        </w:rPr>
-        <w:t>정의</w:t>
+        <w:t>문제 정의</w:t>
       </w:r>
     </w:p>
     <w:p>
@@ -777,241 +337,21 @@
         <w:rPr>
           <w:lang w:eastAsia="ko-KR"/>
         </w:rPr>
-        <w:t>상위</w:t>
-      </w:r>
-      <w:r>
-        <w:rPr>
-          <w:lang w:eastAsia="ko-KR"/>
-        </w:rPr>
-        <w:t xml:space="preserve"> 20% </w:t>
-      </w:r>
-      <w:r>
-        <w:rPr>
-          <w:lang w:eastAsia="ko-KR"/>
-        </w:rPr>
-        <w:t>고객이</w:t>
-      </w:r>
-      <w:r>
-        <w:rPr>
-          <w:lang w:eastAsia="ko-KR"/>
-        </w:rPr>
-        <w:t xml:space="preserve"> </w:t>
-      </w:r>
-      <w:r>
-        <w:rPr>
-          <w:lang w:eastAsia="ko-KR"/>
-        </w:rPr>
-        <w:t>전체</w:t>
-      </w:r>
-      <w:r>
-        <w:rPr>
-          <w:lang w:eastAsia="ko-KR"/>
-        </w:rPr>
-        <w:t xml:space="preserve"> </w:t>
-      </w:r>
-      <w:r>
-        <w:rPr>
-          <w:lang w:eastAsia="ko-KR"/>
-        </w:rPr>
-        <w:t>매출의</w:t>
-      </w:r>
-      <w:r>
-        <w:rPr>
-          <w:lang w:eastAsia="ko-KR"/>
-        </w:rPr>
-        <w:t xml:space="preserve"> 55.51%</w:t>
-      </w:r>
-      <w:r>
-        <w:rPr>
-          <w:lang w:eastAsia="ko-KR"/>
-        </w:rPr>
-        <w:t>를</w:t>
-      </w:r>
-      <w:r>
-        <w:rPr>
-          <w:lang w:eastAsia="ko-KR"/>
-        </w:rPr>
-        <w:t xml:space="preserve"> </w:t>
-      </w:r>
-      <w:r>
-        <w:rPr>
-          <w:lang w:eastAsia="ko-KR"/>
-        </w:rPr>
-        <w:t>차지</w:t>
-      </w:r>
-      <w:r>
-        <w:rPr>
-          <w:lang w:eastAsia="ko-KR"/>
-        </w:rPr>
-        <w:t>.</w:t>
+        <w:t>상위 20% 고객이 전체 매출의 55.51%를 차지.</w:t>
       </w:r>
       <w:r>
         <w:rPr>
           <w:lang w:eastAsia="ko-KR"/>
         </w:rPr>
         <w:br/>
-      </w:r>
-      <w:r>
-        <w:rPr>
-          <w:lang w:eastAsia="ko-KR"/>
-        </w:rPr>
-        <w:t>다만</w:t>
-      </w:r>
-      <w:r>
-        <w:rPr>
-          <w:lang w:eastAsia="ko-KR"/>
-        </w:rPr>
-        <w:t xml:space="preserve">, </w:t>
-      </w:r>
-      <w:r>
-        <w:rPr>
-          <w:lang w:eastAsia="ko-KR"/>
-        </w:rPr>
-        <w:t>상위</w:t>
-      </w:r>
-      <w:r>
-        <w:rPr>
-          <w:lang w:eastAsia="ko-KR"/>
-        </w:rPr>
-        <w:t xml:space="preserve"> </w:t>
-      </w:r>
-      <w:r>
-        <w:rPr>
-          <w:lang w:eastAsia="ko-KR"/>
-        </w:rPr>
-        <w:t>고객에게</w:t>
-      </w:r>
-      <w:r>
-        <w:rPr>
-          <w:lang w:eastAsia="ko-KR"/>
-        </w:rPr>
-        <w:t xml:space="preserve"> </w:t>
-      </w:r>
-      <w:r>
-        <w:rPr>
-          <w:lang w:eastAsia="ko-KR"/>
-        </w:rPr>
-        <w:t>추가</w:t>
-      </w:r>
-      <w:r>
-        <w:rPr>
-          <w:lang w:eastAsia="ko-KR"/>
-        </w:rPr>
-        <w:t xml:space="preserve"> </w:t>
-      </w:r>
-      <w:r>
-        <w:rPr>
-          <w:lang w:eastAsia="ko-KR"/>
-        </w:rPr>
-        <w:t>소비를</w:t>
-      </w:r>
-      <w:r>
-        <w:rPr>
-          <w:lang w:eastAsia="ko-KR"/>
-        </w:rPr>
-        <w:t xml:space="preserve"> </w:t>
-      </w:r>
-      <w:r>
-        <w:rPr>
-          <w:lang w:eastAsia="ko-KR"/>
-        </w:rPr>
-        <w:t>유도해야</w:t>
-      </w:r>
-      <w:r>
-        <w:rPr>
-          <w:lang w:eastAsia="ko-KR"/>
-        </w:rPr>
-        <w:t xml:space="preserve"> </w:t>
-      </w:r>
-      <w:r>
-        <w:rPr>
-          <w:lang w:eastAsia="ko-KR"/>
-        </w:rPr>
-        <w:t>한다는</w:t>
-      </w:r>
-      <w:r>
-        <w:rPr>
-          <w:lang w:eastAsia="ko-KR"/>
-        </w:rPr>
-        <w:t xml:space="preserve"> </w:t>
-      </w:r>
-      <w:r>
-        <w:rPr>
-          <w:lang w:eastAsia="ko-KR"/>
-        </w:rPr>
-        <w:t>방향으로</w:t>
-      </w:r>
-      <w:r>
-        <w:rPr>
-          <w:lang w:eastAsia="ko-KR"/>
-        </w:rPr>
-        <w:t xml:space="preserve"> </w:t>
-      </w:r>
-      <w:r>
-        <w:rPr>
-          <w:lang w:eastAsia="ko-KR"/>
-        </w:rPr>
-        <w:t>바로</w:t>
-      </w:r>
-      <w:r>
-        <w:rPr>
-          <w:lang w:eastAsia="ko-KR"/>
-        </w:rPr>
-        <w:t xml:space="preserve"> </w:t>
-      </w:r>
-      <w:r>
-        <w:rPr>
-          <w:lang w:eastAsia="ko-KR"/>
-        </w:rPr>
-        <w:t>연결할</w:t>
-      </w:r>
-      <w:r>
-        <w:rPr>
-          <w:lang w:eastAsia="ko-KR"/>
-        </w:rPr>
-        <w:t xml:space="preserve"> </w:t>
-      </w:r>
-      <w:r>
-        <w:rPr>
-          <w:lang w:eastAsia="ko-KR"/>
-        </w:rPr>
-        <w:t>근거는</w:t>
-      </w:r>
-      <w:r>
-        <w:rPr>
-          <w:lang w:eastAsia="ko-KR"/>
-        </w:rPr>
-        <w:t xml:space="preserve"> </w:t>
-      </w:r>
-      <w:r>
-        <w:rPr>
-          <w:lang w:eastAsia="ko-KR"/>
-        </w:rPr>
-        <w:t>부족</w:t>
-      </w:r>
-      <w:r>
-        <w:rPr>
-          <w:lang w:eastAsia="ko-KR"/>
-        </w:rPr>
-        <w:t>.</w:t>
+        <w:t>다만, 상위 고객에게 추가 소비를 유도해야 한다는 방향으로 바로 연결할 근거는 부족.</w:t>
       </w:r>
       <w:r>
         <w:rPr>
           <w:lang w:eastAsia="ko-KR"/>
         </w:rPr>
         <w:br/>
-      </w:r>
-      <w:r>
-        <w:rPr>
-          <w:lang w:eastAsia="ko-KR"/>
-        </w:rPr>
-        <w:t>우선</w:t>
-      </w:r>
-      <w:r>
-        <w:rPr>
-          <w:lang w:eastAsia="ko-KR"/>
-        </w:rPr>
-        <w:t xml:space="preserve"> </w:t>
+        <w:t xml:space="preserve">우선 </w:t>
       </w:r>
       <w:proofErr w:type="spellStart"/>
       <w:r>
@@ -1025,109 +365,14 @@
         <w:rPr>
           <w:lang w:eastAsia="ko-KR"/>
         </w:rPr>
-        <w:t xml:space="preserve"> </w:t>
-      </w:r>
-      <w:r>
-        <w:rPr>
-          <w:lang w:eastAsia="ko-KR"/>
-        </w:rPr>
-        <w:t>고객이</w:t>
-      </w:r>
-      <w:r>
-        <w:rPr>
-          <w:lang w:eastAsia="ko-KR"/>
-        </w:rPr>
-        <w:t xml:space="preserve"> </w:t>
-      </w:r>
-      <w:r>
-        <w:rPr>
-          <w:lang w:eastAsia="ko-KR"/>
-        </w:rPr>
-        <w:t>어떤</w:t>
-      </w:r>
-      <w:r>
-        <w:rPr>
-          <w:lang w:eastAsia="ko-KR"/>
-        </w:rPr>
-        <w:t xml:space="preserve"> </w:t>
-      </w:r>
-      <w:r>
-        <w:rPr>
-          <w:lang w:eastAsia="ko-KR"/>
-        </w:rPr>
-        <w:t>방식으로</w:t>
-      </w:r>
-      <w:r>
-        <w:rPr>
-          <w:lang w:eastAsia="ko-KR"/>
-        </w:rPr>
-        <w:t xml:space="preserve"> </w:t>
-      </w:r>
-      <w:r>
-        <w:rPr>
-          <w:lang w:eastAsia="ko-KR"/>
-        </w:rPr>
-        <w:t>여행하고</w:t>
-      </w:r>
-      <w:r>
-        <w:rPr>
-          <w:lang w:eastAsia="ko-KR"/>
-        </w:rPr>
-        <w:t xml:space="preserve"> </w:t>
-      </w:r>
-      <w:r>
-        <w:rPr>
-          <w:lang w:eastAsia="ko-KR"/>
-        </w:rPr>
-        <w:t>소비하는지</w:t>
-      </w:r>
-      <w:r>
-        <w:rPr>
-          <w:lang w:eastAsia="ko-KR"/>
-        </w:rPr>
-        <w:t xml:space="preserve"> </w:t>
-      </w:r>
-      <w:r>
-        <w:rPr>
-          <w:lang w:eastAsia="ko-KR"/>
-        </w:rPr>
-        <w:t>확인</w:t>
-      </w:r>
-      <w:r>
-        <w:rPr>
-          <w:lang w:eastAsia="ko-KR"/>
-        </w:rPr>
-        <w:t xml:space="preserve"> </w:t>
-      </w:r>
-      <w:r>
-        <w:rPr>
-          <w:lang w:eastAsia="ko-KR"/>
-        </w:rPr>
-        <w:t>필요</w:t>
-      </w:r>
-      <w:r>
-        <w:rPr>
-          <w:lang w:eastAsia="ko-KR"/>
-        </w:rPr>
-        <w:t>.</w:t>
+        <w:t xml:space="preserve"> 고객이 어떤 방식으로 여행하고 소비하는지 확인 필요.</w:t>
       </w:r>
       <w:r>
         <w:rPr>
           <w:lang w:eastAsia="ko-KR"/>
         </w:rPr>
         <w:br/>
-      </w:r>
-      <w:r>
-        <w:rPr>
-          <w:lang w:eastAsia="ko-KR"/>
-        </w:rPr>
-        <w:t>이후</w:t>
-      </w:r>
-      <w:r>
-        <w:rPr>
-          <w:lang w:eastAsia="ko-KR"/>
-        </w:rPr>
-        <w:t xml:space="preserve"> </w:t>
+        <w:t xml:space="preserve">이후 </w:t>
       </w:r>
       <w:proofErr w:type="spellStart"/>
       <w:r>
@@ -1141,55 +386,7 @@
         <w:rPr>
           <w:lang w:eastAsia="ko-KR"/>
         </w:rPr>
-        <w:t xml:space="preserve"> </w:t>
-      </w:r>
-      <w:r>
-        <w:rPr>
-          <w:lang w:eastAsia="ko-KR"/>
-        </w:rPr>
-        <w:t>고객과의</w:t>
-      </w:r>
-      <w:r>
-        <w:rPr>
-          <w:lang w:eastAsia="ko-KR"/>
-        </w:rPr>
-        <w:t xml:space="preserve"> </w:t>
-      </w:r>
-      <w:r>
-        <w:rPr>
-          <w:lang w:eastAsia="ko-KR"/>
-        </w:rPr>
-        <w:t>차이</w:t>
-      </w:r>
-      <w:r>
-        <w:rPr>
-          <w:lang w:eastAsia="ko-KR"/>
-        </w:rPr>
-        <w:t xml:space="preserve"> </w:t>
-      </w:r>
-      <w:r>
-        <w:rPr>
-          <w:lang w:eastAsia="ko-KR"/>
-        </w:rPr>
-        <w:t>비교</w:t>
-      </w:r>
-      <w:r>
-        <w:rPr>
-          <w:lang w:eastAsia="ko-KR"/>
-        </w:rPr>
-        <w:t xml:space="preserve"> </w:t>
-      </w:r>
-      <w:r>
-        <w:rPr>
-          <w:lang w:eastAsia="ko-KR"/>
-        </w:rPr>
-        <w:t>필요</w:t>
-      </w:r>
-      <w:r>
-        <w:rPr>
-          <w:lang w:eastAsia="ko-KR"/>
-        </w:rPr>
-        <w:t>.</w:t>
+        <w:t xml:space="preserve"> 고객과의 차이 비교 필요.</w:t>
       </w:r>
       <w:r>
         <w:rPr>
@@ -1209,31 +406,7 @@
         <w:rPr>
           <w:lang w:eastAsia="ko-KR"/>
         </w:rPr>
-        <w:t xml:space="preserve"> </w:t>
-      </w:r>
-      <w:r>
-        <w:rPr>
-          <w:lang w:eastAsia="ko-KR"/>
-        </w:rPr>
-        <w:t>고객</w:t>
-      </w:r>
-      <w:r>
-        <w:rPr>
-          <w:lang w:eastAsia="ko-KR"/>
-        </w:rPr>
-        <w:t xml:space="preserve"> </w:t>
-      </w:r>
-      <w:r>
-        <w:rPr>
-          <w:lang w:eastAsia="ko-KR"/>
-        </w:rPr>
-        <w:t>중</w:t>
-      </w:r>
-      <w:r>
-        <w:rPr>
-          <w:lang w:eastAsia="ko-KR"/>
-        </w:rPr>
-        <w:t xml:space="preserve"> </w:t>
+        <w:t xml:space="preserve"> 고객 중 </w:t>
       </w:r>
       <w:proofErr w:type="spellStart"/>
       <w:r>
@@ -1247,217 +420,14 @@
         <w:rPr>
           <w:lang w:eastAsia="ko-KR"/>
         </w:rPr>
-        <w:t xml:space="preserve"> </w:t>
-      </w:r>
-      <w:r>
-        <w:rPr>
-          <w:lang w:eastAsia="ko-KR"/>
-        </w:rPr>
-        <w:t>고객과</w:t>
-      </w:r>
-      <w:r>
-        <w:rPr>
-          <w:lang w:eastAsia="ko-KR"/>
-        </w:rPr>
-        <w:t xml:space="preserve"> </w:t>
-      </w:r>
-      <w:r>
-        <w:rPr>
-          <w:lang w:eastAsia="ko-KR"/>
-        </w:rPr>
-        <w:t>유사한</w:t>
-      </w:r>
-      <w:r>
-        <w:rPr>
-          <w:lang w:eastAsia="ko-KR"/>
-        </w:rPr>
-        <w:t xml:space="preserve"> </w:t>
-      </w:r>
-      <w:r>
-        <w:rPr>
-          <w:lang w:eastAsia="ko-KR"/>
-        </w:rPr>
-        <w:t>행동을</w:t>
-      </w:r>
-      <w:r>
-        <w:rPr>
-          <w:lang w:eastAsia="ko-KR"/>
-        </w:rPr>
-        <w:t xml:space="preserve"> </w:t>
-      </w:r>
-      <w:r>
-        <w:rPr>
-          <w:lang w:eastAsia="ko-KR"/>
-        </w:rPr>
-        <w:t>보이는</w:t>
-      </w:r>
-      <w:r>
-        <w:rPr>
-          <w:lang w:eastAsia="ko-KR"/>
-        </w:rPr>
-        <w:t xml:space="preserve"> </w:t>
-      </w:r>
-      <w:r>
-        <w:rPr>
-          <w:lang w:eastAsia="ko-KR"/>
-        </w:rPr>
-        <w:t>고객을</w:t>
-      </w:r>
-      <w:r>
-        <w:rPr>
-          <w:lang w:eastAsia="ko-KR"/>
-        </w:rPr>
-        <w:t xml:space="preserve"> </w:t>
-      </w:r>
-      <w:r>
-        <w:rPr>
-          <w:lang w:eastAsia="ko-KR"/>
-        </w:rPr>
-        <w:t>찾아</w:t>
-      </w:r>
-      <w:r>
-        <w:rPr>
-          <w:lang w:eastAsia="ko-KR"/>
-        </w:rPr>
-        <w:t xml:space="preserve"> </w:t>
-      </w:r>
-      <w:r>
-        <w:rPr>
-          <w:lang w:eastAsia="ko-KR"/>
-        </w:rPr>
-        <w:t>성장</w:t>
-      </w:r>
-      <w:r>
-        <w:rPr>
-          <w:lang w:eastAsia="ko-KR"/>
-        </w:rPr>
-        <w:t xml:space="preserve"> </w:t>
-      </w:r>
-      <w:r>
-        <w:rPr>
-          <w:lang w:eastAsia="ko-KR"/>
-        </w:rPr>
-        <w:t>타깃으로</w:t>
-      </w:r>
-      <w:r>
-        <w:rPr>
-          <w:lang w:eastAsia="ko-KR"/>
-        </w:rPr>
-        <w:t xml:space="preserve"> </w:t>
-      </w:r>
-      <w:r>
-        <w:rPr>
-          <w:lang w:eastAsia="ko-KR"/>
-        </w:rPr>
-        <w:t>선정</w:t>
-      </w:r>
-      <w:r>
-        <w:rPr>
-          <w:lang w:eastAsia="ko-KR"/>
-        </w:rPr>
-        <w:t>.</w:t>
+        <w:t xml:space="preserve"> 고객과 유사한 행동을 보이는 고객을 찾아 성장 타깃으로 선정.</w:t>
       </w:r>
       <w:r>
         <w:rPr>
           <w:lang w:eastAsia="ko-KR"/>
         </w:rPr>
         <w:br/>
-      </w:r>
-      <w:r>
-        <w:rPr>
-          <w:lang w:eastAsia="ko-KR"/>
-        </w:rPr>
-        <w:t>해당</w:t>
-      </w:r>
-      <w:r>
-        <w:rPr>
-          <w:lang w:eastAsia="ko-KR"/>
-        </w:rPr>
-        <w:t xml:space="preserve"> </w:t>
-      </w:r>
-      <w:r>
-        <w:rPr>
-          <w:lang w:eastAsia="ko-KR"/>
-        </w:rPr>
-        <w:t>고객의</w:t>
-      </w:r>
-      <w:r>
-        <w:rPr>
-          <w:lang w:eastAsia="ko-KR"/>
-        </w:rPr>
-        <w:t xml:space="preserve"> </w:t>
-      </w:r>
-      <w:r>
-        <w:rPr>
-          <w:lang w:eastAsia="ko-KR"/>
-        </w:rPr>
-        <w:t>행동을</w:t>
-      </w:r>
-      <w:r>
-        <w:rPr>
-          <w:lang w:eastAsia="ko-KR"/>
-        </w:rPr>
-        <w:t xml:space="preserve"> </w:t>
-      </w:r>
-      <w:r>
-        <w:rPr>
-          <w:lang w:eastAsia="ko-KR"/>
-        </w:rPr>
-        <w:t>변화시킬</w:t>
-      </w:r>
-      <w:r>
-        <w:rPr>
-          <w:lang w:eastAsia="ko-KR"/>
-        </w:rPr>
-        <w:t xml:space="preserve"> </w:t>
-      </w:r>
-      <w:r>
-        <w:rPr>
-          <w:lang w:eastAsia="ko-KR"/>
-        </w:rPr>
-        <w:t>수</w:t>
-      </w:r>
-      <w:r>
-        <w:rPr>
-          <w:lang w:eastAsia="ko-KR"/>
-        </w:rPr>
-        <w:t xml:space="preserve"> </w:t>
-      </w:r>
-      <w:r>
-        <w:rPr>
-          <w:lang w:eastAsia="ko-KR"/>
-        </w:rPr>
-        <w:t>있는</w:t>
-      </w:r>
-      <w:r>
-        <w:rPr>
-          <w:lang w:eastAsia="ko-KR"/>
-        </w:rPr>
-        <w:t xml:space="preserve"> CRM </w:t>
-      </w:r>
-      <w:r>
-        <w:rPr>
-          <w:lang w:eastAsia="ko-KR"/>
-        </w:rPr>
-        <w:t>전략으로</w:t>
-      </w:r>
-      <w:r>
-        <w:rPr>
-          <w:lang w:eastAsia="ko-KR"/>
-        </w:rPr>
-        <w:t xml:space="preserve"> </w:t>
-      </w:r>
-      <w:r>
-        <w:rPr>
-          <w:lang w:eastAsia="ko-KR"/>
-        </w:rPr>
-        <w:t>연결</w:t>
-      </w:r>
-      <w:r>
-        <w:rPr>
-          <w:lang w:eastAsia="ko-KR"/>
-        </w:rPr>
-        <w:t>.</w:t>
+        <w:t>해당 고객의 행동을 변화시킬 수 있는 CRM 전략으로 연결.</w:t>
       </w:r>
     </w:p>
     <w:p>
@@ -1471,21 +441,7 @@
           <w:b/>
           <w:lang w:eastAsia="ko-KR"/>
         </w:rPr>
-        <w:t>핵심</w:t>
-      </w:r>
-      <w:r>
-        <w:rPr>
-          <w:b/>
-          <w:lang w:eastAsia="ko-KR"/>
-        </w:rPr>
-        <w:t xml:space="preserve"> </w:t>
-      </w:r>
-      <w:r>
-        <w:rPr>
-          <w:b/>
-          <w:lang w:eastAsia="ko-KR"/>
-        </w:rPr>
-        <w:t>방향</w:t>
+        <w:t>핵심 방향</w:t>
       </w:r>
     </w:p>
     <w:p>
@@ -1506,91 +462,7 @@
         <w:rPr>
           <w:lang w:eastAsia="ko-KR"/>
         </w:rPr>
-        <w:t xml:space="preserve"> </w:t>
-      </w:r>
-      <w:r>
-        <w:rPr>
-          <w:lang w:eastAsia="ko-KR"/>
-        </w:rPr>
-        <w:t>고객에게</w:t>
-      </w:r>
-      <w:r>
-        <w:rPr>
-          <w:lang w:eastAsia="ko-KR"/>
-        </w:rPr>
-        <w:t xml:space="preserve"> </w:t>
-      </w:r>
-      <w:r>
-        <w:rPr>
-          <w:lang w:eastAsia="ko-KR"/>
-        </w:rPr>
-        <w:t>더</w:t>
-      </w:r>
-      <w:r>
-        <w:rPr>
-          <w:lang w:eastAsia="ko-KR"/>
-        </w:rPr>
-        <w:t xml:space="preserve"> </w:t>
-      </w:r>
-      <w:r>
-        <w:rPr>
-          <w:lang w:eastAsia="ko-KR"/>
-        </w:rPr>
-        <w:t>쓰게</w:t>
-      </w:r>
-      <w:r>
-        <w:rPr>
-          <w:lang w:eastAsia="ko-KR"/>
-        </w:rPr>
-        <w:t xml:space="preserve"> </w:t>
-      </w:r>
-      <w:r>
-        <w:rPr>
-          <w:lang w:eastAsia="ko-KR"/>
-        </w:rPr>
-        <w:t>하는</w:t>
-      </w:r>
-      <w:r>
-        <w:rPr>
-          <w:lang w:eastAsia="ko-KR"/>
-        </w:rPr>
-        <w:t xml:space="preserve"> </w:t>
-      </w:r>
-      <w:r>
-        <w:rPr>
-          <w:lang w:eastAsia="ko-KR"/>
-        </w:rPr>
-        <w:t>것이</w:t>
-      </w:r>
-      <w:r>
-        <w:rPr>
-          <w:lang w:eastAsia="ko-KR"/>
-        </w:rPr>
-        <w:t xml:space="preserve"> </w:t>
-      </w:r>
-      <w:r>
-        <w:rPr>
-          <w:lang w:eastAsia="ko-KR"/>
-        </w:rPr>
-        <w:t>핵심이</w:t>
-      </w:r>
-      <w:r>
-        <w:rPr>
-          <w:lang w:eastAsia="ko-KR"/>
-        </w:rPr>
-        <w:t xml:space="preserve"> </w:t>
-      </w:r>
-      <w:r>
-        <w:rPr>
-          <w:lang w:eastAsia="ko-KR"/>
-        </w:rPr>
-        <w:t>아님</w:t>
-      </w:r>
-      <w:r>
-        <w:rPr>
-          <w:lang w:eastAsia="ko-KR"/>
-        </w:rPr>
-        <w:t>.</w:t>
+        <w:t xml:space="preserve"> 고객에게 더 쓰게 하는 것이 핵심이 아님.</w:t>
       </w:r>
       <w:r>
         <w:rPr>
@@ -1610,43 +482,7 @@
         <w:rPr>
           <w:lang w:eastAsia="ko-KR"/>
         </w:rPr>
-        <w:t xml:space="preserve"> </w:t>
-      </w:r>
-      <w:r>
-        <w:rPr>
-          <w:lang w:eastAsia="ko-KR"/>
-        </w:rPr>
-        <w:t>고객은</w:t>
-      </w:r>
-      <w:r>
-        <w:rPr>
-          <w:lang w:eastAsia="ko-KR"/>
-        </w:rPr>
-        <w:t xml:space="preserve"> </w:t>
-      </w:r>
-      <w:r>
-        <w:rPr>
-          <w:lang w:eastAsia="ko-KR"/>
-        </w:rPr>
-        <w:t>어떻게</w:t>
-      </w:r>
-      <w:r>
-        <w:rPr>
-          <w:lang w:eastAsia="ko-KR"/>
-        </w:rPr>
-        <w:t xml:space="preserve"> </w:t>
-      </w:r>
-      <w:r>
-        <w:rPr>
-          <w:lang w:eastAsia="ko-KR"/>
-        </w:rPr>
-        <w:t>여행하는가</w:t>
-      </w:r>
-      <w:r>
-        <w:rPr>
-          <w:lang w:eastAsia="ko-KR"/>
-        </w:rPr>
-        <w:t xml:space="preserve"> → </w:t>
+        <w:t xml:space="preserve"> 고객은 어떻게 여행하는가 → </w:t>
       </w:r>
       <w:proofErr w:type="spellStart"/>
       <w:r>
@@ -1660,55 +496,21 @@
         <w:rPr>
           <w:lang w:eastAsia="ko-KR"/>
         </w:rPr>
-        <w:t xml:space="preserve"> </w:t>
-      </w:r>
-      <w:r>
-        <w:rPr>
-          <w:lang w:eastAsia="ko-KR"/>
-        </w:rPr>
-        <w:t>고객과</w:t>
-      </w:r>
-      <w:r>
-        <w:rPr>
-          <w:lang w:eastAsia="ko-KR"/>
-        </w:rPr>
-        <w:t xml:space="preserve"> </w:t>
-      </w:r>
-      <w:r>
-        <w:rPr>
-          <w:lang w:eastAsia="ko-KR"/>
-        </w:rPr>
-        <w:t>무엇이</w:t>
-      </w:r>
-      <w:r>
-        <w:rPr>
-          <w:lang w:eastAsia="ko-KR"/>
-        </w:rPr>
-        <w:t xml:space="preserve"> </w:t>
-      </w:r>
+        <w:t xml:space="preserve"> 고객과 무엇이 </w:t>
+      </w:r>
+      <w:proofErr w:type="spellStart"/>
       <w:r>
         <w:rPr>
           <w:lang w:eastAsia="ko-KR"/>
         </w:rPr>
         <w:t>다른가</w:t>
       </w:r>
-      <w:r>
-        <w:rPr>
-          <w:lang w:eastAsia="ko-KR"/>
-        </w:rPr>
-        <w:t xml:space="preserve"> → </w:t>
-      </w:r>
-      <w:r>
-        <w:rPr>
-          <w:lang w:eastAsia="ko-KR"/>
-        </w:rPr>
-        <w:t>어떤</w:t>
-      </w:r>
-      <w:r>
-        <w:rPr>
-          <w:lang w:eastAsia="ko-KR"/>
-        </w:rPr>
-        <w:t xml:space="preserve"> </w:t>
+      <w:proofErr w:type="spellEnd"/>
+      <w:r>
+        <w:rPr>
+          <w:lang w:eastAsia="ko-KR"/>
+        </w:rPr>
+        <w:t xml:space="preserve"> → 어떤 </w:t>
       </w:r>
       <w:proofErr w:type="spellStart"/>
       <w:r>
@@ -1722,19 +524,7 @@
         <w:rPr>
           <w:lang w:eastAsia="ko-KR"/>
         </w:rPr>
-        <w:t xml:space="preserve"> </w:t>
-      </w:r>
-      <w:r>
-        <w:rPr>
-          <w:lang w:eastAsia="ko-KR"/>
-        </w:rPr>
-        <w:t>고객이</w:t>
-      </w:r>
-      <w:r>
-        <w:rPr>
-          <w:lang w:eastAsia="ko-KR"/>
-        </w:rPr>
-        <w:t xml:space="preserve"> </w:t>
+        <w:t xml:space="preserve"> 고객이 </w:t>
       </w:r>
       <w:proofErr w:type="spellStart"/>
       <w:r>
@@ -1748,131 +538,21 @@
         <w:rPr>
           <w:lang w:eastAsia="ko-KR"/>
         </w:rPr>
-        <w:t xml:space="preserve"> </w:t>
-      </w:r>
-      <w:r>
-        <w:rPr>
-          <w:lang w:eastAsia="ko-KR"/>
-        </w:rPr>
-        <w:t>고객과</w:t>
-      </w:r>
-      <w:r>
-        <w:rPr>
-          <w:lang w:eastAsia="ko-KR"/>
-        </w:rPr>
-        <w:t xml:space="preserve"> </w:t>
+        <w:t xml:space="preserve"> 고객과 유사한가 → 어떤 행동을 유도하면 </w:t>
       </w:r>
       <w:proofErr w:type="spellStart"/>
       <w:r>
         <w:rPr>
           <w:lang w:eastAsia="ko-KR"/>
         </w:rPr>
-        <w:t>유사한가</w:t>
+        <w:t>고가치</w:t>
       </w:r>
       <w:proofErr w:type="spellEnd"/>
       <w:r>
         <w:rPr>
           <w:lang w:eastAsia="ko-KR"/>
         </w:rPr>
-        <w:t xml:space="preserve"> → </w:t>
-      </w:r>
-      <w:r>
-        <w:rPr>
-          <w:lang w:eastAsia="ko-KR"/>
-        </w:rPr>
-        <w:t>어떤</w:t>
-      </w:r>
-      <w:r>
-        <w:rPr>
-          <w:lang w:eastAsia="ko-KR"/>
-        </w:rPr>
-        <w:t xml:space="preserve"> </w:t>
-      </w:r>
-      <w:r>
-        <w:rPr>
-          <w:lang w:eastAsia="ko-KR"/>
-        </w:rPr>
-        <w:t>행동을</w:t>
-      </w:r>
-      <w:r>
-        <w:rPr>
-          <w:lang w:eastAsia="ko-KR"/>
-        </w:rPr>
-        <w:t xml:space="preserve"> </w:t>
-      </w:r>
-      <w:r>
-        <w:rPr>
-          <w:lang w:eastAsia="ko-KR"/>
-        </w:rPr>
-        <w:t>유도하면</w:t>
-      </w:r>
-      <w:r>
-        <w:rPr>
-          <w:lang w:eastAsia="ko-KR"/>
-        </w:rPr>
-        <w:t xml:space="preserve"> </w:t>
-      </w:r>
-      <w:proofErr w:type="spellStart"/>
-      <w:r>
-        <w:rPr>
-          <w:lang w:eastAsia="ko-KR"/>
-        </w:rPr>
-        <w:t>고가치</w:t>
-      </w:r>
-      <w:proofErr w:type="spellEnd"/>
-      <w:r>
-        <w:rPr>
-          <w:lang w:eastAsia="ko-KR"/>
-        </w:rPr>
-        <w:t xml:space="preserve"> </w:t>
-      </w:r>
-      <w:r>
-        <w:rPr>
-          <w:lang w:eastAsia="ko-KR"/>
-        </w:rPr>
-        <w:t>고객으로</w:t>
-      </w:r>
-      <w:r>
-        <w:rPr>
-          <w:lang w:eastAsia="ko-KR"/>
-        </w:rPr>
-        <w:t xml:space="preserve"> </w:t>
-      </w:r>
-      <w:r>
-        <w:rPr>
-          <w:lang w:eastAsia="ko-KR"/>
-        </w:rPr>
-        <w:t>성장할</w:t>
-      </w:r>
-      <w:r>
-        <w:rPr>
-          <w:lang w:eastAsia="ko-KR"/>
-        </w:rPr>
-        <w:t xml:space="preserve"> </w:t>
-      </w:r>
-      <w:r>
-        <w:rPr>
-          <w:lang w:eastAsia="ko-KR"/>
-        </w:rPr>
-        <w:t>수</w:t>
-      </w:r>
-      <w:r>
-        <w:rPr>
-          <w:lang w:eastAsia="ko-KR"/>
-        </w:rPr>
-        <w:t xml:space="preserve"> </w:t>
-      </w:r>
-      <w:r>
-        <w:rPr>
-          <w:lang w:eastAsia="ko-KR"/>
-        </w:rPr>
-        <w:t>있는가</w:t>
-      </w:r>
-      <w:r>
-        <w:rPr>
-          <w:lang w:eastAsia="ko-KR"/>
-        </w:rPr>
-        <w:t>.</w:t>
+        <w:t xml:space="preserve"> 고객으로 성장할 수 있는가.</w:t>
       </w:r>
     </w:p>
     <w:p>
@@ -1904,9 +584,11 @@
       <w:r>
         <w:t xml:space="preserve"> </w:t>
       </w:r>
+      <w:proofErr w:type="spellStart"/>
       <w:r>
         <w:t>내용</w:t>
       </w:r>
+      <w:proofErr w:type="spellEnd"/>
     </w:p>
     <w:p>
       <w:pPr>
@@ -1927,19 +609,7 @@
         <w:rPr>
           <w:lang w:eastAsia="ko-KR"/>
         </w:rPr>
-        <w:t xml:space="preserve"> </w:t>
-      </w:r>
-      <w:r>
-        <w:rPr>
-          <w:lang w:eastAsia="ko-KR"/>
-        </w:rPr>
-        <w:t>고객과</w:t>
-      </w:r>
-      <w:r>
-        <w:rPr>
-          <w:lang w:eastAsia="ko-KR"/>
-        </w:rPr>
-        <w:t xml:space="preserve"> </w:t>
+        <w:t xml:space="preserve"> 고객과 </w:t>
       </w:r>
       <w:proofErr w:type="spellStart"/>
       <w:r>
@@ -1953,55 +623,7 @@
         <w:rPr>
           <w:lang w:eastAsia="ko-KR"/>
         </w:rPr>
-        <w:t xml:space="preserve"> </w:t>
-      </w:r>
-      <w:r>
-        <w:rPr>
-          <w:lang w:eastAsia="ko-KR"/>
-        </w:rPr>
-        <w:t>고객의</w:t>
-      </w:r>
-      <w:r>
-        <w:rPr>
-          <w:lang w:eastAsia="ko-KR"/>
-        </w:rPr>
-        <w:t xml:space="preserve"> </w:t>
-      </w:r>
-      <w:r>
-        <w:rPr>
-          <w:lang w:eastAsia="ko-KR"/>
-        </w:rPr>
-        <w:t>여행</w:t>
-      </w:r>
-      <w:r>
-        <w:rPr>
-          <w:lang w:eastAsia="ko-KR"/>
-        </w:rPr>
-        <w:t xml:space="preserve"> </w:t>
-      </w:r>
-      <w:r>
-        <w:rPr>
-          <w:lang w:eastAsia="ko-KR"/>
-        </w:rPr>
-        <w:t>횟수</w:t>
-      </w:r>
-      <w:r>
-        <w:rPr>
-          <w:lang w:eastAsia="ko-KR"/>
-        </w:rPr>
-        <w:t xml:space="preserve"> </w:t>
-      </w:r>
-      <w:r>
-        <w:rPr>
-          <w:lang w:eastAsia="ko-KR"/>
-        </w:rPr>
-        <w:t>비교</w:t>
-      </w:r>
-      <w:r>
-        <w:rPr>
-          <w:lang w:eastAsia="ko-KR"/>
-        </w:rPr>
-        <w:t>.</w:t>
+        <w:t xml:space="preserve"> 고객의 여행 횟수 비교.</w:t>
       </w:r>
     </w:p>
     <w:p>
@@ -2015,61 +637,7 @@
         <w:rPr>
           <w:lang w:eastAsia="ko-KR"/>
         </w:rPr>
-        <w:t>여행</w:t>
-      </w:r>
-      <w:r>
-        <w:rPr>
-          <w:lang w:eastAsia="ko-KR"/>
-        </w:rPr>
-        <w:t xml:space="preserve"> </w:t>
-      </w:r>
-      <w:r>
-        <w:rPr>
-          <w:lang w:eastAsia="ko-KR"/>
-        </w:rPr>
-        <w:t>기간</w:t>
-      </w:r>
-      <w:r>
-        <w:rPr>
-          <w:lang w:eastAsia="ko-KR"/>
-        </w:rPr>
-        <w:t xml:space="preserve"> </w:t>
-      </w:r>
-      <w:r>
-        <w:rPr>
-          <w:lang w:eastAsia="ko-KR"/>
-        </w:rPr>
-        <w:t>및</w:t>
-      </w:r>
-      <w:r>
-        <w:rPr>
-          <w:lang w:eastAsia="ko-KR"/>
-        </w:rPr>
-        <w:t xml:space="preserve"> </w:t>
-      </w:r>
-      <w:r>
-        <w:rPr>
-          <w:lang w:eastAsia="ko-KR"/>
-        </w:rPr>
-        <w:t>체류시간</w:t>
-      </w:r>
-      <w:r>
-        <w:rPr>
-          <w:lang w:eastAsia="ko-KR"/>
-        </w:rPr>
-        <w:t xml:space="preserve"> </w:t>
-      </w:r>
-      <w:r>
-        <w:rPr>
-          <w:lang w:eastAsia="ko-KR"/>
-        </w:rPr>
-        <w:t>비교</w:t>
-      </w:r>
-      <w:r>
-        <w:rPr>
-          <w:lang w:eastAsia="ko-KR"/>
-        </w:rPr>
-        <w:t>.</w:t>
+        <w:t>여행 기간 및 체류시간 비교.</w:t>
       </w:r>
     </w:p>
     <w:p>
@@ -2079,81 +647,11 @@
           <w:lang w:eastAsia="ko-KR"/>
         </w:rPr>
       </w:pPr>
-      <w:proofErr w:type="spellStart"/>
-      <w:r>
-        <w:rPr>
-          <w:lang w:eastAsia="ko-KR"/>
-        </w:rPr>
-        <w:t>방문지</w:t>
-      </w:r>
-      <w:proofErr w:type="spellEnd"/>
-      <w:r>
-        <w:rPr>
-          <w:lang w:eastAsia="ko-KR"/>
-        </w:rPr>
-        <w:t xml:space="preserve"> </w:t>
-      </w:r>
-      <w:r>
-        <w:rPr>
-          <w:lang w:eastAsia="ko-KR"/>
-        </w:rPr>
-        <w:t>수</w:t>
-      </w:r>
-      <w:r>
-        <w:rPr>
-          <w:lang w:eastAsia="ko-KR"/>
-        </w:rPr>
-        <w:t xml:space="preserve"> </w:t>
-      </w:r>
-      <w:r>
-        <w:rPr>
-          <w:lang w:eastAsia="ko-KR"/>
-        </w:rPr>
-        <w:t>및</w:t>
-      </w:r>
-      <w:r>
-        <w:rPr>
-          <w:lang w:eastAsia="ko-KR"/>
-        </w:rPr>
-        <w:t xml:space="preserve"> </w:t>
-      </w:r>
-      <w:proofErr w:type="spellStart"/>
-      <w:r>
-        <w:rPr>
-          <w:lang w:eastAsia="ko-KR"/>
-        </w:rPr>
-        <w:t>방문지</w:t>
-      </w:r>
-      <w:proofErr w:type="spellEnd"/>
-      <w:r>
-        <w:rPr>
-          <w:lang w:eastAsia="ko-KR"/>
-        </w:rPr>
-        <w:t xml:space="preserve"> </w:t>
-      </w:r>
-      <w:r>
-        <w:rPr>
-          <w:lang w:eastAsia="ko-KR"/>
-        </w:rPr>
-        <w:t>다양성</w:t>
-      </w:r>
-      <w:r>
-        <w:rPr>
-          <w:lang w:eastAsia="ko-KR"/>
-        </w:rPr>
-        <w:t xml:space="preserve"> </w:t>
-      </w:r>
-      <w:r>
-        <w:rPr>
-          <w:lang w:eastAsia="ko-KR"/>
-        </w:rPr>
-        <w:t>비교</w:t>
-      </w:r>
-      <w:r>
-        <w:rPr>
-          <w:lang w:eastAsia="ko-KR"/>
-        </w:rPr>
-        <w:t>.</w:t>
+      <w:r>
+        <w:rPr>
+          <w:lang w:eastAsia="ko-KR"/>
+        </w:rPr>
+        <w:t>방문지 수 및 방문지 다양성 비교.</w:t>
       </w:r>
     </w:p>
     <w:p>
@@ -2167,85 +665,7 @@
         <w:rPr>
           <w:lang w:eastAsia="ko-KR"/>
         </w:rPr>
-        <w:t>숙박</w:t>
-      </w:r>
-      <w:r>
-        <w:rPr>
-          <w:lang w:eastAsia="ko-KR"/>
-        </w:rPr>
-        <w:t xml:space="preserve"> </w:t>
-      </w:r>
-      <w:r>
-        <w:rPr>
-          <w:lang w:eastAsia="ko-KR"/>
-        </w:rPr>
-        <w:t>여행</w:t>
-      </w:r>
-      <w:r>
-        <w:rPr>
-          <w:lang w:eastAsia="ko-KR"/>
-        </w:rPr>
-        <w:t xml:space="preserve"> </w:t>
-      </w:r>
-      <w:r>
-        <w:rPr>
-          <w:lang w:eastAsia="ko-KR"/>
-        </w:rPr>
-        <w:t>비율</w:t>
-      </w:r>
-      <w:r>
-        <w:rPr>
-          <w:lang w:eastAsia="ko-KR"/>
-        </w:rPr>
-        <w:t xml:space="preserve"> </w:t>
-      </w:r>
-      <w:r>
-        <w:rPr>
-          <w:lang w:eastAsia="ko-KR"/>
-        </w:rPr>
-        <w:t>및</w:t>
-      </w:r>
-      <w:r>
-        <w:rPr>
-          <w:lang w:eastAsia="ko-KR"/>
-        </w:rPr>
-        <w:t xml:space="preserve"> </w:t>
-      </w:r>
-      <w:r>
-        <w:rPr>
-          <w:lang w:eastAsia="ko-KR"/>
-        </w:rPr>
-        <w:t>숙박</w:t>
-      </w:r>
-      <w:r>
-        <w:rPr>
-          <w:lang w:eastAsia="ko-KR"/>
-        </w:rPr>
-        <w:t xml:space="preserve"> </w:t>
-      </w:r>
-      <w:r>
-        <w:rPr>
-          <w:lang w:eastAsia="ko-KR"/>
-        </w:rPr>
-        <w:t>유형</w:t>
-      </w:r>
-      <w:r>
-        <w:rPr>
-          <w:lang w:eastAsia="ko-KR"/>
-        </w:rPr>
-        <w:t xml:space="preserve"> </w:t>
-      </w:r>
-      <w:r>
-        <w:rPr>
-          <w:lang w:eastAsia="ko-KR"/>
-        </w:rPr>
-        <w:t>비교</w:t>
-      </w:r>
-      <w:r>
-        <w:rPr>
-          <w:lang w:eastAsia="ko-KR"/>
-        </w:rPr>
-        <w:t>.</w:t>
+        <w:t>숙박 여행 비율 및 숙박 유형 비교.</w:t>
       </w:r>
     </w:p>
     <w:p>
@@ -2259,74 +679,7 @@
         <w:rPr>
           <w:lang w:eastAsia="ko-KR"/>
         </w:rPr>
-        <w:lastRenderedPageBreak/>
-        <w:t>활동</w:t>
-      </w:r>
-      <w:r>
-        <w:rPr>
-          <w:lang w:eastAsia="ko-KR"/>
-        </w:rPr>
-        <w:t xml:space="preserve"> </w:t>
-      </w:r>
-      <w:r>
-        <w:rPr>
-          <w:lang w:eastAsia="ko-KR"/>
-        </w:rPr>
-        <w:t>종류</w:t>
-      </w:r>
-      <w:r>
-        <w:rPr>
-          <w:lang w:eastAsia="ko-KR"/>
-        </w:rPr>
-        <w:t xml:space="preserve"> </w:t>
-      </w:r>
-      <w:r>
-        <w:rPr>
-          <w:lang w:eastAsia="ko-KR"/>
-        </w:rPr>
-        <w:t>및</w:t>
-      </w:r>
-      <w:r>
-        <w:rPr>
-          <w:lang w:eastAsia="ko-KR"/>
-        </w:rPr>
-        <w:t xml:space="preserve"> </w:t>
-      </w:r>
-      <w:r>
-        <w:rPr>
-          <w:lang w:eastAsia="ko-KR"/>
-        </w:rPr>
-        <w:t>활동</w:t>
-      </w:r>
-      <w:r>
-        <w:rPr>
-          <w:lang w:eastAsia="ko-KR"/>
-        </w:rPr>
-        <w:t xml:space="preserve"> </w:t>
-      </w:r>
-      <w:r>
-        <w:rPr>
-          <w:lang w:eastAsia="ko-KR"/>
-        </w:rPr>
-        <w:t>다양성</w:t>
-      </w:r>
-      <w:r>
-        <w:rPr>
-          <w:lang w:eastAsia="ko-KR"/>
-        </w:rPr>
-        <w:t xml:space="preserve"> </w:t>
-      </w:r>
-      <w:r>
-        <w:rPr>
-          <w:lang w:eastAsia="ko-KR"/>
-        </w:rPr>
-        <w:t>비교</w:t>
-      </w:r>
-      <w:r>
-        <w:rPr>
-          <w:lang w:eastAsia="ko-KR"/>
-        </w:rPr>
-        <w:t>.</w:t>
+        <w:t>활동 종류 및 활동 다양성 비교.</w:t>
       </w:r>
     </w:p>
     <w:p>
@@ -2340,73 +693,8 @@
         <w:rPr>
           <w:lang w:eastAsia="ko-KR"/>
         </w:rPr>
-        <w:t>여행</w:t>
-      </w:r>
-      <w:r>
-        <w:rPr>
-          <w:lang w:eastAsia="ko-KR"/>
-        </w:rPr>
-        <w:t xml:space="preserve"> </w:t>
-      </w:r>
-      <w:r>
-        <w:rPr>
-          <w:lang w:eastAsia="ko-KR"/>
-        </w:rPr>
-        <w:t>목적</w:t>
-      </w:r>
-      <w:r>
-        <w:rPr>
-          <w:lang w:eastAsia="ko-KR"/>
-        </w:rPr>
-        <w:t xml:space="preserve"> </w:t>
-      </w:r>
-      <w:r>
-        <w:rPr>
-          <w:lang w:eastAsia="ko-KR"/>
-        </w:rPr>
-        <w:t>및</w:t>
-      </w:r>
-      <w:r>
-        <w:rPr>
-          <w:lang w:eastAsia="ko-KR"/>
-        </w:rPr>
-        <w:t xml:space="preserve"> </w:t>
-      </w:r>
-      <w:r>
-        <w:rPr>
-          <w:lang w:eastAsia="ko-KR"/>
-        </w:rPr>
-        <w:t>여행</w:t>
-      </w:r>
-      <w:r>
-        <w:rPr>
-          <w:lang w:eastAsia="ko-KR"/>
-        </w:rPr>
-        <w:t xml:space="preserve"> </w:t>
-      </w:r>
-      <w:r>
-        <w:rPr>
-          <w:lang w:eastAsia="ko-KR"/>
-        </w:rPr>
-        <w:t>성향</w:t>
-      </w:r>
-      <w:r>
-        <w:rPr>
-          <w:lang w:eastAsia="ko-KR"/>
-        </w:rPr>
-        <w:t xml:space="preserve"> </w:t>
-      </w:r>
-      <w:r>
-        <w:rPr>
-          <w:lang w:eastAsia="ko-KR"/>
-        </w:rPr>
-        <w:t>비교</w:t>
-      </w:r>
-      <w:r>
-        <w:rPr>
-          <w:lang w:eastAsia="ko-KR"/>
-        </w:rPr>
-        <w:t>.</w:t>
+        <w:lastRenderedPageBreak/>
+        <w:t>여행 목적 및 여행 성향 비교.</w:t>
       </w:r>
     </w:p>
     <w:p>
@@ -2420,63 +708,7 @@
         <w:rPr>
           <w:lang w:eastAsia="ko-KR"/>
         </w:rPr>
-        <w:t>동반</w:t>
-      </w:r>
-      <w:r>
-        <w:rPr>
-          <w:lang w:eastAsia="ko-KR"/>
-        </w:rPr>
-        <w:t xml:space="preserve"> </w:t>
-      </w:r>
-      <w:r>
-        <w:rPr>
-          <w:lang w:eastAsia="ko-KR"/>
-        </w:rPr>
-        <w:t>형태</w:t>
-      </w:r>
-      <w:r>
-        <w:rPr>
-          <w:lang w:eastAsia="ko-KR"/>
-        </w:rPr>
-        <w:t xml:space="preserve"> </w:t>
-      </w:r>
-      <w:r>
-        <w:rPr>
-          <w:lang w:eastAsia="ko-KR"/>
-        </w:rPr>
-        <w:t>및</w:t>
-      </w:r>
-      <w:r>
-        <w:rPr>
-          <w:lang w:eastAsia="ko-KR"/>
-        </w:rPr>
-        <w:t xml:space="preserve"> </w:t>
-      </w:r>
-      <w:proofErr w:type="spellStart"/>
-      <w:r>
-        <w:rPr>
-          <w:lang w:eastAsia="ko-KR"/>
-        </w:rPr>
-        <w:t>동반인원</w:t>
-      </w:r>
-      <w:proofErr w:type="spellEnd"/>
-      <w:r>
-        <w:rPr>
-          <w:lang w:eastAsia="ko-KR"/>
-        </w:rPr>
-        <w:t xml:space="preserve"> </w:t>
-      </w:r>
-      <w:r>
-        <w:rPr>
-          <w:lang w:eastAsia="ko-KR"/>
-        </w:rPr>
-        <w:t>비교</w:t>
-      </w:r>
-      <w:r>
-        <w:rPr>
-          <w:lang w:eastAsia="ko-KR"/>
-        </w:rPr>
-        <w:t>.</w:t>
+        <w:t>동반 형태 및 동반인원 비교.</w:t>
       </w:r>
     </w:p>
     <w:p>
@@ -2490,53 +722,7 @@
         <w:rPr>
           <w:lang w:eastAsia="ko-KR"/>
         </w:rPr>
-        <w:t>만족도</w:t>
-      </w:r>
-      <w:r>
-        <w:rPr>
-          <w:lang w:eastAsia="ko-KR"/>
-        </w:rPr>
-        <w:t xml:space="preserve">, </w:t>
-      </w:r>
-      <w:proofErr w:type="spellStart"/>
-      <w:r>
-        <w:rPr>
-          <w:lang w:eastAsia="ko-KR"/>
-        </w:rPr>
-        <w:t>재방문의향</w:t>
-      </w:r>
-      <w:proofErr w:type="spellEnd"/>
-      <w:r>
-        <w:rPr>
-          <w:lang w:eastAsia="ko-KR"/>
-        </w:rPr>
-        <w:t xml:space="preserve">, </w:t>
-      </w:r>
-      <w:proofErr w:type="spellStart"/>
-      <w:r>
-        <w:rPr>
-          <w:lang w:eastAsia="ko-KR"/>
-        </w:rPr>
-        <w:t>추천의향</w:t>
-      </w:r>
-      <w:proofErr w:type="spellEnd"/>
-      <w:r>
-        <w:rPr>
-          <w:lang w:eastAsia="ko-KR"/>
-        </w:rPr>
-        <w:t xml:space="preserve"> </w:t>
-      </w:r>
-      <w:r>
-        <w:rPr>
-          <w:lang w:eastAsia="ko-KR"/>
-        </w:rPr>
-        <w:t>비교</w:t>
-      </w:r>
-      <w:r>
-        <w:rPr>
-          <w:lang w:eastAsia="ko-KR"/>
-        </w:rPr>
-        <w:t>.</w:t>
+        <w:t>만족도, 재방문의향, 추천의향 비교.</w:t>
       </w:r>
     </w:p>
     <w:p>
@@ -2546,115 +732,11 @@
           <w:lang w:eastAsia="ko-KR"/>
         </w:rPr>
       </w:pPr>
-      <w:proofErr w:type="spellStart"/>
-      <w:r>
-        <w:rPr>
-          <w:lang w:eastAsia="ko-KR"/>
-        </w:rPr>
-        <w:t>총지출뿐</w:t>
-      </w:r>
-      <w:proofErr w:type="spellEnd"/>
-      <w:r>
-        <w:rPr>
-          <w:lang w:eastAsia="ko-KR"/>
-        </w:rPr>
-        <w:t xml:space="preserve"> </w:t>
-      </w:r>
-      <w:r>
-        <w:rPr>
-          <w:lang w:eastAsia="ko-KR"/>
-        </w:rPr>
-        <w:t>아니라</w:t>
-      </w:r>
-      <w:r>
-        <w:rPr>
-          <w:lang w:eastAsia="ko-KR"/>
-        </w:rPr>
-        <w:t xml:space="preserve"> </w:t>
-      </w:r>
-      <w:r>
-        <w:rPr>
-          <w:lang w:eastAsia="ko-KR"/>
-        </w:rPr>
-        <w:t>여행</w:t>
-      </w:r>
-      <w:r>
-        <w:rPr>
-          <w:lang w:eastAsia="ko-KR"/>
-        </w:rPr>
-        <w:t xml:space="preserve"> 1</w:t>
-      </w:r>
-      <w:r>
-        <w:rPr>
-          <w:lang w:eastAsia="ko-KR"/>
-        </w:rPr>
-        <w:t>회당</w:t>
-      </w:r>
-      <w:r>
-        <w:rPr>
-          <w:lang w:eastAsia="ko-KR"/>
-        </w:rPr>
-        <w:t xml:space="preserve"> </w:t>
-      </w:r>
-      <w:r>
-        <w:rPr>
-          <w:lang w:eastAsia="ko-KR"/>
-        </w:rPr>
-        <w:t>지출</w:t>
-      </w:r>
-      <w:r>
-        <w:rPr>
-          <w:lang w:eastAsia="ko-KR"/>
-        </w:rPr>
-        <w:t>, 1</w:t>
-      </w:r>
-      <w:r>
-        <w:rPr>
-          <w:lang w:eastAsia="ko-KR"/>
-        </w:rPr>
-        <w:t>일당</w:t>
-      </w:r>
-      <w:r>
-        <w:rPr>
-          <w:lang w:eastAsia="ko-KR"/>
-        </w:rPr>
-        <w:t xml:space="preserve"> </w:t>
-      </w:r>
-      <w:r>
-        <w:rPr>
-          <w:lang w:eastAsia="ko-KR"/>
-        </w:rPr>
-        <w:t>지출</w:t>
-      </w:r>
-      <w:r>
-        <w:rPr>
-          <w:lang w:eastAsia="ko-KR"/>
-        </w:rPr>
-        <w:t xml:space="preserve"> </w:t>
-      </w:r>
-      <w:r>
-        <w:rPr>
-          <w:lang w:eastAsia="ko-KR"/>
-        </w:rPr>
-        <w:t>등</w:t>
-      </w:r>
-      <w:r>
-        <w:rPr>
-          <w:lang w:eastAsia="ko-KR"/>
-        </w:rPr>
-        <w:t xml:space="preserve"> </w:t>
-      </w:r>
-      <w:r>
-        <w:rPr>
-          <w:lang w:eastAsia="ko-KR"/>
-        </w:rPr>
-        <w:t>비교</w:t>
-      </w:r>
-      <w:r>
-        <w:rPr>
-          <w:lang w:eastAsia="ko-KR"/>
-        </w:rPr>
-        <w:t>.</w:t>
+      <w:r>
+        <w:rPr>
+          <w:lang w:eastAsia="ko-KR"/>
+        </w:rPr>
+        <w:t>총지출뿐 아니라 여행 1회당 지출, 1일당 지출 등 비교.</w:t>
       </w:r>
     </w:p>
     <w:p>
@@ -2689,67 +771,47 @@
         <w:rPr>
           <w:lang w:eastAsia="ko-KR"/>
         </w:rPr>
+        <w:t xml:space="preserve"> 고객을 총지출 기준으로 정의한 후 '</w:t>
+      </w:r>
+      <w:proofErr w:type="spellStart"/>
+      <w:r>
+        <w:rPr>
+          <w:lang w:eastAsia="ko-KR"/>
+        </w:rPr>
+        <w:t>고가치</w:t>
+      </w:r>
+      <w:proofErr w:type="spellEnd"/>
+      <w:r>
+        <w:rPr>
+          <w:lang w:eastAsia="ko-KR"/>
+        </w:rPr>
+        <w:t xml:space="preserve"> 고객의 지출이 높다'</w:t>
+      </w:r>
+      <w:proofErr w:type="spellStart"/>
+      <w:r>
+        <w:rPr>
+          <w:lang w:eastAsia="ko-KR"/>
+        </w:rPr>
+        <w:t>를</w:t>
+      </w:r>
+      <w:proofErr w:type="spellEnd"/>
+      <w:r>
+        <w:rPr>
+          <w:lang w:eastAsia="ko-KR"/>
+        </w:rPr>
+        <w:t xml:space="preserve"> 주요 결과로 제시하면 의미가 없음.</w:t>
+      </w:r>
+      <w:r>
+        <w:rPr>
+          <w:lang w:eastAsia="ko-KR"/>
+        </w:rPr>
         <w:t xml:space="preserve"> </w:t>
       </w:r>
       <w:r>
         <w:rPr>
           <w:lang w:eastAsia="ko-KR"/>
         </w:rPr>
-        <w:t>고객을</w:t>
-      </w:r>
-      <w:r>
-        <w:rPr>
-          <w:lang w:eastAsia="ko-KR"/>
-        </w:rPr>
-        <w:t xml:space="preserve"> </w:t>
-      </w:r>
-      <w:r>
-        <w:rPr>
-          <w:lang w:eastAsia="ko-KR"/>
-        </w:rPr>
-        <w:t>총지출</w:t>
-      </w:r>
-      <w:r>
-        <w:rPr>
-          <w:lang w:eastAsia="ko-KR"/>
-        </w:rPr>
-        <w:t xml:space="preserve"> </w:t>
-      </w:r>
-      <w:r>
-        <w:rPr>
-          <w:lang w:eastAsia="ko-KR"/>
-        </w:rPr>
-        <w:t>기준으로</w:t>
-      </w:r>
-      <w:r>
-        <w:rPr>
-          <w:lang w:eastAsia="ko-KR"/>
-        </w:rPr>
-        <w:t xml:space="preserve"> </w:t>
-      </w:r>
-      <w:r>
-        <w:rPr>
-          <w:lang w:eastAsia="ko-KR"/>
-        </w:rPr>
-        <w:t>정의한</w:t>
-      </w:r>
-      <w:r>
-        <w:rPr>
-          <w:lang w:eastAsia="ko-KR"/>
-        </w:rPr>
-        <w:t xml:space="preserve"> </w:t>
-      </w:r>
-      <w:r>
-        <w:rPr>
-          <w:lang w:eastAsia="ko-KR"/>
-        </w:rPr>
-        <w:t>후</w:t>
-      </w:r>
-      <w:r>
-        <w:rPr>
-          <w:lang w:eastAsia="ko-KR"/>
-        </w:rPr>
-        <w:t xml:space="preserve"> '</w:t>
+        <w:t xml:space="preserve">지출금액 외에 </w:t>
       </w:r>
       <w:proofErr w:type="spellStart"/>
       <w:r>
@@ -2763,267 +825,7 @@
         <w:rPr>
           <w:lang w:eastAsia="ko-KR"/>
         </w:rPr>
-        <w:t xml:space="preserve"> </w:t>
-      </w:r>
-      <w:r>
-        <w:rPr>
-          <w:lang w:eastAsia="ko-KR"/>
-        </w:rPr>
-        <w:t>고객의</w:t>
-      </w:r>
-      <w:r>
-        <w:rPr>
-          <w:lang w:eastAsia="ko-KR"/>
-        </w:rPr>
-        <w:t xml:space="preserve"> </w:t>
-      </w:r>
-      <w:r>
-        <w:rPr>
-          <w:lang w:eastAsia="ko-KR"/>
-        </w:rPr>
-        <w:t>지출이</w:t>
-      </w:r>
-      <w:r>
-        <w:rPr>
-          <w:lang w:eastAsia="ko-KR"/>
-        </w:rPr>
-        <w:t xml:space="preserve"> </w:t>
-      </w:r>
-      <w:r>
-        <w:rPr>
-          <w:lang w:eastAsia="ko-KR"/>
-        </w:rPr>
-        <w:t>높다</w:t>
-      </w:r>
-      <w:r>
-        <w:rPr>
-          <w:lang w:eastAsia="ko-KR"/>
-        </w:rPr>
-        <w:t>'</w:t>
-      </w:r>
-      <w:proofErr w:type="spellStart"/>
-      <w:r>
-        <w:rPr>
-          <w:lang w:eastAsia="ko-KR"/>
-        </w:rPr>
-        <w:t>를</w:t>
-      </w:r>
-      <w:proofErr w:type="spellEnd"/>
-      <w:r>
-        <w:rPr>
-          <w:lang w:eastAsia="ko-KR"/>
-        </w:rPr>
-        <w:t xml:space="preserve"> </w:t>
-      </w:r>
-      <w:r>
-        <w:rPr>
-          <w:lang w:eastAsia="ko-KR"/>
-        </w:rPr>
-        <w:t>주요</w:t>
-      </w:r>
-      <w:r>
-        <w:rPr>
-          <w:lang w:eastAsia="ko-KR"/>
-        </w:rPr>
-        <w:t xml:space="preserve"> </w:t>
-      </w:r>
-      <w:r>
-        <w:rPr>
-          <w:lang w:eastAsia="ko-KR"/>
-        </w:rPr>
-        <w:t>결과로</w:t>
-      </w:r>
-      <w:r>
-        <w:rPr>
-          <w:lang w:eastAsia="ko-KR"/>
-        </w:rPr>
-        <w:t xml:space="preserve"> </w:t>
-      </w:r>
-      <w:r>
-        <w:rPr>
-          <w:lang w:eastAsia="ko-KR"/>
-        </w:rPr>
-        <w:t>제시하면</w:t>
-      </w:r>
-      <w:r>
-        <w:rPr>
-          <w:lang w:eastAsia="ko-KR"/>
-        </w:rPr>
-        <w:t xml:space="preserve"> </w:t>
-      </w:r>
-      <w:r>
-        <w:rPr>
-          <w:lang w:eastAsia="ko-KR"/>
-        </w:rPr>
-        <w:t>의미가</w:t>
-      </w:r>
-      <w:r>
-        <w:rPr>
-          <w:lang w:eastAsia="ko-KR"/>
-        </w:rPr>
-        <w:t xml:space="preserve"> </w:t>
-      </w:r>
-      <w:r>
-        <w:rPr>
-          <w:lang w:eastAsia="ko-KR"/>
-        </w:rPr>
-        <w:t>없음</w:t>
-      </w:r>
-      <w:r>
-        <w:rPr>
-          <w:lang w:eastAsia="ko-KR"/>
-        </w:rPr>
-        <w:t>.</w:t>
-      </w:r>
-      <w:r>
-        <w:rPr>
-          <w:lang w:eastAsia="ko-KR"/>
-        </w:rPr>
-        <w:t xml:space="preserve"> </w:t>
-      </w:r>
-      <w:proofErr w:type="gramStart"/>
-      <w:r>
-        <w:rPr>
-          <w:lang w:eastAsia="ko-KR"/>
-        </w:rPr>
-        <w:t>지출금액</w:t>
-      </w:r>
-      <w:proofErr w:type="gramEnd"/>
-      <w:r>
-        <w:rPr>
-          <w:lang w:eastAsia="ko-KR"/>
-        </w:rPr>
-        <w:t xml:space="preserve"> </w:t>
-      </w:r>
-      <w:r>
-        <w:rPr>
-          <w:lang w:eastAsia="ko-KR"/>
-        </w:rPr>
-        <w:t>외에</w:t>
-      </w:r>
-      <w:r>
-        <w:rPr>
-          <w:lang w:eastAsia="ko-KR"/>
-        </w:rPr>
-        <w:t xml:space="preserve"> </w:t>
-      </w:r>
-      <w:proofErr w:type="spellStart"/>
-      <w:r>
-        <w:rPr>
-          <w:lang w:eastAsia="ko-KR"/>
-        </w:rPr>
-        <w:t>고가치</w:t>
-      </w:r>
-      <w:proofErr w:type="spellEnd"/>
-      <w:r>
-        <w:rPr>
-          <w:lang w:eastAsia="ko-KR"/>
-        </w:rPr>
-        <w:t xml:space="preserve"> </w:t>
-      </w:r>
-      <w:r>
-        <w:rPr>
-          <w:lang w:eastAsia="ko-KR"/>
-        </w:rPr>
-        <w:t>고객에게서</w:t>
-      </w:r>
-      <w:r>
-        <w:rPr>
-          <w:lang w:eastAsia="ko-KR"/>
-        </w:rPr>
-        <w:t xml:space="preserve"> </w:t>
-      </w:r>
-      <w:r>
-        <w:rPr>
-          <w:lang w:eastAsia="ko-KR"/>
-        </w:rPr>
-        <w:t>나타나</w:t>
-      </w:r>
-      <w:bookmarkStart w:id="0" w:name="_GoBack"/>
-      <w:bookmarkEnd w:id="0"/>
-      <w:r>
-        <w:rPr>
-          <w:lang w:eastAsia="ko-KR"/>
-        </w:rPr>
-        <w:t>는</w:t>
-      </w:r>
-      <w:r>
-        <w:rPr>
-          <w:lang w:eastAsia="ko-KR"/>
-        </w:rPr>
-        <w:t xml:space="preserve"> </w:t>
-      </w:r>
-      <w:r>
-        <w:rPr>
-          <w:lang w:eastAsia="ko-KR"/>
-        </w:rPr>
-        <w:t>여행</w:t>
-      </w:r>
-      <w:r>
-        <w:rPr>
-          <w:lang w:eastAsia="ko-KR"/>
-        </w:rPr>
-        <w:t xml:space="preserve"> </w:t>
-      </w:r>
-      <w:r>
-        <w:rPr>
-          <w:lang w:eastAsia="ko-KR"/>
-        </w:rPr>
-        <w:t>행동</w:t>
-      </w:r>
-      <w:r>
-        <w:rPr>
-          <w:lang w:eastAsia="ko-KR"/>
-        </w:rPr>
-        <w:t xml:space="preserve"> </w:t>
-      </w:r>
-      <w:r>
-        <w:rPr>
-          <w:lang w:eastAsia="ko-KR"/>
-        </w:rPr>
-        <w:t>특성을</w:t>
-      </w:r>
-      <w:r>
-        <w:rPr>
-          <w:lang w:eastAsia="ko-KR"/>
-        </w:rPr>
-        <w:t xml:space="preserve"> </w:t>
-      </w:r>
-      <w:r>
-        <w:rPr>
-          <w:lang w:eastAsia="ko-KR"/>
-        </w:rPr>
-        <w:t>찾는</w:t>
-      </w:r>
-      <w:r>
-        <w:rPr>
-          <w:lang w:eastAsia="ko-KR"/>
-        </w:rPr>
-        <w:t xml:space="preserve"> </w:t>
-      </w:r>
-      <w:r>
-        <w:rPr>
-          <w:lang w:eastAsia="ko-KR"/>
-        </w:rPr>
-        <w:t>것이</w:t>
-      </w:r>
-      <w:r>
-        <w:rPr>
-          <w:lang w:eastAsia="ko-KR"/>
-        </w:rPr>
-        <w:t xml:space="preserve"> </w:t>
-      </w:r>
-      <w:r>
-        <w:rPr>
-          <w:lang w:eastAsia="ko-KR"/>
-        </w:rPr>
-        <w:t>중요</w:t>
-      </w:r>
-      <w:r>
-        <w:rPr>
-          <w:lang w:eastAsia="ko-KR"/>
-        </w:rPr>
-        <w:t>.</w:t>
+        <w:t xml:space="preserve"> 고객에게서 나타나는 여행 행동 특성을 찾는 것이 중요.</w:t>
       </w:r>
     </w:p>
     <w:p>
@@ -3068,7 +870,7 @@
         <w:rPr>
           <w:lang w:eastAsia="ko-KR"/>
         </w:rPr>
-        <w:t>현재</w:t>
+        <w:t>현재 제안한 활동 중심형, 숙박 중심형, 다중 방문형은 분석 전에 최종 세그먼트로 확정하지 않는 것이 좋음.</w:t>
       </w:r>
       <w:r>
         <w:rPr>
@@ -3080,457 +882,56 @@
         <w:rPr>
           <w:lang w:eastAsia="ko-KR"/>
         </w:rPr>
-        <w:t>제안한</w:t>
-      </w:r>
-      <w:r>
-        <w:rPr>
-          <w:lang w:eastAsia="ko-KR"/>
-        </w:rPr>
-        <w:t xml:space="preserve"> </w:t>
-      </w:r>
-      <w:r>
-        <w:rPr>
-          <w:lang w:eastAsia="ko-KR"/>
-        </w:rPr>
-        <w:t>활동</w:t>
-      </w:r>
-      <w:r>
-        <w:rPr>
-          <w:lang w:eastAsia="ko-KR"/>
-        </w:rPr>
-        <w:t xml:space="preserve"> </w:t>
+        <w:t>우선 가설 또는 후보 기준으로 사용.</w:t>
+      </w:r>
+      <w:r>
+        <w:rPr>
+          <w:lang w:eastAsia="ko-KR"/>
+        </w:rPr>
+        <w:br/>
+        <w:t xml:space="preserve">실제 데이터 분석 </w:t>
+      </w:r>
+      <w:r>
+        <w:rPr>
+          <w:lang w:eastAsia="ko-KR"/>
+        </w:rPr>
+        <w:t>(</w:t>
       </w:r>
       <w:proofErr w:type="spellStart"/>
       <w:r>
         <w:rPr>
-          <w:lang w:eastAsia="ko-KR"/>
-        </w:rPr>
-        <w:t>중심형</w:t>
+          <w:rFonts w:hint="eastAsia"/>
+          <w:lang w:eastAsia="ko-KR"/>
+        </w:rPr>
+        <w:t>세그멘테이션</w:t>
       </w:r>
       <w:proofErr w:type="spellEnd"/>
       <w:r>
         <w:rPr>
-          <w:lang w:eastAsia="ko-KR"/>
-        </w:rPr>
-        <w:t xml:space="preserve">, </w:t>
-      </w:r>
-      <w:r>
-        <w:rPr>
-          <w:lang w:eastAsia="ko-KR"/>
-        </w:rPr>
-        <w:t>숙박</w:t>
-      </w:r>
-      <w:r>
-        <w:rPr>
-          <w:lang w:eastAsia="ko-KR"/>
-        </w:rPr>
-        <w:t xml:space="preserve"> </w:t>
+          <w:rFonts w:hint="eastAsia"/>
+          <w:lang w:eastAsia="ko-KR"/>
+        </w:rPr>
+        <w:t xml:space="preserve"> 분석)</w:t>
+      </w:r>
+      <w:r>
+        <w:rPr>
+          <w:lang w:eastAsia="ko-KR"/>
+        </w:rPr>
+        <w:t xml:space="preserve">후 </w:t>
       </w:r>
       <w:proofErr w:type="spellStart"/>
       <w:r>
         <w:rPr>
           <w:lang w:eastAsia="ko-KR"/>
         </w:rPr>
-        <w:t>중심형</w:t>
+        <w:t>고가치</w:t>
       </w:r>
       <w:proofErr w:type="spellEnd"/>
       <w:r>
         <w:rPr>
           <w:lang w:eastAsia="ko-KR"/>
         </w:rPr>
-        <w:t xml:space="preserve">, </w:t>
-      </w:r>
-      <w:r>
-        <w:rPr>
-          <w:lang w:eastAsia="ko-KR"/>
-        </w:rPr>
-        <w:t>다중</w:t>
-      </w:r>
-      <w:r>
-        <w:rPr>
-          <w:lang w:eastAsia="ko-KR"/>
-        </w:rPr>
-        <w:t xml:space="preserve"> </w:t>
-      </w:r>
-      <w:proofErr w:type="spellStart"/>
-      <w:r>
-        <w:rPr>
-          <w:lang w:eastAsia="ko-KR"/>
-        </w:rPr>
-        <w:t>방문형은</w:t>
-      </w:r>
-      <w:proofErr w:type="spellEnd"/>
-      <w:r>
-        <w:rPr>
-          <w:lang w:eastAsia="ko-KR"/>
-        </w:rPr>
-        <w:t xml:space="preserve"> </w:t>
-      </w:r>
-      <w:r>
-        <w:rPr>
-          <w:lang w:eastAsia="ko-KR"/>
-        </w:rPr>
-        <w:t>분석</w:t>
-      </w:r>
-      <w:r>
-        <w:rPr>
-          <w:lang w:eastAsia="ko-KR"/>
-        </w:rPr>
-        <w:t xml:space="preserve"> </w:t>
-      </w:r>
-      <w:r>
-        <w:rPr>
-          <w:lang w:eastAsia="ko-KR"/>
-        </w:rPr>
-        <w:t>전에</w:t>
-      </w:r>
-      <w:r>
-        <w:rPr>
-          <w:lang w:eastAsia="ko-KR"/>
-        </w:rPr>
-        <w:t xml:space="preserve"> </w:t>
-      </w:r>
-      <w:r>
-        <w:rPr>
-          <w:lang w:eastAsia="ko-KR"/>
-        </w:rPr>
-        <w:t>최종</w:t>
-      </w:r>
-      <w:r>
-        <w:rPr>
-          <w:lang w:eastAsia="ko-KR"/>
-        </w:rPr>
-        <w:t xml:space="preserve"> </w:t>
-      </w:r>
-      <w:r>
-        <w:rPr>
-          <w:lang w:eastAsia="ko-KR"/>
-        </w:rPr>
-        <w:t>세그먼트로</w:t>
-      </w:r>
-      <w:r>
-        <w:rPr>
-          <w:lang w:eastAsia="ko-KR"/>
-        </w:rPr>
-        <w:t xml:space="preserve"> </w:t>
-      </w:r>
-      <w:r>
-        <w:rPr>
-          <w:lang w:eastAsia="ko-KR"/>
-        </w:rPr>
-        <w:t>확정하지</w:t>
-      </w:r>
-      <w:r>
-        <w:rPr>
-          <w:lang w:eastAsia="ko-KR"/>
-        </w:rPr>
-        <w:t xml:space="preserve"> </w:t>
-      </w:r>
-      <w:r>
-        <w:rPr>
-          <w:lang w:eastAsia="ko-KR"/>
-        </w:rPr>
-        <w:t>않는</w:t>
-      </w:r>
-      <w:r>
-        <w:rPr>
-          <w:lang w:eastAsia="ko-KR"/>
-        </w:rPr>
-        <w:t xml:space="preserve"> </w:t>
-      </w:r>
-      <w:r>
-        <w:rPr>
-          <w:lang w:eastAsia="ko-KR"/>
-        </w:rPr>
-        <w:t>것이</w:t>
-      </w:r>
-      <w:r>
-        <w:rPr>
-          <w:lang w:eastAsia="ko-KR"/>
-        </w:rPr>
-        <w:t xml:space="preserve"> </w:t>
-      </w:r>
-      <w:r>
-        <w:rPr>
-          <w:lang w:eastAsia="ko-KR"/>
-        </w:rPr>
-        <w:t>좋음</w:t>
-      </w:r>
-      <w:r>
-        <w:rPr>
-          <w:lang w:eastAsia="ko-KR"/>
-        </w:rPr>
-        <w:t>.</w:t>
-      </w:r>
-      <w:r>
-        <w:rPr>
-          <w:lang w:eastAsia="ko-KR"/>
-        </w:rPr>
-        <w:t xml:space="preserve"> </w:t>
-      </w:r>
-      <w:r>
-        <w:rPr>
-          <w:lang w:eastAsia="ko-KR"/>
-        </w:rPr>
-        <w:t>우선</w:t>
-      </w:r>
-      <w:r>
-        <w:rPr>
-          <w:lang w:eastAsia="ko-KR"/>
-        </w:rPr>
-        <w:t xml:space="preserve"> </w:t>
-      </w:r>
-      <w:r>
-        <w:rPr>
-          <w:lang w:eastAsia="ko-KR"/>
-        </w:rPr>
-        <w:t>가설</w:t>
-      </w:r>
-      <w:r>
-        <w:rPr>
-          <w:lang w:eastAsia="ko-KR"/>
-        </w:rPr>
-        <w:t xml:space="preserve"> </w:t>
-      </w:r>
-      <w:r>
-        <w:rPr>
-          <w:lang w:eastAsia="ko-KR"/>
-        </w:rPr>
-        <w:t>또는</w:t>
-      </w:r>
-      <w:r>
-        <w:rPr>
-          <w:lang w:eastAsia="ko-KR"/>
-        </w:rPr>
-        <w:t xml:space="preserve"> </w:t>
-      </w:r>
-      <w:r>
-        <w:rPr>
-          <w:lang w:eastAsia="ko-KR"/>
-        </w:rPr>
-        <w:t>후보</w:t>
-      </w:r>
-      <w:r>
-        <w:rPr>
-          <w:lang w:eastAsia="ko-KR"/>
-        </w:rPr>
-        <w:t xml:space="preserve"> </w:t>
-      </w:r>
-      <w:r>
-        <w:rPr>
-          <w:lang w:eastAsia="ko-KR"/>
-        </w:rPr>
-        <w:t>기준으로</w:t>
-      </w:r>
-      <w:r>
-        <w:rPr>
-          <w:lang w:eastAsia="ko-KR"/>
-        </w:rPr>
-        <w:t xml:space="preserve"> </w:t>
-      </w:r>
-      <w:r>
-        <w:rPr>
-          <w:lang w:eastAsia="ko-KR"/>
-        </w:rPr>
-        <w:t>사용</w:t>
-      </w:r>
-      <w:r>
-        <w:rPr>
-          <w:lang w:eastAsia="ko-KR"/>
-        </w:rPr>
-        <w:t>.</w:t>
-      </w:r>
-      <w:r>
-        <w:rPr>
-          <w:lang w:eastAsia="ko-KR"/>
-        </w:rPr>
-        <w:br/>
-      </w:r>
-      <w:r>
-        <w:rPr>
-          <w:lang w:eastAsia="ko-KR"/>
-        </w:rPr>
-        <w:t>실제</w:t>
-      </w:r>
-      <w:r>
-        <w:rPr>
-          <w:lang w:eastAsia="ko-KR"/>
-        </w:rPr>
-        <w:t xml:space="preserve"> </w:t>
-      </w:r>
-      <w:r>
-        <w:rPr>
-          <w:lang w:eastAsia="ko-KR"/>
-        </w:rPr>
-        <w:t>데이터</w:t>
-      </w:r>
-      <w:r>
-        <w:rPr>
-          <w:lang w:eastAsia="ko-KR"/>
-        </w:rPr>
-        <w:t xml:space="preserve"> </w:t>
-      </w:r>
-      <w:r>
-        <w:rPr>
-          <w:lang w:eastAsia="ko-KR"/>
-        </w:rPr>
-        <w:t>분석</w:t>
-      </w:r>
-      <w:r>
-        <w:rPr>
-          <w:lang w:eastAsia="ko-KR"/>
-        </w:rPr>
-        <w:t xml:space="preserve"> </w:t>
-      </w:r>
-      <w:r>
-        <w:rPr>
-          <w:lang w:eastAsia="ko-KR"/>
-        </w:rPr>
-        <w:t>(</w:t>
-      </w:r>
-      <w:proofErr w:type="spellStart"/>
-      <w:r>
-        <w:rPr>
-          <w:rFonts w:hint="eastAsia"/>
-          <w:lang w:eastAsia="ko-KR"/>
-        </w:rPr>
-        <w:t>세그멘테이션</w:t>
-      </w:r>
-      <w:proofErr w:type="spellEnd"/>
-      <w:r>
-        <w:rPr>
-          <w:rFonts w:hint="eastAsia"/>
-          <w:lang w:eastAsia="ko-KR"/>
-        </w:rPr>
-        <w:t xml:space="preserve"> 분석)</w:t>
-      </w:r>
-      <w:r>
-        <w:rPr>
-          <w:lang w:eastAsia="ko-KR"/>
-        </w:rPr>
-        <w:t>후</w:t>
-      </w:r>
-      <w:r>
-        <w:rPr>
-          <w:lang w:eastAsia="ko-KR"/>
-        </w:rPr>
-        <w:t xml:space="preserve"> </w:t>
-      </w:r>
-      <w:proofErr w:type="spellStart"/>
-      <w:r>
-        <w:rPr>
-          <w:lang w:eastAsia="ko-KR"/>
-        </w:rPr>
-        <w:t>고가치</w:t>
-      </w:r>
-      <w:proofErr w:type="spellEnd"/>
-      <w:r>
-        <w:rPr>
-          <w:lang w:eastAsia="ko-KR"/>
-        </w:rPr>
-        <w:t xml:space="preserve"> </w:t>
-      </w:r>
-      <w:r>
-        <w:rPr>
-          <w:lang w:eastAsia="ko-KR"/>
-        </w:rPr>
-        <w:t>고객에게</w:t>
-      </w:r>
-      <w:r>
-        <w:rPr>
-          <w:lang w:eastAsia="ko-KR"/>
-        </w:rPr>
-        <w:t xml:space="preserve"> </w:t>
-      </w:r>
-      <w:r>
-        <w:rPr>
-          <w:lang w:eastAsia="ko-KR"/>
-        </w:rPr>
-        <w:t>어떤</w:t>
-      </w:r>
-      <w:r>
-        <w:rPr>
-          <w:lang w:eastAsia="ko-KR"/>
-        </w:rPr>
-        <w:t xml:space="preserve"> </w:t>
-      </w:r>
-      <w:r>
-        <w:rPr>
-          <w:lang w:eastAsia="ko-KR"/>
-        </w:rPr>
-        <w:t>유형이</w:t>
-      </w:r>
-      <w:r>
-        <w:rPr>
-          <w:lang w:eastAsia="ko-KR"/>
-        </w:rPr>
-        <w:t xml:space="preserve"> </w:t>
-      </w:r>
-      <w:r>
-        <w:rPr>
-          <w:lang w:eastAsia="ko-KR"/>
-        </w:rPr>
-        <w:t>나타나는지</w:t>
-      </w:r>
-      <w:r>
-        <w:rPr>
-          <w:lang w:eastAsia="ko-KR"/>
-        </w:rPr>
-        <w:t xml:space="preserve"> </w:t>
-      </w:r>
-      <w:r>
-        <w:rPr>
-          <w:lang w:eastAsia="ko-KR"/>
-        </w:rPr>
-        <w:t>확인하고</w:t>
-      </w:r>
-      <w:r>
-        <w:rPr>
-          <w:lang w:eastAsia="ko-KR"/>
-        </w:rPr>
-        <w:t xml:space="preserve"> </w:t>
-      </w:r>
-      <w:r>
-        <w:rPr>
-          <w:lang w:eastAsia="ko-KR"/>
-        </w:rPr>
-        <w:t>세그먼트</w:t>
-      </w:r>
-      <w:r>
-        <w:rPr>
-          <w:lang w:eastAsia="ko-KR"/>
-        </w:rPr>
-        <w:t xml:space="preserve"> </w:t>
-      </w:r>
-      <w:r>
-        <w:rPr>
-          <w:lang w:eastAsia="ko-KR"/>
-        </w:rPr>
-        <w:t>재정의</w:t>
-      </w:r>
-      <w:r>
-        <w:rPr>
-          <w:lang w:eastAsia="ko-KR"/>
-        </w:rPr>
-        <w:t xml:space="preserve"> </w:t>
-      </w:r>
-      <w:r>
-        <w:rPr>
-          <w:lang w:eastAsia="ko-KR"/>
-        </w:rPr>
-        <w:t>필</w:t>
-      </w:r>
-      <w:r>
-        <w:rPr>
-          <w:lang w:eastAsia="ko-KR"/>
-        </w:rPr>
-        <w:t>요</w:t>
-      </w:r>
-      <w:r>
-        <w:rPr>
-          <w:lang w:eastAsia="ko-KR"/>
-        </w:rPr>
-        <w:t>.</w:t>
+        <w:t xml:space="preserve"> 고객에게 어떤 유형이 나타나는지 확인하고 세그먼트 재정의 필요.</w:t>
       </w:r>
     </w:p>
     <w:p>
@@ -3544,113 +945,7 @@
         <w:rPr>
           <w:lang w:eastAsia="ko-KR"/>
         </w:rPr>
-        <w:t>활동</w:t>
-      </w:r>
-      <w:r>
-        <w:rPr>
-          <w:lang w:eastAsia="ko-KR"/>
-        </w:rPr>
-        <w:t xml:space="preserve"> </w:t>
-      </w:r>
-      <w:proofErr w:type="spellStart"/>
-      <w:r>
-        <w:rPr>
-          <w:lang w:eastAsia="ko-KR"/>
-        </w:rPr>
-        <w:t>중심형과</w:t>
-      </w:r>
-      <w:proofErr w:type="spellEnd"/>
-      <w:r>
-        <w:rPr>
-          <w:lang w:eastAsia="ko-KR"/>
-        </w:rPr>
-        <w:t xml:space="preserve"> </w:t>
-      </w:r>
-      <w:r>
-        <w:rPr>
-          <w:lang w:eastAsia="ko-KR"/>
-        </w:rPr>
-        <w:t>숙박</w:t>
-      </w:r>
-      <w:r>
-        <w:rPr>
-          <w:lang w:eastAsia="ko-KR"/>
-        </w:rPr>
-        <w:t xml:space="preserve"> </w:t>
-      </w:r>
-      <w:proofErr w:type="spellStart"/>
-      <w:r>
-        <w:rPr>
-          <w:lang w:eastAsia="ko-KR"/>
-        </w:rPr>
-        <w:t>중심형이</w:t>
-      </w:r>
-      <w:proofErr w:type="spellEnd"/>
-      <w:r>
-        <w:rPr>
-          <w:lang w:eastAsia="ko-KR"/>
-        </w:rPr>
-        <w:t xml:space="preserve"> </w:t>
-      </w:r>
-      <w:r>
-        <w:rPr>
-          <w:lang w:eastAsia="ko-KR"/>
-        </w:rPr>
-        <w:t>동시에</w:t>
-      </w:r>
-      <w:r>
-        <w:rPr>
-          <w:lang w:eastAsia="ko-KR"/>
-        </w:rPr>
-        <w:t xml:space="preserve"> </w:t>
-      </w:r>
-      <w:r>
-        <w:rPr>
-          <w:lang w:eastAsia="ko-KR"/>
-        </w:rPr>
-        <w:t>해당될</w:t>
-      </w:r>
-      <w:r>
-        <w:rPr>
-          <w:lang w:eastAsia="ko-KR"/>
-        </w:rPr>
-        <w:t xml:space="preserve"> </w:t>
-      </w:r>
-      <w:r>
-        <w:rPr>
-          <w:lang w:eastAsia="ko-KR"/>
-        </w:rPr>
-        <w:t>수</w:t>
-      </w:r>
-      <w:r>
-        <w:rPr>
-          <w:lang w:eastAsia="ko-KR"/>
-        </w:rPr>
-        <w:t xml:space="preserve"> </w:t>
-      </w:r>
-      <w:r>
-        <w:rPr>
-          <w:lang w:eastAsia="ko-KR"/>
-        </w:rPr>
-        <w:t>있는지</w:t>
-      </w:r>
-      <w:r>
-        <w:rPr>
-          <w:lang w:eastAsia="ko-KR"/>
-        </w:rPr>
-        <w:t xml:space="preserve"> </w:t>
-      </w:r>
-      <w:r>
-        <w:rPr>
-          <w:lang w:eastAsia="ko-KR"/>
-        </w:rPr>
-        <w:t>확인</w:t>
-      </w:r>
-      <w:r>
-        <w:rPr>
-          <w:lang w:eastAsia="ko-KR"/>
-        </w:rPr>
-        <w:t>.</w:t>
+        <w:t>활동 중심형과 숙박 중심형이 동시에 해당될 수 있는지 확인.</w:t>
       </w:r>
     </w:p>
     <w:p>
@@ -3664,135 +959,7 @@
         <w:rPr>
           <w:lang w:eastAsia="ko-KR"/>
         </w:rPr>
-        <w:t>다중</w:t>
-      </w:r>
-      <w:r>
-        <w:rPr>
-          <w:lang w:eastAsia="ko-KR"/>
-        </w:rPr>
-        <w:t xml:space="preserve"> </w:t>
-      </w:r>
-      <w:proofErr w:type="spellStart"/>
-      <w:r>
-        <w:rPr>
-          <w:lang w:eastAsia="ko-KR"/>
-        </w:rPr>
-        <w:t>방문형이</w:t>
-      </w:r>
-      <w:proofErr w:type="spellEnd"/>
-      <w:r>
-        <w:rPr>
-          <w:lang w:eastAsia="ko-KR"/>
-        </w:rPr>
-        <w:t xml:space="preserve"> </w:t>
-      </w:r>
-      <w:r>
-        <w:rPr>
-          <w:lang w:eastAsia="ko-KR"/>
-        </w:rPr>
-        <w:t>다른</w:t>
-      </w:r>
-      <w:r>
-        <w:rPr>
-          <w:lang w:eastAsia="ko-KR"/>
-        </w:rPr>
-        <w:t xml:space="preserve"> </w:t>
-      </w:r>
-      <w:r>
-        <w:rPr>
-          <w:lang w:eastAsia="ko-KR"/>
-        </w:rPr>
-        <w:t>유형과</w:t>
-      </w:r>
-      <w:r>
-        <w:rPr>
-          <w:lang w:eastAsia="ko-KR"/>
-        </w:rPr>
-        <w:t xml:space="preserve"> </w:t>
-      </w:r>
-      <w:r>
-        <w:rPr>
-          <w:lang w:eastAsia="ko-KR"/>
-        </w:rPr>
-        <w:t>중복될</w:t>
-      </w:r>
-      <w:r>
-        <w:rPr>
-          <w:lang w:eastAsia="ko-KR"/>
-        </w:rPr>
-        <w:t xml:space="preserve"> </w:t>
-      </w:r>
-      <w:r>
-        <w:rPr>
-          <w:lang w:eastAsia="ko-KR"/>
-        </w:rPr>
-        <w:t>수</w:t>
-      </w:r>
-      <w:r>
-        <w:rPr>
-          <w:lang w:eastAsia="ko-KR"/>
-        </w:rPr>
-        <w:t xml:space="preserve"> </w:t>
-      </w:r>
-      <w:r>
-        <w:rPr>
-          <w:lang w:eastAsia="ko-KR"/>
-        </w:rPr>
-        <w:t>있으므로</w:t>
-      </w:r>
-      <w:r>
-        <w:rPr>
-          <w:lang w:eastAsia="ko-KR"/>
-        </w:rPr>
-        <w:t xml:space="preserve"> </w:t>
-      </w:r>
-      <w:r>
-        <w:rPr>
-          <w:lang w:eastAsia="ko-KR"/>
-        </w:rPr>
-        <w:t>중복</w:t>
-      </w:r>
-      <w:r>
-        <w:rPr>
-          <w:lang w:eastAsia="ko-KR"/>
-        </w:rPr>
-        <w:t xml:space="preserve"> </w:t>
-      </w:r>
-      <w:r>
-        <w:rPr>
-          <w:lang w:eastAsia="ko-KR"/>
-        </w:rPr>
-        <w:t>허용</w:t>
-      </w:r>
-      <w:r>
-        <w:rPr>
-          <w:lang w:eastAsia="ko-KR"/>
-        </w:rPr>
-        <w:t xml:space="preserve"> </w:t>
-      </w:r>
-      <w:r>
-        <w:rPr>
-          <w:lang w:eastAsia="ko-KR"/>
-        </w:rPr>
-        <w:t>여부</w:t>
-      </w:r>
-      <w:r>
-        <w:rPr>
-          <w:lang w:eastAsia="ko-KR"/>
-        </w:rPr>
-        <w:t xml:space="preserve"> </w:t>
-      </w:r>
-      <w:r>
-        <w:rPr>
-          <w:lang w:eastAsia="ko-KR"/>
-        </w:rPr>
-        <w:t>결정</w:t>
-      </w:r>
-      <w:r>
-        <w:rPr>
-          <w:lang w:eastAsia="ko-KR"/>
-        </w:rPr>
-        <w:t>.</w:t>
+        <w:t>다중 방문형이 다른 유형과 중복될 수 있으므로 중복 허용 여부 결정.</w:t>
       </w:r>
     </w:p>
     <w:p>
@@ -3806,133 +973,7 @@
         <w:rPr>
           <w:lang w:eastAsia="ko-KR"/>
         </w:rPr>
-        <w:t>임의</w:t>
-      </w:r>
-      <w:r>
-        <w:rPr>
-          <w:lang w:eastAsia="ko-KR"/>
-        </w:rPr>
-        <w:t xml:space="preserve"> </w:t>
-      </w:r>
-      <w:r>
-        <w:rPr>
-          <w:lang w:eastAsia="ko-KR"/>
-        </w:rPr>
-        <w:t>기준</w:t>
-      </w:r>
-      <w:r>
-        <w:rPr>
-          <w:lang w:eastAsia="ko-KR"/>
-        </w:rPr>
-        <w:t xml:space="preserve">(50%, </w:t>
-      </w:r>
-      <w:r>
-        <w:rPr>
-          <w:lang w:eastAsia="ko-KR"/>
-        </w:rPr>
-        <w:t>상위</w:t>
-      </w:r>
-      <w:r>
-        <w:rPr>
-          <w:lang w:eastAsia="ko-KR"/>
-        </w:rPr>
-        <w:t xml:space="preserve"> 25%)</w:t>
-      </w:r>
-      <w:r>
-        <w:rPr>
-          <w:lang w:eastAsia="ko-KR"/>
-        </w:rPr>
-        <w:t>을</w:t>
-      </w:r>
-      <w:r>
-        <w:rPr>
-          <w:lang w:eastAsia="ko-KR"/>
-        </w:rPr>
-        <w:t xml:space="preserve"> </w:t>
-      </w:r>
-      <w:r>
-        <w:rPr>
-          <w:lang w:eastAsia="ko-KR"/>
-        </w:rPr>
-        <w:t>사용했다면</w:t>
-      </w:r>
-      <w:r>
-        <w:rPr>
-          <w:lang w:eastAsia="ko-KR"/>
-        </w:rPr>
-        <w:t xml:space="preserve"> </w:t>
-      </w:r>
-      <w:r>
-        <w:rPr>
-          <w:lang w:eastAsia="ko-KR"/>
-        </w:rPr>
-        <w:t>해당</w:t>
-      </w:r>
-      <w:r>
-        <w:rPr>
-          <w:lang w:eastAsia="ko-KR"/>
-        </w:rPr>
-        <w:t xml:space="preserve"> </w:t>
-      </w:r>
-      <w:r>
-        <w:rPr>
-          <w:lang w:eastAsia="ko-KR"/>
-        </w:rPr>
-        <w:t>기준을</w:t>
-      </w:r>
-      <w:r>
-        <w:rPr>
-          <w:lang w:eastAsia="ko-KR"/>
-        </w:rPr>
-        <w:t xml:space="preserve"> </w:t>
-      </w:r>
-      <w:r>
-        <w:rPr>
-          <w:lang w:eastAsia="ko-KR"/>
-        </w:rPr>
-        <w:t>사용한</w:t>
-      </w:r>
-      <w:r>
-        <w:rPr>
-          <w:lang w:eastAsia="ko-KR"/>
-        </w:rPr>
-        <w:t xml:space="preserve"> </w:t>
-      </w:r>
-      <w:r>
-        <w:rPr>
-          <w:lang w:eastAsia="ko-KR"/>
-        </w:rPr>
-        <w:t>이유</w:t>
-      </w:r>
-      <w:r>
-        <w:rPr>
-          <w:lang w:eastAsia="ko-KR"/>
-        </w:rPr>
-        <w:t xml:space="preserve"> </w:t>
-      </w:r>
-      <w:r>
-        <w:rPr>
-          <w:lang w:eastAsia="ko-KR"/>
-        </w:rPr>
-        <w:t>설명</w:t>
-      </w:r>
-      <w:r>
-        <w:rPr>
-          <w:lang w:eastAsia="ko-KR"/>
-        </w:rPr>
-        <w:t xml:space="preserve"> </w:t>
-      </w:r>
-      <w:r>
-        <w:rPr>
-          <w:lang w:eastAsia="ko-KR"/>
-        </w:rPr>
-        <w:t>필요</w:t>
-      </w:r>
-      <w:r>
-        <w:rPr>
-          <w:lang w:eastAsia="ko-KR"/>
-        </w:rPr>
-        <w:t>.</w:t>
+        <w:t>임의 기준(50%, 상위 25%)을 사용했다면 해당 기준을 사용한 이유 설명 필요.</w:t>
       </w:r>
     </w:p>
     <w:p>
@@ -3946,85 +987,7 @@
         <w:rPr>
           <w:lang w:eastAsia="ko-KR"/>
         </w:rPr>
-        <w:t>분석</w:t>
-      </w:r>
-      <w:r>
-        <w:rPr>
-          <w:lang w:eastAsia="ko-KR"/>
-        </w:rPr>
-        <w:t xml:space="preserve"> </w:t>
-      </w:r>
-      <w:r>
-        <w:rPr>
-          <w:lang w:eastAsia="ko-KR"/>
-        </w:rPr>
-        <w:t>결과에</w:t>
-      </w:r>
-      <w:r>
-        <w:rPr>
-          <w:lang w:eastAsia="ko-KR"/>
-        </w:rPr>
-        <w:t xml:space="preserve"> </w:t>
-      </w:r>
-      <w:r>
-        <w:rPr>
-          <w:lang w:eastAsia="ko-KR"/>
-        </w:rPr>
-        <w:t>따라</w:t>
-      </w:r>
-      <w:r>
-        <w:rPr>
-          <w:lang w:eastAsia="ko-KR"/>
-        </w:rPr>
-        <w:t xml:space="preserve"> </w:t>
-      </w:r>
-      <w:r>
-        <w:rPr>
-          <w:lang w:eastAsia="ko-KR"/>
-        </w:rPr>
-        <w:t>세그먼트</w:t>
-      </w:r>
-      <w:r>
-        <w:rPr>
-          <w:lang w:eastAsia="ko-KR"/>
-        </w:rPr>
-        <w:t xml:space="preserve"> </w:t>
-      </w:r>
-      <w:r>
-        <w:rPr>
-          <w:lang w:eastAsia="ko-KR"/>
-        </w:rPr>
-        <w:t>기준</w:t>
-      </w:r>
-      <w:r>
-        <w:rPr>
-          <w:lang w:eastAsia="ko-KR"/>
-        </w:rPr>
-        <w:t xml:space="preserve"> </w:t>
-      </w:r>
-      <w:r>
-        <w:rPr>
-          <w:lang w:eastAsia="ko-KR"/>
-        </w:rPr>
-        <w:t>변경</w:t>
-      </w:r>
-      <w:r>
-        <w:rPr>
-          <w:lang w:eastAsia="ko-KR"/>
-        </w:rPr>
-        <w:t xml:space="preserve"> </w:t>
-      </w:r>
-      <w:r>
-        <w:rPr>
-          <w:lang w:eastAsia="ko-KR"/>
-        </w:rPr>
-        <w:t>가능</w:t>
-      </w:r>
-      <w:r>
-        <w:rPr>
-          <w:lang w:eastAsia="ko-KR"/>
-        </w:rPr>
-        <w:t>.</w:t>
+        <w:t>분석 결과에 따라 세그먼트 기준 변경 가능.</w:t>
       </w:r>
     </w:p>
     <w:p>
@@ -4081,79 +1044,7 @@
         <w:rPr>
           <w:lang w:eastAsia="ko-KR"/>
         </w:rPr>
-        <w:t xml:space="preserve">1) </w:t>
-      </w:r>
-      <w:r>
-        <w:rPr>
-          <w:lang w:eastAsia="ko-KR"/>
-        </w:rPr>
-        <w:t>고객</w:t>
-      </w:r>
-      <w:r>
-        <w:rPr>
-          <w:lang w:eastAsia="ko-KR"/>
-        </w:rPr>
-        <w:t xml:space="preserve"> ID </w:t>
-      </w:r>
-      <w:r>
-        <w:rPr>
-          <w:lang w:eastAsia="ko-KR"/>
-        </w:rPr>
-        <w:t>기준으로</w:t>
-      </w:r>
-      <w:r>
-        <w:rPr>
-          <w:lang w:eastAsia="ko-KR"/>
-        </w:rPr>
-        <w:t xml:space="preserve"> </w:t>
-      </w:r>
-      <w:r>
-        <w:rPr>
-          <w:lang w:eastAsia="ko-KR"/>
-        </w:rPr>
-        <w:t>고객별</w:t>
-      </w:r>
-      <w:r>
-        <w:rPr>
-          <w:lang w:eastAsia="ko-KR"/>
-        </w:rPr>
-        <w:t xml:space="preserve"> </w:t>
-      </w:r>
-      <w:r>
-        <w:rPr>
-          <w:lang w:eastAsia="ko-KR"/>
-        </w:rPr>
-        <w:t>분석</w:t>
-      </w:r>
-      <w:r>
-        <w:rPr>
-          <w:lang w:eastAsia="ko-KR"/>
-        </w:rPr>
-        <w:t xml:space="preserve"> </w:t>
-      </w:r>
-      <w:r>
-        <w:rPr>
-          <w:lang w:eastAsia="ko-KR"/>
-        </w:rPr>
-        <w:t>테이블</w:t>
-      </w:r>
-      <w:r>
-        <w:rPr>
-          <w:lang w:eastAsia="ko-KR"/>
-        </w:rPr>
-        <w:t xml:space="preserve"> </w:t>
-      </w:r>
-      <w:r>
-        <w:rPr>
-          <w:lang w:eastAsia="ko-KR"/>
-        </w:rPr>
-        <w:t>생성</w:t>
-      </w:r>
-      <w:r>
-        <w:rPr>
-          <w:lang w:eastAsia="ko-KR"/>
-        </w:rPr>
-        <w:t>.</w:t>
+        <w:t>1) 고객 ID 기준으로 고객별 분석 테이블 생성.</w:t>
       </w:r>
     </w:p>
     <w:p>
@@ -4166,79 +1057,7 @@
         <w:rPr>
           <w:lang w:eastAsia="ko-KR"/>
         </w:rPr>
-        <w:t xml:space="preserve">2) </w:t>
-      </w:r>
-      <w:r>
-        <w:rPr>
-          <w:lang w:eastAsia="ko-KR"/>
-        </w:rPr>
-        <w:t>고객별</w:t>
-      </w:r>
-      <w:r>
-        <w:rPr>
-          <w:lang w:eastAsia="ko-KR"/>
-        </w:rPr>
-        <w:t xml:space="preserve"> </w:t>
-      </w:r>
-      <w:r>
-        <w:rPr>
-          <w:lang w:eastAsia="ko-KR"/>
-        </w:rPr>
-        <w:t>총지출을</w:t>
-      </w:r>
-      <w:r>
-        <w:rPr>
-          <w:lang w:eastAsia="ko-KR"/>
-        </w:rPr>
-        <w:t xml:space="preserve"> </w:t>
-      </w:r>
-      <w:r>
-        <w:rPr>
-          <w:lang w:eastAsia="ko-KR"/>
-        </w:rPr>
-        <w:t>기준으로</w:t>
-      </w:r>
-      <w:r>
-        <w:rPr>
-          <w:lang w:eastAsia="ko-KR"/>
-        </w:rPr>
-        <w:t xml:space="preserve"> </w:t>
-      </w:r>
-      <w:r>
-        <w:rPr>
-          <w:lang w:eastAsia="ko-KR"/>
-        </w:rPr>
-        <w:t>가치</w:t>
-      </w:r>
-      <w:r>
-        <w:rPr>
-          <w:lang w:eastAsia="ko-KR"/>
-        </w:rPr>
-        <w:t xml:space="preserve"> </w:t>
-      </w:r>
-      <w:r>
-        <w:rPr>
-          <w:lang w:eastAsia="ko-KR"/>
-        </w:rPr>
-        <w:t>구간</w:t>
-      </w:r>
-      <w:r>
-        <w:rPr>
-          <w:lang w:eastAsia="ko-KR"/>
-        </w:rPr>
-        <w:t xml:space="preserve"> </w:t>
-      </w:r>
-      <w:r>
-        <w:rPr>
-          <w:lang w:eastAsia="ko-KR"/>
-        </w:rPr>
-        <w:t>확인</w:t>
-      </w:r>
-      <w:r>
-        <w:rPr>
-          <w:lang w:eastAsia="ko-KR"/>
-        </w:rPr>
-        <w:t>.</w:t>
+        <w:t>2) 고객별 총지출을 기준으로 가치 구간 확인.</w:t>
       </w:r>
     </w:p>
     <w:p>
@@ -4265,19 +1084,7 @@
         <w:rPr>
           <w:lang w:eastAsia="ko-KR"/>
         </w:rPr>
-        <w:t xml:space="preserve"> </w:t>
-      </w:r>
-      <w:r>
-        <w:rPr>
-          <w:lang w:eastAsia="ko-KR"/>
-        </w:rPr>
-        <w:t>고객과</w:t>
-      </w:r>
-      <w:r>
-        <w:rPr>
-          <w:lang w:eastAsia="ko-KR"/>
-        </w:rPr>
-        <w:t xml:space="preserve"> </w:t>
+        <w:t xml:space="preserve"> 고객과 </w:t>
       </w:r>
       <w:proofErr w:type="spellStart"/>
       <w:r>
@@ -4291,67 +1098,7 @@
         <w:rPr>
           <w:lang w:eastAsia="ko-KR"/>
         </w:rPr>
-        <w:t xml:space="preserve"> </w:t>
-      </w:r>
-      <w:r>
-        <w:rPr>
-          <w:lang w:eastAsia="ko-KR"/>
-        </w:rPr>
-        <w:t>고객의</w:t>
-      </w:r>
-      <w:r>
-        <w:rPr>
-          <w:lang w:eastAsia="ko-KR"/>
-        </w:rPr>
-        <w:t xml:space="preserve"> </w:t>
-      </w:r>
-      <w:r>
-        <w:rPr>
-          <w:lang w:eastAsia="ko-KR"/>
-        </w:rPr>
-        <w:t>여행</w:t>
-      </w:r>
-      <w:r>
-        <w:rPr>
-          <w:lang w:eastAsia="ko-KR"/>
-        </w:rPr>
-        <w:t xml:space="preserve"> </w:t>
-      </w:r>
-      <w:r>
-        <w:rPr>
-          <w:lang w:eastAsia="ko-KR"/>
-        </w:rPr>
-        <w:t>행동</w:t>
-      </w:r>
-      <w:r>
-        <w:rPr>
-          <w:lang w:eastAsia="ko-KR"/>
-        </w:rPr>
-        <w:t xml:space="preserve"> </w:t>
-      </w:r>
-      <w:r>
-        <w:rPr>
-          <w:lang w:eastAsia="ko-KR"/>
-        </w:rPr>
-        <w:t>특성</w:t>
-      </w:r>
-      <w:r>
-        <w:rPr>
-          <w:lang w:eastAsia="ko-KR"/>
-        </w:rPr>
-        <w:t xml:space="preserve"> </w:t>
-      </w:r>
-      <w:r>
-        <w:rPr>
-          <w:lang w:eastAsia="ko-KR"/>
-        </w:rPr>
-        <w:t>비교</w:t>
-      </w:r>
-      <w:r>
-        <w:rPr>
-          <w:lang w:eastAsia="ko-KR"/>
-        </w:rPr>
-        <w:t>.</w:t>
+        <w:t xml:space="preserve"> 고객의 여행 행동 특성 비교.</w:t>
       </w:r>
     </w:p>
     <w:p>
@@ -4378,67 +1125,7 @@
         <w:rPr>
           <w:lang w:eastAsia="ko-KR"/>
         </w:rPr>
-        <w:t xml:space="preserve"> </w:t>
-      </w:r>
-      <w:r>
-        <w:rPr>
-          <w:lang w:eastAsia="ko-KR"/>
-        </w:rPr>
-        <w:t>고객에게서</w:t>
-      </w:r>
-      <w:r>
-        <w:rPr>
-          <w:lang w:eastAsia="ko-KR"/>
-        </w:rPr>
-        <w:t xml:space="preserve"> </w:t>
-      </w:r>
-      <w:r>
-        <w:rPr>
-          <w:lang w:eastAsia="ko-KR"/>
-        </w:rPr>
-        <w:t>특징적으로</w:t>
-      </w:r>
-      <w:r>
-        <w:rPr>
-          <w:lang w:eastAsia="ko-KR"/>
-        </w:rPr>
-        <w:t xml:space="preserve"> </w:t>
-      </w:r>
-      <w:r>
-        <w:rPr>
-          <w:lang w:eastAsia="ko-KR"/>
-        </w:rPr>
-        <w:t>나타나는</w:t>
-      </w:r>
-      <w:r>
-        <w:rPr>
-          <w:lang w:eastAsia="ko-KR"/>
-        </w:rPr>
-        <w:t xml:space="preserve"> </w:t>
-      </w:r>
-      <w:r>
-        <w:rPr>
-          <w:lang w:eastAsia="ko-KR"/>
-        </w:rPr>
-        <w:t>행동</w:t>
-      </w:r>
-      <w:r>
-        <w:rPr>
-          <w:lang w:eastAsia="ko-KR"/>
-        </w:rPr>
-        <w:t xml:space="preserve"> </w:t>
-      </w:r>
-      <w:r>
-        <w:rPr>
-          <w:lang w:eastAsia="ko-KR"/>
-        </w:rPr>
-        <w:t>도출</w:t>
-      </w:r>
-      <w:r>
-        <w:rPr>
-          <w:lang w:eastAsia="ko-KR"/>
-        </w:rPr>
-        <w:t>.</w:t>
+        <w:t xml:space="preserve"> 고객에게서 특징적으로 나타나는 행동 도출.</w:t>
       </w:r>
     </w:p>
     <w:p>
@@ -4465,103 +1152,7 @@
         <w:rPr>
           <w:lang w:eastAsia="ko-KR"/>
         </w:rPr>
-        <w:t xml:space="preserve"> </w:t>
-      </w:r>
-      <w:r>
-        <w:rPr>
-          <w:lang w:eastAsia="ko-KR"/>
-        </w:rPr>
-        <w:t>고객</w:t>
-      </w:r>
-      <w:r>
-        <w:rPr>
-          <w:lang w:eastAsia="ko-KR"/>
-        </w:rPr>
-        <w:t xml:space="preserve"> </w:t>
-      </w:r>
-      <w:r>
-        <w:rPr>
-          <w:lang w:eastAsia="ko-KR"/>
-        </w:rPr>
-        <w:t>중</w:t>
-      </w:r>
-      <w:r>
-        <w:rPr>
-          <w:lang w:eastAsia="ko-KR"/>
-        </w:rPr>
-        <w:t xml:space="preserve"> </w:t>
-      </w:r>
-      <w:r>
-        <w:rPr>
-          <w:lang w:eastAsia="ko-KR"/>
-        </w:rPr>
-        <w:t>해당</w:t>
-      </w:r>
-      <w:r>
-        <w:rPr>
-          <w:lang w:eastAsia="ko-KR"/>
-        </w:rPr>
-        <w:t xml:space="preserve"> </w:t>
-      </w:r>
-      <w:r>
-        <w:rPr>
-          <w:lang w:eastAsia="ko-KR"/>
-        </w:rPr>
-        <w:t>행동</w:t>
-      </w:r>
-      <w:r>
-        <w:rPr>
-          <w:lang w:eastAsia="ko-KR"/>
-        </w:rPr>
-        <w:t xml:space="preserve"> </w:t>
-      </w:r>
-      <w:r>
-        <w:rPr>
-          <w:lang w:eastAsia="ko-KR"/>
-        </w:rPr>
-        <w:t>특성이</w:t>
-      </w:r>
-      <w:r>
-        <w:rPr>
-          <w:lang w:eastAsia="ko-KR"/>
-        </w:rPr>
-        <w:t xml:space="preserve"> </w:t>
-      </w:r>
-      <w:r>
-        <w:rPr>
-          <w:lang w:eastAsia="ko-KR"/>
-        </w:rPr>
-        <w:t>유사한</w:t>
-      </w:r>
-      <w:r>
-        <w:rPr>
-          <w:lang w:eastAsia="ko-KR"/>
-        </w:rPr>
-        <w:t xml:space="preserve"> </w:t>
-      </w:r>
-      <w:r>
-        <w:rPr>
-          <w:lang w:eastAsia="ko-KR"/>
-        </w:rPr>
-        <w:t>고객</w:t>
-      </w:r>
-      <w:r>
-        <w:rPr>
-          <w:lang w:eastAsia="ko-KR"/>
-        </w:rPr>
-        <w:t xml:space="preserve"> </w:t>
-      </w:r>
-      <w:r>
-        <w:rPr>
-          <w:lang w:eastAsia="ko-KR"/>
-        </w:rPr>
-        <w:t>발굴</w:t>
-      </w:r>
-      <w:r>
-        <w:rPr>
-          <w:lang w:eastAsia="ko-KR"/>
-        </w:rPr>
-        <w:t>.</w:t>
+        <w:t xml:space="preserve"> 고객 중 해당 행동 특성이 유사한 고객 발굴.</w:t>
       </w:r>
     </w:p>
     <w:p>
@@ -4574,67 +1165,7 @@
         <w:rPr>
           <w:lang w:eastAsia="ko-KR"/>
         </w:rPr>
-        <w:t xml:space="preserve">6) </w:t>
-      </w:r>
-      <w:r>
-        <w:rPr>
-          <w:lang w:eastAsia="ko-KR"/>
-        </w:rPr>
-        <w:t>성장</w:t>
-      </w:r>
-      <w:r>
-        <w:rPr>
-          <w:lang w:eastAsia="ko-KR"/>
-        </w:rPr>
-        <w:t xml:space="preserve"> </w:t>
-      </w:r>
-      <w:r>
-        <w:rPr>
-          <w:lang w:eastAsia="ko-KR"/>
-        </w:rPr>
-        <w:t>가능</w:t>
-      </w:r>
-      <w:r>
-        <w:rPr>
-          <w:lang w:eastAsia="ko-KR"/>
-        </w:rPr>
-        <w:t xml:space="preserve"> </w:t>
-      </w:r>
-      <w:r>
-        <w:rPr>
-          <w:lang w:eastAsia="ko-KR"/>
-        </w:rPr>
-        <w:t>고객을</w:t>
-      </w:r>
-      <w:r>
-        <w:rPr>
-          <w:lang w:eastAsia="ko-KR"/>
-        </w:rPr>
-        <w:t xml:space="preserve"> CRM </w:t>
-      </w:r>
-      <w:r>
-        <w:rPr>
-          <w:lang w:eastAsia="ko-KR"/>
-        </w:rPr>
-        <w:t>타깃으로</w:t>
-      </w:r>
-      <w:r>
-        <w:rPr>
-          <w:lang w:eastAsia="ko-KR"/>
-        </w:rPr>
-        <w:t xml:space="preserve"> </w:t>
-      </w:r>
-      <w:r>
-        <w:rPr>
-          <w:lang w:eastAsia="ko-KR"/>
-        </w:rPr>
-        <w:t>정의</w:t>
-      </w:r>
-      <w:r>
-        <w:rPr>
-          <w:lang w:eastAsia="ko-KR"/>
-        </w:rPr>
-        <w:t>.</w:t>
+        <w:t>6) 성장 가능 고객을 CRM 타깃으로 정의.</w:t>
       </w:r>
     </w:p>
     <w:p>
@@ -4647,103 +1178,7 @@
         <w:rPr>
           <w:lang w:eastAsia="ko-KR"/>
         </w:rPr>
-        <w:t xml:space="preserve">7) </w:t>
-      </w:r>
-      <w:r>
-        <w:rPr>
-          <w:lang w:eastAsia="ko-KR"/>
-        </w:rPr>
-        <w:t>타깃</w:t>
-      </w:r>
-      <w:r>
-        <w:rPr>
-          <w:lang w:eastAsia="ko-KR"/>
-        </w:rPr>
-        <w:t xml:space="preserve"> </w:t>
-      </w:r>
-      <w:r>
-        <w:rPr>
-          <w:lang w:eastAsia="ko-KR"/>
-        </w:rPr>
-        <w:t>고객에게</w:t>
-      </w:r>
-      <w:r>
-        <w:rPr>
-          <w:lang w:eastAsia="ko-KR"/>
-        </w:rPr>
-        <w:t xml:space="preserve"> </w:t>
-      </w:r>
-      <w:r>
-        <w:rPr>
-          <w:lang w:eastAsia="ko-KR"/>
-        </w:rPr>
-        <w:t>어떤</w:t>
-      </w:r>
-      <w:r>
-        <w:rPr>
-          <w:lang w:eastAsia="ko-KR"/>
-        </w:rPr>
-        <w:t xml:space="preserve"> </w:t>
-      </w:r>
-      <w:r>
-        <w:rPr>
-          <w:lang w:eastAsia="ko-KR"/>
-        </w:rPr>
-        <w:t>행동을</w:t>
-      </w:r>
-      <w:r>
-        <w:rPr>
-          <w:lang w:eastAsia="ko-KR"/>
-        </w:rPr>
-        <w:t xml:space="preserve"> </w:t>
-      </w:r>
-      <w:r>
-        <w:rPr>
-          <w:lang w:eastAsia="ko-KR"/>
-        </w:rPr>
-        <w:t>추가로</w:t>
-      </w:r>
-      <w:r>
-        <w:rPr>
-          <w:lang w:eastAsia="ko-KR"/>
-        </w:rPr>
-        <w:t xml:space="preserve"> </w:t>
-      </w:r>
-      <w:r>
-        <w:rPr>
-          <w:lang w:eastAsia="ko-KR"/>
-        </w:rPr>
-        <w:t>유도할</w:t>
-      </w:r>
-      <w:r>
-        <w:rPr>
-          <w:lang w:eastAsia="ko-KR"/>
-        </w:rPr>
-        <w:t xml:space="preserve"> </w:t>
-      </w:r>
-      <w:r>
-        <w:rPr>
-          <w:lang w:eastAsia="ko-KR"/>
-        </w:rPr>
-        <w:t>것인지</w:t>
-      </w:r>
-      <w:r>
-        <w:rPr>
-          <w:lang w:eastAsia="ko-KR"/>
-        </w:rPr>
-        <w:t xml:space="preserve"> </w:t>
-      </w:r>
-      <w:r>
-        <w:rPr>
-          <w:lang w:eastAsia="ko-KR"/>
-        </w:rPr>
-        <w:t>결정</w:t>
-      </w:r>
-      <w:r>
-        <w:rPr>
-          <w:lang w:eastAsia="ko-KR"/>
-        </w:rPr>
-        <w:t>.</w:t>
+        <w:t>7) 타깃 고객에게 어떤 행동을 추가로 유도할 것인지 결정.</w:t>
       </w:r>
     </w:p>
     <w:p>
@@ -4756,96 +1191,21 @@
         <w:rPr>
           <w:lang w:eastAsia="ko-KR"/>
         </w:rPr>
-        <w:lastRenderedPageBreak/>
-        <w:t xml:space="preserve">8) </w:t>
-      </w:r>
-      <w:r>
-        <w:rPr>
-          <w:lang w:eastAsia="ko-KR"/>
-        </w:rPr>
-        <w:t>메시지</w:t>
-      </w:r>
-      <w:r>
-        <w:rPr>
-          <w:lang w:eastAsia="ko-KR"/>
-        </w:rPr>
-        <w:t xml:space="preserve">, </w:t>
-      </w:r>
-      <w:r>
-        <w:rPr>
-          <w:lang w:eastAsia="ko-KR"/>
-        </w:rPr>
-        <w:t>쿠폰</w:t>
-      </w:r>
-      <w:r>
-        <w:rPr>
-          <w:lang w:eastAsia="ko-KR"/>
-        </w:rPr>
-        <w:t xml:space="preserve">, </w:t>
+        <w:t xml:space="preserve">8) 메시지, 쿠폰, 리워드, 번들 등 CRM </w:t>
       </w:r>
       <w:proofErr w:type="spellStart"/>
       <w:r>
         <w:rPr>
           <w:lang w:eastAsia="ko-KR"/>
         </w:rPr>
-        <w:t>리워드</w:t>
+        <w:t>실행안</w:t>
       </w:r>
       <w:proofErr w:type="spellEnd"/>
       <w:r>
         <w:rPr>
           <w:lang w:eastAsia="ko-KR"/>
         </w:rPr>
-        <w:t xml:space="preserve">, </w:t>
-      </w:r>
-      <w:r>
-        <w:rPr>
-          <w:lang w:eastAsia="ko-KR"/>
-        </w:rPr>
-        <w:t>번들</w:t>
-      </w:r>
-      <w:r>
-        <w:rPr>
-          <w:lang w:eastAsia="ko-KR"/>
-        </w:rPr>
-        <w:t xml:space="preserve"> </w:t>
-      </w:r>
-      <w:r>
-        <w:rPr>
-          <w:lang w:eastAsia="ko-KR"/>
-        </w:rPr>
-        <w:t>등</w:t>
-      </w:r>
-      <w:r>
-        <w:rPr>
-          <w:lang w:eastAsia="ko-KR"/>
-        </w:rPr>
-        <w:t xml:space="preserve"> CRM </w:t>
-      </w:r>
-      <w:proofErr w:type="spellStart"/>
-      <w:r>
-        <w:rPr>
-          <w:lang w:eastAsia="ko-KR"/>
-        </w:rPr>
-        <w:t>실행안</w:t>
-      </w:r>
-      <w:proofErr w:type="spellEnd"/>
-      <w:r>
-        <w:rPr>
-          <w:lang w:eastAsia="ko-KR"/>
-        </w:rPr>
-        <w:t xml:space="preserve"> </w:t>
-      </w:r>
-      <w:r>
-        <w:rPr>
-          <w:lang w:eastAsia="ko-KR"/>
-        </w:rPr>
-        <w:t>제안</w:t>
-      </w:r>
-      <w:r>
-        <w:rPr>
-          <w:lang w:eastAsia="ko-KR"/>
-        </w:rPr>
-        <w:t>.</w:t>
+        <w:t xml:space="preserve"> 제안.</w:t>
       </w:r>
     </w:p>
     <w:p>
@@ -4859,6 +1219,7 @@
         <w:rPr>
           <w:lang w:eastAsia="ko-KR"/>
         </w:rPr>
+        <w:lastRenderedPageBreak/>
         <w:t xml:space="preserve">5. </w:t>
       </w:r>
       <w:r>
@@ -4926,425 +1287,14 @@
         <w:rPr>
           <w:lang w:eastAsia="ko-KR"/>
         </w:rPr>
-        <w:t xml:space="preserve">CUSTOMER_ID </w:t>
-      </w:r>
-      <w:r>
-        <w:rPr>
-          <w:lang w:eastAsia="ko-KR"/>
-        </w:rPr>
-        <w:t>기준</w:t>
-      </w:r>
-      <w:r>
-        <w:rPr>
-          <w:lang w:eastAsia="ko-KR"/>
-        </w:rPr>
-        <w:t xml:space="preserve"> 1</w:t>
-      </w:r>
-      <w:r>
-        <w:rPr>
-          <w:lang w:eastAsia="ko-KR"/>
-        </w:rPr>
-        <w:t>명당</w:t>
-      </w:r>
-      <w:r>
-        <w:rPr>
-          <w:lang w:eastAsia="ko-KR"/>
-        </w:rPr>
-        <w:t xml:space="preserve"> 1</w:t>
-      </w:r>
-      <w:r>
-        <w:rPr>
-          <w:lang w:eastAsia="ko-KR"/>
-        </w:rPr>
-        <w:t>행으로</w:t>
-      </w:r>
-      <w:r>
-        <w:rPr>
-          <w:lang w:eastAsia="ko-KR"/>
-        </w:rPr>
-        <w:t xml:space="preserve"> </w:t>
-      </w:r>
-      <w:r>
-        <w:rPr>
-          <w:lang w:eastAsia="ko-KR"/>
-        </w:rPr>
-        <w:t>구성</w:t>
-      </w:r>
-      <w:r>
-        <w:rPr>
-          <w:lang w:eastAsia="ko-KR"/>
-        </w:rPr>
-        <w:t>.</w:t>
+        <w:t>CUSTOMER_ID 기준 1명당 1행으로 구성.</w:t>
       </w:r>
       <w:r>
         <w:rPr>
           <w:lang w:eastAsia="ko-KR"/>
         </w:rPr>
         <w:br/>
-      </w:r>
-      <w:r>
-        <w:rPr>
-          <w:lang w:eastAsia="ko-KR"/>
-        </w:rPr>
-        <w:t>성별</w:t>
-      </w:r>
-      <w:r>
-        <w:rPr>
-          <w:lang w:eastAsia="ko-KR"/>
-        </w:rPr>
-        <w:t xml:space="preserve"> / </w:t>
-      </w:r>
-      <w:r>
-        <w:rPr>
-          <w:lang w:eastAsia="ko-KR"/>
-        </w:rPr>
-        <w:t>연령대</w:t>
-      </w:r>
-      <w:r>
-        <w:rPr>
-          <w:lang w:eastAsia="ko-KR"/>
-        </w:rPr>
-        <w:t xml:space="preserve"> / </w:t>
-      </w:r>
-      <w:r>
-        <w:rPr>
-          <w:lang w:eastAsia="ko-KR"/>
-        </w:rPr>
-        <w:t>소득</w:t>
-      </w:r>
-      <w:r>
-        <w:rPr>
-          <w:lang w:eastAsia="ko-KR"/>
-        </w:rPr>
-        <w:t xml:space="preserve"> / </w:t>
-      </w:r>
-      <w:r>
-        <w:rPr>
-          <w:lang w:eastAsia="ko-KR"/>
-        </w:rPr>
-        <w:t>거주지</w:t>
-      </w:r>
-      <w:r>
-        <w:rPr>
-          <w:lang w:eastAsia="ko-KR"/>
-        </w:rPr>
-        <w:t xml:space="preserve"> / </w:t>
-      </w:r>
-      <w:proofErr w:type="spellStart"/>
-      <w:r>
-        <w:rPr>
-          <w:lang w:eastAsia="ko-KR"/>
-        </w:rPr>
-        <w:t>여행횟수</w:t>
-      </w:r>
-      <w:proofErr w:type="spellEnd"/>
-      <w:r>
-        <w:rPr>
-          <w:lang w:eastAsia="ko-KR"/>
-        </w:rPr>
-        <w:t xml:space="preserve"> / </w:t>
-      </w:r>
-      <w:r>
-        <w:rPr>
-          <w:lang w:eastAsia="ko-KR"/>
-        </w:rPr>
-        <w:t>총</w:t>
-      </w:r>
-      <w:r>
-        <w:rPr>
-          <w:lang w:eastAsia="ko-KR"/>
-        </w:rPr>
-        <w:t xml:space="preserve"> </w:t>
-      </w:r>
-      <w:proofErr w:type="spellStart"/>
-      <w:r>
-        <w:rPr>
-          <w:lang w:eastAsia="ko-KR"/>
-        </w:rPr>
-        <w:t>여행일수</w:t>
-      </w:r>
-      <w:proofErr w:type="spellEnd"/>
-      <w:r>
-        <w:rPr>
-          <w:lang w:eastAsia="ko-KR"/>
-        </w:rPr>
-        <w:t xml:space="preserve"> / </w:t>
-      </w:r>
-      <w:proofErr w:type="spellStart"/>
-      <w:r>
-        <w:rPr>
-          <w:lang w:eastAsia="ko-KR"/>
-        </w:rPr>
-        <w:t>방문지</w:t>
-      </w:r>
-      <w:proofErr w:type="spellEnd"/>
-      <w:r>
-        <w:rPr>
-          <w:lang w:eastAsia="ko-KR"/>
-        </w:rPr>
-        <w:t xml:space="preserve"> </w:t>
-      </w:r>
-      <w:r>
-        <w:rPr>
-          <w:lang w:eastAsia="ko-KR"/>
-        </w:rPr>
-        <w:t>수</w:t>
-      </w:r>
-      <w:r>
-        <w:rPr>
-          <w:lang w:eastAsia="ko-KR"/>
-        </w:rPr>
-        <w:t xml:space="preserve"> / </w:t>
-      </w:r>
-      <w:r>
-        <w:rPr>
-          <w:lang w:eastAsia="ko-KR"/>
-        </w:rPr>
-        <w:t>평균</w:t>
-      </w:r>
-      <w:r>
-        <w:rPr>
-          <w:lang w:eastAsia="ko-KR"/>
-        </w:rPr>
-        <w:t xml:space="preserve"> </w:t>
-      </w:r>
-      <w:r>
-        <w:rPr>
-          <w:lang w:eastAsia="ko-KR"/>
-        </w:rPr>
-        <w:t>체류시간</w:t>
-      </w:r>
-      <w:r>
-        <w:rPr>
-          <w:lang w:eastAsia="ko-KR"/>
-        </w:rPr>
-        <w:t xml:space="preserve"> / </w:t>
-      </w:r>
-      <w:r>
-        <w:rPr>
-          <w:lang w:eastAsia="ko-KR"/>
-        </w:rPr>
-        <w:t>총</w:t>
-      </w:r>
-      <w:r>
-        <w:rPr>
-          <w:lang w:eastAsia="ko-KR"/>
-        </w:rPr>
-        <w:t>지출</w:t>
-      </w:r>
-      <w:r>
-        <w:rPr>
-          <w:lang w:eastAsia="ko-KR"/>
-        </w:rPr>
-        <w:t xml:space="preserve"> / </w:t>
-      </w:r>
-      <w:proofErr w:type="spellStart"/>
-      <w:r>
-        <w:rPr>
-          <w:lang w:eastAsia="ko-KR"/>
-        </w:rPr>
-        <w:t>숙박지출</w:t>
-      </w:r>
-      <w:proofErr w:type="spellEnd"/>
-      <w:r>
-        <w:rPr>
-          <w:lang w:eastAsia="ko-KR"/>
-        </w:rPr>
-        <w:t xml:space="preserve"> / </w:t>
-      </w:r>
-      <w:proofErr w:type="spellStart"/>
-      <w:r>
-        <w:rPr>
-          <w:lang w:eastAsia="ko-KR"/>
-        </w:rPr>
-        <w:t>활동지출</w:t>
-      </w:r>
-      <w:proofErr w:type="spellEnd"/>
-      <w:r>
-        <w:rPr>
-          <w:lang w:eastAsia="ko-KR"/>
-        </w:rPr>
-        <w:t xml:space="preserve"> / </w:t>
-      </w:r>
-      <w:proofErr w:type="spellStart"/>
-      <w:r>
-        <w:rPr>
-          <w:lang w:eastAsia="ko-KR"/>
-        </w:rPr>
-        <w:t>이동지출</w:t>
-      </w:r>
-      <w:proofErr w:type="spellEnd"/>
-      <w:r>
-        <w:rPr>
-          <w:lang w:eastAsia="ko-KR"/>
-        </w:rPr>
-        <w:t xml:space="preserve"> / </w:t>
-      </w:r>
-      <w:r>
-        <w:rPr>
-          <w:lang w:eastAsia="ko-KR"/>
-        </w:rPr>
-        <w:t>여행</w:t>
-      </w:r>
-      <w:r>
-        <w:rPr>
-          <w:lang w:eastAsia="ko-KR"/>
-        </w:rPr>
-        <w:t xml:space="preserve"> 1</w:t>
-      </w:r>
-      <w:r>
-        <w:rPr>
-          <w:lang w:eastAsia="ko-KR"/>
-        </w:rPr>
-        <w:t>회당</w:t>
-      </w:r>
-      <w:r>
-        <w:rPr>
-          <w:lang w:eastAsia="ko-KR"/>
-        </w:rPr>
-        <w:t xml:space="preserve"> </w:t>
-      </w:r>
-      <w:r>
-        <w:rPr>
-          <w:lang w:eastAsia="ko-KR"/>
-        </w:rPr>
-        <w:t>지출</w:t>
-      </w:r>
-      <w:r>
-        <w:rPr>
-          <w:lang w:eastAsia="ko-KR"/>
-        </w:rPr>
-        <w:t xml:space="preserve"> / </w:t>
-      </w:r>
-      <w:proofErr w:type="spellStart"/>
-      <w:r>
-        <w:rPr>
-          <w:lang w:eastAsia="ko-KR"/>
-        </w:rPr>
-        <w:t>숙박유형</w:t>
-      </w:r>
-      <w:proofErr w:type="spellEnd"/>
-      <w:r>
-        <w:rPr>
-          <w:lang w:eastAsia="ko-KR"/>
-        </w:rPr>
-        <w:t xml:space="preserve"> / </w:t>
-      </w:r>
-      <w:r>
-        <w:rPr>
-          <w:lang w:eastAsia="ko-KR"/>
-        </w:rPr>
-        <w:t>활동</w:t>
-      </w:r>
-      <w:r>
-        <w:rPr>
-          <w:lang w:eastAsia="ko-KR"/>
-        </w:rPr>
-        <w:t xml:space="preserve"> </w:t>
-      </w:r>
-      <w:r>
-        <w:rPr>
-          <w:lang w:eastAsia="ko-KR"/>
-        </w:rPr>
-        <w:t>종류</w:t>
-      </w:r>
-      <w:r>
-        <w:rPr>
-          <w:lang w:eastAsia="ko-KR"/>
-        </w:rPr>
-        <w:t xml:space="preserve"> </w:t>
-      </w:r>
-      <w:r>
-        <w:rPr>
-          <w:lang w:eastAsia="ko-KR"/>
-        </w:rPr>
-        <w:t>수</w:t>
-      </w:r>
-      <w:r>
-        <w:rPr>
-          <w:lang w:eastAsia="ko-KR"/>
-        </w:rPr>
-        <w:t xml:space="preserve"> / </w:t>
-      </w:r>
-      <w:proofErr w:type="spellStart"/>
-      <w:r>
-        <w:rPr>
-          <w:lang w:eastAsia="ko-KR"/>
-        </w:rPr>
-        <w:t>여행목적</w:t>
-      </w:r>
-      <w:proofErr w:type="spellEnd"/>
-      <w:r>
-        <w:rPr>
-          <w:lang w:eastAsia="ko-KR"/>
-        </w:rPr>
-        <w:t xml:space="preserve"> / </w:t>
-      </w:r>
-      <w:proofErr w:type="spellStart"/>
-      <w:r>
-        <w:rPr>
-          <w:lang w:eastAsia="ko-KR"/>
-        </w:rPr>
-        <w:t>동반형태</w:t>
-      </w:r>
-      <w:proofErr w:type="spellEnd"/>
-      <w:r>
-        <w:rPr>
-          <w:lang w:eastAsia="ko-KR"/>
-        </w:rPr>
-        <w:t xml:space="preserve"> / </w:t>
-      </w:r>
-      <w:proofErr w:type="spellStart"/>
-      <w:r>
-        <w:rPr>
-          <w:lang w:eastAsia="ko-KR"/>
-        </w:rPr>
-        <w:t>동반인원</w:t>
-      </w:r>
-      <w:proofErr w:type="spellEnd"/>
-      <w:r>
-        <w:rPr>
-          <w:lang w:eastAsia="ko-KR"/>
-        </w:rPr>
-        <w:t xml:space="preserve"> / </w:t>
-      </w:r>
-      <w:r>
-        <w:rPr>
-          <w:lang w:eastAsia="ko-KR"/>
-        </w:rPr>
-        <w:t>만족도</w:t>
-      </w:r>
-      <w:r>
-        <w:rPr>
-          <w:lang w:eastAsia="ko-KR"/>
-        </w:rPr>
-        <w:t xml:space="preserve"> / </w:t>
-      </w:r>
-      <w:proofErr w:type="spellStart"/>
-      <w:r>
-        <w:rPr>
-          <w:lang w:eastAsia="ko-KR"/>
-        </w:rPr>
-        <w:t>재방문의향</w:t>
-      </w:r>
-      <w:proofErr w:type="spellEnd"/>
-      <w:r>
-        <w:rPr>
-          <w:lang w:eastAsia="ko-KR"/>
-        </w:rPr>
-        <w:t xml:space="preserve"> </w:t>
-      </w:r>
-      <w:r>
-        <w:rPr>
-          <w:lang w:eastAsia="ko-KR"/>
-        </w:rPr>
-        <w:t>등</w:t>
-      </w:r>
-      <w:r>
-        <w:rPr>
-          <w:lang w:eastAsia="ko-KR"/>
-        </w:rPr>
-        <w:t>.</w:t>
+        <w:t>성별 / 연령대 / 소득 / 거주지 / 여행횟수 / 총 여행일수 / 방문지 수 / 평균 체류시간 / 총지출 / 숙박지출 / 활동지출 / 이동지출 / 여행 1회당 지출 / 숙박유형 / 활동 종류 수 / 여행목적 / 동반형태 / 동반인원 / 만족도 / 재방문의향 등.</w:t>
       </w:r>
     </w:p>
     <w:p>
@@ -5438,98 +1388,7 @@
           <w:b/>
           <w:lang w:eastAsia="ko-KR"/>
         </w:rPr>
-        <w:t>기본</w:t>
-      </w:r>
-      <w:r>
-        <w:rPr>
-          <w:b/>
-          <w:lang w:eastAsia="ko-KR"/>
-        </w:rPr>
-        <w:t xml:space="preserve"> </w:t>
-      </w:r>
-      <w:r>
-        <w:rPr>
-          <w:b/>
-          <w:lang w:eastAsia="ko-KR"/>
-        </w:rPr>
-        <w:t>원칙</w:t>
-      </w:r>
-      <w:r>
-        <w:rPr>
-          <w:b/>
-          <w:lang w:eastAsia="ko-KR"/>
-        </w:rPr>
-        <w:t>: 0</w:t>
-      </w:r>
-      <w:r>
-        <w:rPr>
-          <w:b/>
-          <w:lang w:eastAsia="ko-KR"/>
-        </w:rPr>
-        <w:t>원이라고</w:t>
-      </w:r>
-      <w:r>
-        <w:rPr>
-          <w:b/>
-          <w:lang w:eastAsia="ko-KR"/>
-        </w:rPr>
-        <w:t xml:space="preserve"> </w:t>
-      </w:r>
-      <w:r>
-        <w:rPr>
-          <w:b/>
-          <w:lang w:eastAsia="ko-KR"/>
-        </w:rPr>
-        <w:t>일괄</w:t>
-      </w:r>
-      <w:r>
-        <w:rPr>
-          <w:b/>
-          <w:lang w:eastAsia="ko-KR"/>
-        </w:rPr>
-        <w:t xml:space="preserve"> </w:t>
-      </w:r>
-      <w:r>
-        <w:rPr>
-          <w:b/>
-          <w:lang w:eastAsia="ko-KR"/>
-        </w:rPr>
-        <w:t>삭제하거나</w:t>
-      </w:r>
-      <w:r>
-        <w:rPr>
-          <w:b/>
-          <w:lang w:eastAsia="ko-KR"/>
-        </w:rPr>
-        <w:t xml:space="preserve"> NULL </w:t>
-      </w:r>
-      <w:r>
-        <w:rPr>
-          <w:b/>
-          <w:lang w:eastAsia="ko-KR"/>
-        </w:rPr>
-        <w:t>처리하지</w:t>
-      </w:r>
-      <w:r>
-        <w:rPr>
-          <w:b/>
-          <w:lang w:eastAsia="ko-KR"/>
-        </w:rPr>
-        <w:t xml:space="preserve"> </w:t>
-      </w:r>
-      <w:r>
-        <w:rPr>
-          <w:b/>
-          <w:lang w:eastAsia="ko-KR"/>
-        </w:rPr>
-        <w:t>않음</w:t>
-      </w:r>
-      <w:r>
-        <w:rPr>
-          <w:b/>
-          <w:lang w:eastAsia="ko-KR"/>
-        </w:rPr>
-        <w:t>.</w:t>
+        <w:t>기본 원칙: 0원이라고 일괄 삭제하거나 NULL 처리하지 않음.</w:t>
       </w:r>
     </w:p>
     <w:tbl>
@@ -5608,13 +1467,7 @@
               <w:rPr>
                 <w:lang w:eastAsia="ko-KR"/>
               </w:rPr>
-              <w:t>가족</w:t>
-            </w:r>
-            <w:r>
-              <w:rPr>
-                <w:lang w:eastAsia="ko-KR"/>
-              </w:rPr>
-              <w:t>/</w:t>
+              <w:t>가족/</w:t>
             </w:r>
             <w:proofErr w:type="spellStart"/>
             <w:r>
@@ -5628,49 +1481,7 @@
               <w:rPr>
                 <w:lang w:eastAsia="ko-KR"/>
               </w:rPr>
-              <w:t xml:space="preserve"> </w:t>
-            </w:r>
-            <w:r>
-              <w:rPr>
-                <w:lang w:eastAsia="ko-KR"/>
-              </w:rPr>
-              <w:t>숙박</w:t>
-            </w:r>
-            <w:r>
-              <w:rPr>
-                <w:lang w:eastAsia="ko-KR"/>
-              </w:rPr>
-              <w:t xml:space="preserve"> </w:t>
-            </w:r>
-            <w:r>
-              <w:rPr>
-                <w:lang w:eastAsia="ko-KR"/>
-              </w:rPr>
-              <w:t>등</w:t>
-            </w:r>
-            <w:r>
-              <w:rPr>
-                <w:lang w:eastAsia="ko-KR"/>
-              </w:rPr>
-              <w:t xml:space="preserve"> </w:t>
-            </w:r>
-            <w:r>
-              <w:rPr>
-                <w:lang w:eastAsia="ko-KR"/>
-              </w:rPr>
-              <w:t>무료</w:t>
-            </w:r>
-            <w:r>
-              <w:rPr>
-                <w:lang w:eastAsia="ko-KR"/>
-              </w:rPr>
-              <w:t xml:space="preserve"> </w:t>
-            </w:r>
-            <w:r>
-              <w:rPr>
-                <w:lang w:eastAsia="ko-KR"/>
-              </w:rPr>
-              <w:t>숙박</w:t>
+              <w:t xml:space="preserve"> 숙박 등 무료 숙박</w:t>
             </w:r>
           </w:p>
         </w:tc>
@@ -5680,13 +1491,7 @@
           </w:tcPr>
           <w:p>
             <w:r>
-              <w:t>0</w:t>
-            </w:r>
-            <w:r>
-              <w:t>원</w:t>
-            </w:r>
-            <w:r>
-              <w:t xml:space="preserve"> </w:t>
+              <w:t xml:space="preserve">0원 </w:t>
             </w:r>
             <w:proofErr w:type="spellStart"/>
             <w:r>
@@ -5701,19 +1506,7 @@
           </w:tcPr>
           <w:p>
             <w:r>
-              <w:t>정상적인</w:t>
-            </w:r>
-            <w:r>
-              <w:t xml:space="preserve"> </w:t>
-            </w:r>
-            <w:r>
-              <w:t>소비</w:t>
-            </w:r>
-            <w:r>
-              <w:t xml:space="preserve"> </w:t>
-            </w:r>
-            <w:r>
-              <w:t>행동</w:t>
+              <w:t>정상적인 소비 행동</w:t>
             </w:r>
           </w:p>
         </w:tc>
@@ -5728,25 +1521,7 @@
           </w:tcPr>
           <w:p>
             <w:r>
-              <w:t>무료</w:t>
-            </w:r>
-            <w:r>
-              <w:t xml:space="preserve"> </w:t>
-            </w:r>
-            <w:r>
-              <w:t>관광지</w:t>
-            </w:r>
-            <w:r>
-              <w:t>/</w:t>
-            </w:r>
-            <w:r>
-              <w:t>무료</w:t>
-            </w:r>
-            <w:r>
-              <w:t xml:space="preserve"> </w:t>
-            </w:r>
-            <w:r>
-              <w:t>활동</w:t>
+              <w:t>무료 관광지/무료 활동</w:t>
             </w:r>
           </w:p>
         </w:tc>
@@ -5756,16 +1531,7 @@
           </w:tcPr>
           <w:p>
             <w:r>
-              <w:t>0</w:t>
-            </w:r>
-            <w:r>
-              <w:t>원</w:t>
-            </w:r>
-            <w:r>
-              <w:t xml:space="preserve"> </w:t>
-            </w:r>
-            <w:r>
-              <w:t>유지</w:t>
+              <w:t>0원 유지</w:t>
             </w:r>
           </w:p>
         </w:tc>
@@ -5775,25 +1541,7 @@
           </w:tcPr>
           <w:p>
             <w:r>
-              <w:t>무료</w:t>
-            </w:r>
-            <w:r>
-              <w:t xml:space="preserve"> </w:t>
-            </w:r>
-            <w:r>
-              <w:t>활동도</w:t>
-            </w:r>
-            <w:r>
-              <w:t xml:space="preserve"> </w:t>
-            </w:r>
-            <w:r>
-              <w:t>고객</w:t>
-            </w:r>
-            <w:r>
-              <w:t xml:space="preserve"> </w:t>
-            </w:r>
-            <w:r>
-              <w:t>행동</w:t>
+              <w:t>무료 활동도 고객 행동</w:t>
             </w:r>
           </w:p>
         </w:tc>
@@ -5816,55 +1564,7 @@
               <w:rPr>
                 <w:lang w:eastAsia="ko-KR"/>
               </w:rPr>
-              <w:t>호텔</w:t>
-            </w:r>
-            <w:r>
-              <w:rPr>
-                <w:lang w:eastAsia="ko-KR"/>
-              </w:rPr>
-              <w:t xml:space="preserve"> </w:t>
-            </w:r>
-            <w:r>
-              <w:rPr>
-                <w:lang w:eastAsia="ko-KR"/>
-              </w:rPr>
-              <w:t>등</w:t>
-            </w:r>
-            <w:r>
-              <w:rPr>
-                <w:lang w:eastAsia="ko-KR"/>
-              </w:rPr>
-              <w:t xml:space="preserve"> </w:t>
-            </w:r>
-            <w:r>
-              <w:rPr>
-                <w:lang w:eastAsia="ko-KR"/>
-              </w:rPr>
-              <w:t>유료</w:t>
-            </w:r>
-            <w:r>
-              <w:rPr>
-                <w:lang w:eastAsia="ko-KR"/>
-              </w:rPr>
-              <w:t xml:space="preserve"> </w:t>
-            </w:r>
-            <w:r>
-              <w:rPr>
-                <w:lang w:eastAsia="ko-KR"/>
-              </w:rPr>
-              <w:t>이용인데</w:t>
-            </w:r>
-            <w:r>
-              <w:rPr>
-                <w:lang w:eastAsia="ko-KR"/>
-              </w:rPr>
-              <w:t xml:space="preserve"> 0</w:t>
-            </w:r>
-            <w:r>
-              <w:rPr>
-                <w:lang w:eastAsia="ko-KR"/>
-              </w:rPr>
-              <w:t>원</w:t>
+              <w:t>호텔 등 유료 이용인데 0원</w:t>
             </w:r>
           </w:p>
         </w:tc>
@@ -5882,37 +1582,7 @@
               <w:rPr>
                 <w:lang w:eastAsia="ko-KR"/>
               </w:rPr>
-              <w:t>원본</w:t>
-            </w:r>
-            <w:r>
-              <w:rPr>
-                <w:lang w:eastAsia="ko-KR"/>
-              </w:rPr>
-              <w:t xml:space="preserve"> </w:t>
-            </w:r>
-            <w:r>
-              <w:rPr>
-                <w:lang w:eastAsia="ko-KR"/>
-              </w:rPr>
-              <w:t>유지</w:t>
-            </w:r>
-            <w:r>
-              <w:rPr>
-                <w:lang w:eastAsia="ko-KR"/>
-              </w:rPr>
-              <w:t xml:space="preserve"> + </w:t>
-            </w:r>
-            <w:r>
-              <w:rPr>
-                <w:lang w:eastAsia="ko-KR"/>
-              </w:rPr>
-              <w:t>확인</w:t>
-            </w:r>
-            <w:r>
-              <w:rPr>
-                <w:lang w:eastAsia="ko-KR"/>
-              </w:rPr>
-              <w:t xml:space="preserve"> Flag</w:t>
+              <w:t>원본 유지 + 확인 Flag</w:t>
             </w:r>
           </w:p>
         </w:tc>
@@ -5930,67 +1600,7 @@
               <w:rPr>
                 <w:lang w:eastAsia="ko-KR"/>
               </w:rPr>
-              <w:t>누락</w:t>
-            </w:r>
-            <w:r>
-              <w:rPr>
-                <w:lang w:eastAsia="ko-KR"/>
-              </w:rPr>
-              <w:t>/</w:t>
-            </w:r>
-            <w:r>
-              <w:rPr>
-                <w:lang w:eastAsia="ko-KR"/>
-              </w:rPr>
-              <w:t>무료제공</w:t>
-            </w:r>
-            <w:r>
-              <w:rPr>
-                <w:lang w:eastAsia="ko-KR"/>
-              </w:rPr>
-              <w:t>/</w:t>
-            </w:r>
-            <w:r>
-              <w:rPr>
-                <w:lang w:eastAsia="ko-KR"/>
-              </w:rPr>
-              <w:t>쿠폰</w:t>
-            </w:r>
-            <w:r>
-              <w:rPr>
-                <w:lang w:eastAsia="ko-KR"/>
-              </w:rPr>
-              <w:t xml:space="preserve"> </w:t>
-            </w:r>
-            <w:r>
-              <w:rPr>
-                <w:lang w:eastAsia="ko-KR"/>
-              </w:rPr>
-              <w:t>등</w:t>
-            </w:r>
-            <w:r>
-              <w:rPr>
-                <w:lang w:eastAsia="ko-KR"/>
-              </w:rPr>
-              <w:t xml:space="preserve"> </w:t>
-            </w:r>
-            <w:r>
-              <w:rPr>
-                <w:lang w:eastAsia="ko-KR"/>
-              </w:rPr>
-              <w:t>원인</w:t>
-            </w:r>
-            <w:r>
-              <w:rPr>
-                <w:lang w:eastAsia="ko-KR"/>
-              </w:rPr>
-              <w:t xml:space="preserve"> </w:t>
-            </w:r>
-            <w:r>
-              <w:rPr>
-                <w:lang w:eastAsia="ko-KR"/>
-              </w:rPr>
-              <w:t>불명</w:t>
+              <w:t>누락/무료제공/쿠폰 등 원인 불명</w:t>
             </w:r>
           </w:p>
         </w:tc>
@@ -6013,55 +1623,7 @@
               <w:rPr>
                 <w:lang w:eastAsia="ko-KR"/>
               </w:rPr>
-              <w:t>기차표</w:t>
-            </w:r>
-            <w:r>
-              <w:rPr>
-                <w:lang w:eastAsia="ko-KR"/>
-              </w:rPr>
-              <w:t xml:space="preserve"> </w:t>
-            </w:r>
-            <w:r>
-              <w:rPr>
-                <w:lang w:eastAsia="ko-KR"/>
-              </w:rPr>
-              <w:t>등</w:t>
-            </w:r>
-            <w:r>
-              <w:rPr>
-                <w:lang w:eastAsia="ko-KR"/>
-              </w:rPr>
-              <w:t xml:space="preserve"> </w:t>
-            </w:r>
-            <w:r>
-              <w:rPr>
-                <w:lang w:eastAsia="ko-KR"/>
-              </w:rPr>
-              <w:t>매우</w:t>
-            </w:r>
-            <w:r>
-              <w:rPr>
-                <w:lang w:eastAsia="ko-KR"/>
-              </w:rPr>
-              <w:t xml:space="preserve"> </w:t>
-            </w:r>
-            <w:r>
-              <w:rPr>
-                <w:lang w:eastAsia="ko-KR"/>
-              </w:rPr>
-              <w:t>낮은</w:t>
-            </w:r>
-            <w:r>
-              <w:rPr>
-                <w:lang w:eastAsia="ko-KR"/>
-              </w:rPr>
-              <w:t xml:space="preserve"> </w:t>
-            </w:r>
-            <w:r>
-              <w:rPr>
-                <w:lang w:eastAsia="ko-KR"/>
-              </w:rPr>
-              <w:t>금액</w:t>
+              <w:t>기차표 등 매우 낮은 금액</w:t>
             </w:r>
           </w:p>
         </w:tc>
@@ -6079,37 +1641,7 @@
               <w:rPr>
                 <w:lang w:eastAsia="ko-KR"/>
               </w:rPr>
-              <w:t>원본</w:t>
-            </w:r>
-            <w:r>
-              <w:rPr>
-                <w:lang w:eastAsia="ko-KR"/>
-              </w:rPr>
-              <w:t xml:space="preserve"> </w:t>
-            </w:r>
-            <w:r>
-              <w:rPr>
-                <w:lang w:eastAsia="ko-KR"/>
-              </w:rPr>
-              <w:t>유지</w:t>
-            </w:r>
-            <w:r>
-              <w:rPr>
-                <w:lang w:eastAsia="ko-KR"/>
-              </w:rPr>
-              <w:t xml:space="preserve"> + </w:t>
-            </w:r>
-            <w:r>
-              <w:rPr>
-                <w:lang w:eastAsia="ko-KR"/>
-              </w:rPr>
-              <w:t>이상치</w:t>
-            </w:r>
-            <w:r>
-              <w:rPr>
-                <w:lang w:eastAsia="ko-KR"/>
-              </w:rPr>
-              <w:t xml:space="preserve"> Flag</w:t>
+              <w:t>원본 유지 + 이상치 Flag</w:t>
             </w:r>
           </w:p>
         </w:tc>
@@ -6152,19 +1684,7 @@
           </w:tcPr>
           <w:p>
             <w:r>
-              <w:t>결제정보</w:t>
-            </w:r>
-            <w:r>
-              <w:t xml:space="preserve"> </w:t>
-            </w:r>
-            <w:r>
-              <w:t>자체가</w:t>
-            </w:r>
-            <w:r>
-              <w:t xml:space="preserve"> </w:t>
-            </w:r>
-            <w:r>
-              <w:t>없음</w:t>
+              <w:t>결제정보 자체가 없음</w:t>
             </w:r>
           </w:p>
         </w:tc>
@@ -6184,22 +1704,7 @@
           </w:tcPr>
           <w:p>
             <w:r>
-              <w:t>0</w:t>
-            </w:r>
-            <w:r>
-              <w:t>원과</w:t>
-            </w:r>
-            <w:r>
-              <w:t xml:space="preserve"> </w:t>
-            </w:r>
-            <w:r>
-              <w:t>미수집을</w:t>
-            </w:r>
-            <w:r>
-              <w:t xml:space="preserve"> </w:t>
-            </w:r>
-            <w:r>
-              <w:t>구분</w:t>
+              <w:t>0원과 미수집을 구분</w:t>
             </w:r>
           </w:p>
         </w:tc>
@@ -6215,357 +1720,28 @@
         <w:rPr>
           <w:lang w:eastAsia="ko-KR"/>
         </w:rPr>
-        <w:t>원본</w:t>
-      </w:r>
-      <w:r>
-        <w:rPr>
-          <w:lang w:eastAsia="ko-KR"/>
-        </w:rPr>
-        <w:t xml:space="preserve"> </w:t>
-      </w:r>
-      <w:r>
-        <w:rPr>
-          <w:lang w:eastAsia="ko-KR"/>
-        </w:rPr>
-        <w:t>결제금액은</w:t>
-      </w:r>
-      <w:r>
-        <w:rPr>
-          <w:lang w:eastAsia="ko-KR"/>
-        </w:rPr>
-        <w:t xml:space="preserve"> </w:t>
-      </w:r>
-      <w:r>
-        <w:rPr>
-          <w:lang w:eastAsia="ko-KR"/>
-        </w:rPr>
-        <w:t>가능하면</w:t>
-      </w:r>
-      <w:r>
-        <w:rPr>
-          <w:lang w:eastAsia="ko-KR"/>
-        </w:rPr>
-        <w:t xml:space="preserve"> </w:t>
-      </w:r>
-      <w:r>
-        <w:rPr>
-          <w:lang w:eastAsia="ko-KR"/>
-        </w:rPr>
-        <w:t>수정하지</w:t>
-      </w:r>
-      <w:r>
-        <w:rPr>
-          <w:lang w:eastAsia="ko-KR"/>
-        </w:rPr>
-        <w:t xml:space="preserve"> </w:t>
-      </w:r>
-      <w:r>
-        <w:rPr>
-          <w:lang w:eastAsia="ko-KR"/>
-        </w:rPr>
-        <w:t>않고</w:t>
-      </w:r>
-      <w:r>
-        <w:rPr>
-          <w:lang w:eastAsia="ko-KR"/>
-        </w:rPr>
-        <w:t xml:space="preserve"> </w:t>
-      </w:r>
-      <w:r>
-        <w:rPr>
-          <w:lang w:eastAsia="ko-KR"/>
-        </w:rPr>
-        <w:t>분석용</w:t>
-      </w:r>
-      <w:r>
-        <w:rPr>
-          <w:lang w:eastAsia="ko-KR"/>
-        </w:rPr>
-        <w:t xml:space="preserve"> Flag </w:t>
-      </w:r>
-      <w:r>
-        <w:rPr>
-          <w:lang w:eastAsia="ko-KR"/>
-        </w:rPr>
-        <w:t>추가</w:t>
-      </w:r>
-      <w:r>
-        <w:rPr>
-          <w:lang w:eastAsia="ko-KR"/>
-        </w:rPr>
-        <w:t>.</w:t>
+        <w:t>원본 결제금액은 가능하면 수정하지 않고 분석용 Flag 추가.</w:t>
       </w:r>
       <w:r>
         <w:rPr>
           <w:lang w:eastAsia="ko-KR"/>
         </w:rPr>
         <w:br/>
-        <w:t>0</w:t>
-      </w:r>
-      <w:r>
-        <w:rPr>
-          <w:lang w:eastAsia="ko-KR"/>
-        </w:rPr>
-        <w:t>원</w:t>
-      </w:r>
-      <w:r>
-        <w:rPr>
-          <w:lang w:eastAsia="ko-KR"/>
-        </w:rPr>
-        <w:t xml:space="preserve"> = </w:t>
-      </w:r>
-      <w:r>
-        <w:rPr>
-          <w:lang w:eastAsia="ko-KR"/>
-        </w:rPr>
-        <w:t>실제</w:t>
-      </w:r>
-      <w:r>
-        <w:rPr>
-          <w:lang w:eastAsia="ko-KR"/>
-        </w:rPr>
-        <w:t xml:space="preserve"> </w:t>
-      </w:r>
-      <w:r>
-        <w:rPr>
-          <w:lang w:eastAsia="ko-KR"/>
-        </w:rPr>
-        <w:t>비용이</w:t>
-      </w:r>
-      <w:r>
-        <w:rPr>
-          <w:lang w:eastAsia="ko-KR"/>
-        </w:rPr>
-        <w:t xml:space="preserve"> </w:t>
-      </w:r>
-      <w:r>
-        <w:rPr>
-          <w:lang w:eastAsia="ko-KR"/>
-        </w:rPr>
-        <w:t>발생하지</w:t>
-      </w:r>
-      <w:r>
-        <w:rPr>
-          <w:lang w:eastAsia="ko-KR"/>
-        </w:rPr>
-        <w:t xml:space="preserve"> </w:t>
-      </w:r>
-      <w:r>
-        <w:rPr>
-          <w:lang w:eastAsia="ko-KR"/>
-        </w:rPr>
-        <w:t>않은</w:t>
-      </w:r>
-      <w:r>
-        <w:rPr>
-          <w:lang w:eastAsia="ko-KR"/>
-        </w:rPr>
-        <w:t xml:space="preserve"> </w:t>
-      </w:r>
-      <w:r>
-        <w:rPr>
-          <w:lang w:eastAsia="ko-KR"/>
-        </w:rPr>
-        <w:t>경우일</w:t>
-      </w:r>
-      <w:r>
-        <w:rPr>
-          <w:lang w:eastAsia="ko-KR"/>
-        </w:rPr>
-        <w:t xml:space="preserve"> </w:t>
-      </w:r>
-      <w:r>
-        <w:rPr>
-          <w:lang w:eastAsia="ko-KR"/>
-        </w:rPr>
-        <w:t>수</w:t>
-      </w:r>
-      <w:r>
-        <w:rPr>
-          <w:lang w:eastAsia="ko-KR"/>
-        </w:rPr>
-        <w:t xml:space="preserve"> </w:t>
-      </w:r>
-      <w:r>
-        <w:rPr>
-          <w:lang w:eastAsia="ko-KR"/>
-        </w:rPr>
-        <w:t>있음</w:t>
-      </w:r>
-      <w:r>
-        <w:rPr>
-          <w:lang w:eastAsia="ko-KR"/>
-        </w:rPr>
-        <w:t>.</w:t>
+        <w:t>0원 = 실제 비용이 발생하지 않은 경우일 수 있음.</w:t>
       </w:r>
       <w:r>
         <w:rPr>
           <w:lang w:eastAsia="ko-KR"/>
         </w:rPr>
         <w:br/>
-        <w:t xml:space="preserve">NULL = </w:t>
-      </w:r>
-      <w:r>
-        <w:rPr>
-          <w:lang w:eastAsia="ko-KR"/>
-        </w:rPr>
-        <w:t>결제금액을</w:t>
-      </w:r>
-      <w:r>
-        <w:rPr>
-          <w:lang w:eastAsia="ko-KR"/>
-        </w:rPr>
-        <w:t xml:space="preserve"> </w:t>
-      </w:r>
-      <w:r>
-        <w:rPr>
-          <w:lang w:eastAsia="ko-KR"/>
-        </w:rPr>
-        <w:t>알</w:t>
-      </w:r>
-      <w:r>
-        <w:rPr>
-          <w:lang w:eastAsia="ko-KR"/>
-        </w:rPr>
-        <w:t xml:space="preserve"> </w:t>
-      </w:r>
-      <w:r>
-        <w:rPr>
-          <w:lang w:eastAsia="ko-KR"/>
-        </w:rPr>
-        <w:t>수</w:t>
-      </w:r>
-      <w:r>
-        <w:rPr>
-          <w:lang w:eastAsia="ko-KR"/>
-        </w:rPr>
-        <w:t xml:space="preserve"> </w:t>
-      </w:r>
-      <w:r>
-        <w:rPr>
-          <w:lang w:eastAsia="ko-KR"/>
-        </w:rPr>
-        <w:t>없거나</w:t>
-      </w:r>
-      <w:r>
-        <w:rPr>
-          <w:lang w:eastAsia="ko-KR"/>
-        </w:rPr>
-        <w:t xml:space="preserve"> </w:t>
-      </w:r>
-      <w:r>
-        <w:rPr>
-          <w:lang w:eastAsia="ko-KR"/>
-        </w:rPr>
-        <w:t>수집되지</w:t>
-      </w:r>
-      <w:r>
-        <w:rPr>
-          <w:lang w:eastAsia="ko-KR"/>
-        </w:rPr>
-        <w:t xml:space="preserve"> </w:t>
-      </w:r>
-      <w:r>
-        <w:rPr>
-          <w:lang w:eastAsia="ko-KR"/>
-        </w:rPr>
-        <w:t>않은</w:t>
-      </w:r>
-      <w:r>
-        <w:rPr>
-          <w:lang w:eastAsia="ko-KR"/>
-        </w:rPr>
-        <w:t xml:space="preserve"> </w:t>
-      </w:r>
-      <w:r>
-        <w:rPr>
-          <w:lang w:eastAsia="ko-KR"/>
-        </w:rPr>
-        <w:t>경우</w:t>
-      </w:r>
-      <w:r>
-        <w:rPr>
-          <w:lang w:eastAsia="ko-KR"/>
-        </w:rPr>
-        <w:t>.</w:t>
+        <w:t>NULL = 결제금액을 알 수 없거나 수집되지 않은 경우.</w:t>
       </w:r>
       <w:r>
         <w:rPr>
           <w:lang w:eastAsia="ko-KR"/>
         </w:rPr>
         <w:br/>
-      </w:r>
-      <w:r>
-        <w:rPr>
-          <w:lang w:eastAsia="ko-KR"/>
-        </w:rPr>
-        <w:t>따라서</w:t>
-      </w:r>
-      <w:r>
-        <w:rPr>
-          <w:lang w:eastAsia="ko-KR"/>
-        </w:rPr>
-        <w:t xml:space="preserve"> 0</w:t>
-      </w:r>
-      <w:r>
-        <w:rPr>
-          <w:lang w:eastAsia="ko-KR"/>
-        </w:rPr>
-        <w:t>원을</w:t>
-      </w:r>
-      <w:r>
-        <w:rPr>
-          <w:lang w:eastAsia="ko-KR"/>
-        </w:rPr>
-        <w:t xml:space="preserve"> NULL</w:t>
-      </w:r>
-      <w:r>
-        <w:rPr>
-          <w:lang w:eastAsia="ko-KR"/>
-        </w:rPr>
-        <w:t>로</w:t>
-      </w:r>
-      <w:r>
-        <w:rPr>
-          <w:lang w:eastAsia="ko-KR"/>
-        </w:rPr>
-        <w:t xml:space="preserve"> </w:t>
-      </w:r>
-      <w:r>
-        <w:rPr>
-          <w:lang w:eastAsia="ko-KR"/>
-        </w:rPr>
-        <w:t>일괄</w:t>
-      </w:r>
-      <w:r>
-        <w:rPr>
-          <w:lang w:eastAsia="ko-KR"/>
-        </w:rPr>
-        <w:t xml:space="preserve"> </w:t>
-      </w:r>
-      <w:r>
-        <w:rPr>
-          <w:lang w:eastAsia="ko-KR"/>
-        </w:rPr>
-        <w:t>변경하지</w:t>
-      </w:r>
-      <w:r>
-        <w:rPr>
-          <w:lang w:eastAsia="ko-KR"/>
-        </w:rPr>
-        <w:t xml:space="preserve"> </w:t>
-      </w:r>
-      <w:r>
-        <w:rPr>
-          <w:lang w:eastAsia="ko-KR"/>
-        </w:rPr>
-        <w:t>않음</w:t>
-      </w:r>
-      <w:r>
-        <w:rPr>
-          <w:lang w:eastAsia="ko-KR"/>
-        </w:rPr>
-        <w:t>.</w:t>
+        <w:t>따라서 0원을 NULL로 일괄 변경하지 않음.</w:t>
       </w:r>
     </w:p>
     <w:p>
@@ -6611,105 +1787,7 @@
           <w:b/>
           <w:lang w:eastAsia="ko-KR"/>
         </w:rPr>
-        <w:t>빈</w:t>
-      </w:r>
-      <w:r>
-        <w:rPr>
-          <w:b/>
-          <w:lang w:eastAsia="ko-KR"/>
-        </w:rPr>
-        <w:t xml:space="preserve"> </w:t>
-      </w:r>
-      <w:r>
-        <w:rPr>
-          <w:b/>
-          <w:lang w:eastAsia="ko-KR"/>
-        </w:rPr>
-        <w:t>문자열이나</w:t>
-      </w:r>
-      <w:r>
-        <w:rPr>
-          <w:b/>
-          <w:lang w:eastAsia="ko-KR"/>
-        </w:rPr>
-        <w:t xml:space="preserve"> </w:t>
-      </w:r>
-      <w:r>
-        <w:rPr>
-          <w:b/>
-          <w:lang w:eastAsia="ko-KR"/>
-        </w:rPr>
-        <w:t>단순</w:t>
-      </w:r>
-      <w:r>
-        <w:rPr>
-          <w:b/>
-          <w:lang w:eastAsia="ko-KR"/>
-        </w:rPr>
-        <w:t xml:space="preserve"> </w:t>
-      </w:r>
-      <w:r>
-        <w:rPr>
-          <w:b/>
-          <w:lang w:eastAsia="ko-KR"/>
-        </w:rPr>
-        <w:t>공백은</w:t>
-      </w:r>
-      <w:r>
-        <w:rPr>
-          <w:b/>
-          <w:lang w:eastAsia="ko-KR"/>
-        </w:rPr>
-        <w:t xml:space="preserve"> N</w:t>
-      </w:r>
-      <w:r>
-        <w:rPr>
-          <w:b/>
-          <w:lang w:eastAsia="ko-KR"/>
-        </w:rPr>
-        <w:t>ULL</w:t>
-      </w:r>
-      <w:r>
-        <w:rPr>
-          <w:b/>
-          <w:lang w:eastAsia="ko-KR"/>
-        </w:rPr>
-        <w:t>로</w:t>
-      </w:r>
-      <w:r>
-        <w:rPr>
-          <w:b/>
-          <w:lang w:eastAsia="ko-KR"/>
-        </w:rPr>
-        <w:t xml:space="preserve"> </w:t>
-      </w:r>
-      <w:r>
-        <w:rPr>
-          <w:b/>
-          <w:lang w:eastAsia="ko-KR"/>
-        </w:rPr>
-        <w:t>통일</w:t>
-      </w:r>
-      <w:r>
-        <w:rPr>
-          <w:b/>
-          <w:lang w:eastAsia="ko-KR"/>
-        </w:rPr>
-        <w:t xml:space="preserve"> </w:t>
-      </w:r>
-      <w:r>
-        <w:rPr>
-          <w:b/>
-          <w:lang w:eastAsia="ko-KR"/>
-        </w:rPr>
-        <w:t>권장</w:t>
-      </w:r>
-      <w:r>
-        <w:rPr>
-          <w:b/>
-          <w:lang w:eastAsia="ko-KR"/>
-        </w:rPr>
-        <w:t>.</w:t>
+        <w:t>빈 문자열이나 단순 공백은 NULL로 통일 권장.</w:t>
       </w:r>
     </w:p>
     <w:p>
@@ -6722,146 +1800,14 @@
         <w:rPr>
           <w:lang w:eastAsia="ko-KR"/>
         </w:rPr>
-        <w:t>SQL</w:t>
-      </w:r>
-      <w:r>
-        <w:rPr>
-          <w:lang w:eastAsia="ko-KR"/>
-        </w:rPr>
-        <w:t>에서</w:t>
-      </w:r>
-      <w:r>
-        <w:rPr>
-          <w:lang w:eastAsia="ko-KR"/>
-        </w:rPr>
-        <w:t xml:space="preserve"> NULL</w:t>
-      </w:r>
-      <w:r>
-        <w:rPr>
-          <w:lang w:eastAsia="ko-KR"/>
-        </w:rPr>
-        <w:t>과</w:t>
-      </w:r>
-      <w:r>
-        <w:rPr>
-          <w:lang w:eastAsia="ko-KR"/>
-        </w:rPr>
-        <w:t xml:space="preserve"> ''(</w:t>
-      </w:r>
-      <w:r>
-        <w:rPr>
-          <w:lang w:eastAsia="ko-KR"/>
-        </w:rPr>
-        <w:t>빈</w:t>
-      </w:r>
-      <w:r>
-        <w:rPr>
-          <w:lang w:eastAsia="ko-KR"/>
-        </w:rPr>
-        <w:t xml:space="preserve"> </w:t>
-      </w:r>
-      <w:r>
-        <w:rPr>
-          <w:lang w:eastAsia="ko-KR"/>
-        </w:rPr>
-        <w:t>문자열</w:t>
-      </w:r>
-      <w:r>
-        <w:rPr>
-          <w:lang w:eastAsia="ko-KR"/>
-        </w:rPr>
-        <w:t>)</w:t>
-      </w:r>
-      <w:r>
-        <w:rPr>
-          <w:lang w:eastAsia="ko-KR"/>
-        </w:rPr>
-        <w:t>은</w:t>
-      </w:r>
-      <w:r>
-        <w:rPr>
-          <w:lang w:eastAsia="ko-KR"/>
-        </w:rPr>
-        <w:t xml:space="preserve"> </w:t>
-      </w:r>
-      <w:r>
-        <w:rPr>
-          <w:lang w:eastAsia="ko-KR"/>
-        </w:rPr>
-        <w:t>다른</w:t>
-      </w:r>
-      <w:r>
-        <w:rPr>
-          <w:lang w:eastAsia="ko-KR"/>
-        </w:rPr>
-        <w:t xml:space="preserve"> </w:t>
-      </w:r>
-      <w:r>
-        <w:rPr>
-          <w:lang w:eastAsia="ko-KR"/>
-        </w:rPr>
-        <w:t>값</w:t>
-      </w:r>
-      <w:r>
-        <w:rPr>
-          <w:lang w:eastAsia="ko-KR"/>
-        </w:rPr>
-        <w:t>.</w:t>
+        <w:t>SQL에서 NULL과 ''(빈 문자열)은 다른 값.</w:t>
       </w:r>
       <w:r>
         <w:rPr>
           <w:lang w:eastAsia="ko-KR"/>
         </w:rPr>
         <w:br/>
-        <w:t>NULL</w:t>
-      </w:r>
-      <w:r>
-        <w:rPr>
-          <w:lang w:eastAsia="ko-KR"/>
-        </w:rPr>
-        <w:t>과</w:t>
-      </w:r>
-      <w:r>
-        <w:rPr>
-          <w:lang w:eastAsia="ko-KR"/>
-        </w:rPr>
-        <w:t xml:space="preserve"> </w:t>
-      </w:r>
-      <w:r>
-        <w:rPr>
-          <w:lang w:eastAsia="ko-KR"/>
-        </w:rPr>
-        <w:t>공백이</w:t>
-      </w:r>
-      <w:r>
-        <w:rPr>
-          <w:lang w:eastAsia="ko-KR"/>
-        </w:rPr>
-        <w:t xml:space="preserve"> </w:t>
-      </w:r>
-      <w:r>
-        <w:rPr>
-          <w:lang w:eastAsia="ko-KR"/>
-        </w:rPr>
-        <w:t>섞여</w:t>
-      </w:r>
-      <w:r>
-        <w:rPr>
-          <w:lang w:eastAsia="ko-KR"/>
-        </w:rPr>
-        <w:t xml:space="preserve"> </w:t>
-      </w:r>
-      <w:r>
-        <w:rPr>
-          <w:lang w:eastAsia="ko-KR"/>
-        </w:rPr>
-        <w:t>있으면</w:t>
-      </w:r>
-      <w:r>
-        <w:rPr>
-          <w:lang w:eastAsia="ko-KR"/>
-        </w:rPr>
-        <w:t xml:space="preserve"> </w:t>
+        <w:t xml:space="preserve">NULL과 공백이 섞여 있으면 </w:t>
       </w:r>
       <w:proofErr w:type="spellStart"/>
       <w:r>
@@ -6875,97 +1821,14 @@
         <w:rPr>
           <w:lang w:eastAsia="ko-KR"/>
         </w:rPr>
-        <w:t xml:space="preserve"> </w:t>
-      </w:r>
-      <w:r>
-        <w:rPr>
-          <w:lang w:eastAsia="ko-KR"/>
-        </w:rPr>
-        <w:t>집계</w:t>
-      </w:r>
-      <w:r>
-        <w:rPr>
-          <w:lang w:eastAsia="ko-KR"/>
-        </w:rPr>
-        <w:t xml:space="preserve"> </w:t>
-      </w:r>
-      <w:r>
-        <w:rPr>
-          <w:lang w:eastAsia="ko-KR"/>
-        </w:rPr>
-        <w:t>및</w:t>
-      </w:r>
-      <w:r>
-        <w:rPr>
-          <w:lang w:eastAsia="ko-KR"/>
-        </w:rPr>
-        <w:t xml:space="preserve"> </w:t>
-      </w:r>
-      <w:r>
-        <w:rPr>
-          <w:lang w:eastAsia="ko-KR"/>
-        </w:rPr>
-        <w:t>조건</w:t>
-      </w:r>
-      <w:r>
-        <w:rPr>
-          <w:lang w:eastAsia="ko-KR"/>
-        </w:rPr>
-        <w:t xml:space="preserve"> </w:t>
-      </w:r>
-      <w:r>
-        <w:rPr>
-          <w:lang w:eastAsia="ko-KR"/>
-        </w:rPr>
-        <w:t>처리</w:t>
-      </w:r>
-      <w:r>
-        <w:rPr>
-          <w:lang w:eastAsia="ko-KR"/>
-        </w:rPr>
-        <w:t xml:space="preserve"> </w:t>
-      </w:r>
-      <w:r>
-        <w:rPr>
-          <w:lang w:eastAsia="ko-KR"/>
-        </w:rPr>
-        <w:t>시</w:t>
-      </w:r>
-      <w:r>
-        <w:rPr>
-          <w:lang w:eastAsia="ko-KR"/>
-        </w:rPr>
-        <w:t xml:space="preserve"> </w:t>
-      </w:r>
-      <w:r>
-        <w:rPr>
-          <w:lang w:eastAsia="ko-KR"/>
-        </w:rPr>
-        <w:t>불편</w:t>
-      </w:r>
-      <w:r>
-        <w:rPr>
-          <w:lang w:eastAsia="ko-KR"/>
-        </w:rPr>
-        <w:t>.</w:t>
+        <w:t xml:space="preserve"> 집계 및 조건 처리 시 불편.</w:t>
       </w:r>
       <w:r>
         <w:rPr>
           <w:lang w:eastAsia="ko-KR"/>
         </w:rPr>
         <w:br/>
-      </w:r>
-      <w:r>
-        <w:rPr>
-          <w:lang w:eastAsia="ko-KR"/>
-        </w:rPr>
-        <w:t>단순</w:t>
-      </w:r>
-      <w:r>
-        <w:rPr>
-          <w:lang w:eastAsia="ko-KR"/>
-        </w:rPr>
-        <w:t xml:space="preserve"> </w:t>
+        <w:t xml:space="preserve">단순 </w:t>
       </w:r>
       <w:proofErr w:type="spellStart"/>
       <w:r>
@@ -6993,45 +1856,23 @@
         <w:rPr>
           <w:lang w:eastAsia="ko-KR"/>
         </w:rPr>
-        <w:t xml:space="preserve">, </w:t>
-      </w:r>
-      <w:r>
-        <w:rPr>
-          <w:lang w:eastAsia="ko-KR"/>
-        </w:rPr>
-        <w:t>공백</w:t>
-      </w:r>
-      <w:r>
-        <w:rPr>
-          <w:lang w:eastAsia="ko-KR"/>
-        </w:rPr>
-        <w:t xml:space="preserve"> → NULL </w:t>
-      </w:r>
-      <w:r>
-        <w:rPr>
-          <w:lang w:eastAsia="ko-KR"/>
-        </w:rPr>
-        <w:t>처리</w:t>
-      </w:r>
-      <w:r>
-        <w:rPr>
-          <w:lang w:eastAsia="ko-KR"/>
-        </w:rPr>
-        <w:t>.</w:t>
+        <w:t>, 공백 → NULL 처리.</w:t>
       </w:r>
       <w:r>
         <w:rPr>
           <w:lang w:eastAsia="ko-KR"/>
         </w:rPr>
         <w:br/>
-        <w:t>'</w:t>
-      </w:r>
-      <w:r>
-        <w:rPr>
-          <w:lang w:eastAsia="ko-KR"/>
-        </w:rPr>
-        <w:t>없음</w:t>
-      </w:r>
+        <w:t>'없음', '</w:t>
+      </w:r>
+      <w:proofErr w:type="spellStart"/>
+      <w:r>
+        <w:rPr>
+          <w:lang w:eastAsia="ko-KR"/>
+        </w:rPr>
+        <w:t>해당없음</w:t>
+      </w:r>
+      <w:proofErr w:type="spellEnd"/>
       <w:r>
         <w:rPr>
           <w:lang w:eastAsia="ko-KR"/>
@@ -7043,206 +1884,35 @@
         <w:rPr>
           <w:lang w:eastAsia="ko-KR"/>
         </w:rPr>
-        <w:t>해당없음</w:t>
+        <w:t>소득없음</w:t>
       </w:r>
       <w:proofErr w:type="spellEnd"/>
       <w:r>
         <w:rPr>
           <w:lang w:eastAsia="ko-KR"/>
         </w:rPr>
-        <w:t>', '</w:t>
+        <w:t xml:space="preserve">', '나홀로' 등 실제 의미가 있는 </w:t>
       </w:r>
       <w:proofErr w:type="spellStart"/>
       <w:r>
         <w:rPr>
           <w:lang w:eastAsia="ko-KR"/>
         </w:rPr>
-        <w:t>소득없음</w:t>
+        <w:t>응답값</w:t>
       </w:r>
       <w:proofErr w:type="spellEnd"/>
       <w:r>
         <w:rPr>
           <w:lang w:eastAsia="ko-KR"/>
         </w:rPr>
-        <w:t>', '</w:t>
-      </w:r>
-      <w:proofErr w:type="spellStart"/>
-      <w:r>
-        <w:rPr>
-          <w:lang w:eastAsia="ko-KR"/>
-        </w:rPr>
-        <w:t>나홀로</w:t>
-      </w:r>
-      <w:proofErr w:type="spellEnd"/>
-      <w:r>
-        <w:rPr>
-          <w:lang w:eastAsia="ko-KR"/>
-        </w:rPr>
-        <w:t xml:space="preserve">' </w:t>
-      </w:r>
-      <w:r>
-        <w:rPr>
-          <w:lang w:eastAsia="ko-KR"/>
-        </w:rPr>
-        <w:t>등</w:t>
-      </w:r>
-      <w:r>
-        <w:rPr>
-          <w:lang w:eastAsia="ko-KR"/>
-        </w:rPr>
-        <w:t xml:space="preserve"> </w:t>
-      </w:r>
-      <w:r>
-        <w:rPr>
-          <w:lang w:eastAsia="ko-KR"/>
-        </w:rPr>
-        <w:t>실제</w:t>
-      </w:r>
-      <w:r>
-        <w:rPr>
-          <w:lang w:eastAsia="ko-KR"/>
-        </w:rPr>
-        <w:t xml:space="preserve"> </w:t>
-      </w:r>
-      <w:r>
-        <w:rPr>
-          <w:lang w:eastAsia="ko-KR"/>
-        </w:rPr>
-        <w:t>의미가</w:t>
-      </w:r>
-      <w:r>
-        <w:rPr>
-          <w:lang w:eastAsia="ko-KR"/>
-        </w:rPr>
-        <w:t xml:space="preserve"> </w:t>
-      </w:r>
-      <w:r>
-        <w:rPr>
-          <w:lang w:eastAsia="ko-KR"/>
-        </w:rPr>
-        <w:t>있는</w:t>
-      </w:r>
-      <w:r>
-        <w:rPr>
-          <w:lang w:eastAsia="ko-KR"/>
-        </w:rPr>
-        <w:t xml:space="preserve"> </w:t>
-      </w:r>
-      <w:proofErr w:type="spellStart"/>
-      <w:r>
-        <w:rPr>
-          <w:lang w:eastAsia="ko-KR"/>
-        </w:rPr>
-        <w:t>응답값</w:t>
-      </w:r>
-      <w:proofErr w:type="spellEnd"/>
-      <w:r>
-        <w:rPr>
-          <w:lang w:eastAsia="ko-KR"/>
-        </w:rPr>
-        <w:t xml:space="preserve"> → </w:t>
-      </w:r>
-      <w:r>
-        <w:rPr>
-          <w:lang w:eastAsia="ko-KR"/>
-        </w:rPr>
-        <w:t>그대로</w:t>
-      </w:r>
-      <w:r>
-        <w:rPr>
-          <w:lang w:eastAsia="ko-KR"/>
-        </w:rPr>
-        <w:t xml:space="preserve"> </w:t>
-      </w:r>
-      <w:r>
-        <w:rPr>
-          <w:lang w:eastAsia="ko-KR"/>
-        </w:rPr>
-        <w:t>유지</w:t>
-      </w:r>
-      <w:r>
-        <w:rPr>
-          <w:lang w:eastAsia="ko-KR"/>
-        </w:rPr>
-        <w:t>.</w:t>
+        <w:t xml:space="preserve"> → 그대로 유지.</w:t>
       </w:r>
       <w:r>
         <w:rPr>
           <w:lang w:eastAsia="ko-KR"/>
         </w:rPr>
         <w:br/>
-      </w:r>
-      <w:r>
-        <w:rPr>
-          <w:lang w:eastAsia="ko-KR"/>
-        </w:rPr>
-        <w:t>원본</w:t>
-      </w:r>
-      <w:r>
-        <w:rPr>
-          <w:lang w:eastAsia="ko-KR"/>
-        </w:rPr>
-        <w:t xml:space="preserve"> </w:t>
-      </w:r>
-      <w:r>
-        <w:rPr>
-          <w:lang w:eastAsia="ko-KR"/>
-        </w:rPr>
-        <w:t>데이터는</w:t>
-      </w:r>
-      <w:r>
-        <w:rPr>
-          <w:lang w:eastAsia="ko-KR"/>
-        </w:rPr>
-        <w:t xml:space="preserve"> </w:t>
-      </w:r>
-      <w:r>
-        <w:rPr>
-          <w:lang w:eastAsia="ko-KR"/>
-        </w:rPr>
-        <w:t>보존하고</w:t>
-      </w:r>
-      <w:r>
-        <w:rPr>
-          <w:lang w:eastAsia="ko-KR"/>
-        </w:rPr>
-        <w:t xml:space="preserve"> </w:t>
-      </w:r>
-      <w:r>
-        <w:rPr>
-          <w:lang w:eastAsia="ko-KR"/>
-        </w:rPr>
-        <w:t>분석용</w:t>
-      </w:r>
-      <w:r>
-        <w:rPr>
-          <w:lang w:eastAsia="ko-KR"/>
-        </w:rPr>
-        <w:t xml:space="preserve"> </w:t>
-      </w:r>
-      <w:r>
-        <w:rPr>
-          <w:lang w:eastAsia="ko-KR"/>
-        </w:rPr>
-        <w:t>데이터에서</w:t>
-      </w:r>
-      <w:r>
-        <w:rPr>
-          <w:lang w:eastAsia="ko-KR"/>
-        </w:rPr>
-        <w:t xml:space="preserve"> </w:t>
-      </w:r>
-      <w:r>
-        <w:rPr>
-          <w:lang w:eastAsia="ko-KR"/>
-        </w:rPr>
-        <w:t>정제</w:t>
-      </w:r>
-      <w:r>
-        <w:rPr>
-          <w:lang w:eastAsia="ko-KR"/>
-        </w:rPr>
-        <w:t>.</w:t>
+        <w:t>원본 데이터는 보존하고 분석용 데이터에서 정제.</w:t>
       </w:r>
     </w:p>
     <w:p>
@@ -7285,87 +1955,7 @@
         <w:rPr>
           <w:lang w:eastAsia="ko-KR"/>
         </w:rPr>
-        <w:t>총지출이</w:t>
-      </w:r>
-      <w:r>
-        <w:rPr>
-          <w:lang w:eastAsia="ko-KR"/>
-        </w:rPr>
-        <w:t xml:space="preserve"> </w:t>
-      </w:r>
-      <w:r>
-        <w:rPr>
-          <w:lang w:eastAsia="ko-KR"/>
-        </w:rPr>
-        <w:t>높은</w:t>
-      </w:r>
-      <w:r>
-        <w:rPr>
-          <w:lang w:eastAsia="ko-KR"/>
-        </w:rPr>
-        <w:t xml:space="preserve"> </w:t>
-      </w:r>
-      <w:r>
-        <w:rPr>
-          <w:lang w:eastAsia="ko-KR"/>
-        </w:rPr>
-        <w:t>이유가</w:t>
-      </w:r>
-      <w:r>
-        <w:rPr>
-          <w:lang w:eastAsia="ko-KR"/>
-        </w:rPr>
-        <w:t xml:space="preserve"> </w:t>
-      </w:r>
-      <w:proofErr w:type="spellStart"/>
-      <w:r>
-        <w:rPr>
-          <w:lang w:eastAsia="ko-KR"/>
-        </w:rPr>
-        <w:t>동반인원이</w:t>
-      </w:r>
-      <w:proofErr w:type="spellEnd"/>
-      <w:r>
-        <w:rPr>
-          <w:lang w:eastAsia="ko-KR"/>
-        </w:rPr>
-        <w:t xml:space="preserve"> </w:t>
-      </w:r>
-      <w:r>
-        <w:rPr>
-          <w:lang w:eastAsia="ko-KR"/>
-        </w:rPr>
-        <w:t>많기</w:t>
-      </w:r>
-      <w:r>
-        <w:rPr>
-          <w:lang w:eastAsia="ko-KR"/>
-        </w:rPr>
-        <w:t xml:space="preserve"> </w:t>
-      </w:r>
-      <w:r>
-        <w:rPr>
-          <w:lang w:eastAsia="ko-KR"/>
-        </w:rPr>
-        <w:t>때문인지</w:t>
-      </w:r>
-      <w:r>
-        <w:rPr>
-          <w:lang w:eastAsia="ko-KR"/>
-        </w:rPr>
-        <w:t xml:space="preserve"> </w:t>
-      </w:r>
-      <w:r>
-        <w:rPr>
-          <w:lang w:eastAsia="ko-KR"/>
-        </w:rPr>
-        <w:t>확인</w:t>
-      </w:r>
-      <w:r>
-        <w:rPr>
-          <w:lang w:eastAsia="ko-KR"/>
-        </w:rPr>
-        <w:t>.</w:t>
+        <w:t>총지출이 높은 이유가 동반인원이 많기 때문인지 확인.</w:t>
       </w:r>
     </w:p>
     <w:p>
@@ -7379,85 +1969,7 @@
         <w:rPr>
           <w:lang w:eastAsia="ko-KR"/>
         </w:rPr>
-        <w:t>여행</w:t>
-      </w:r>
-      <w:r>
-        <w:rPr>
-          <w:lang w:eastAsia="ko-KR"/>
-        </w:rPr>
-        <w:t xml:space="preserve"> </w:t>
-      </w:r>
-      <w:r>
-        <w:rPr>
-          <w:lang w:eastAsia="ko-KR"/>
-        </w:rPr>
-        <w:t>횟수가</w:t>
-      </w:r>
-      <w:r>
-        <w:rPr>
-          <w:lang w:eastAsia="ko-KR"/>
-        </w:rPr>
-        <w:t xml:space="preserve"> </w:t>
-      </w:r>
-      <w:r>
-        <w:rPr>
-          <w:lang w:eastAsia="ko-KR"/>
-        </w:rPr>
-        <w:t>많아서</w:t>
-      </w:r>
-      <w:r>
-        <w:rPr>
-          <w:lang w:eastAsia="ko-KR"/>
-        </w:rPr>
-        <w:t xml:space="preserve"> </w:t>
-      </w:r>
-      <w:r>
-        <w:rPr>
-          <w:lang w:eastAsia="ko-KR"/>
-        </w:rPr>
-        <w:t>총지출이</w:t>
-      </w:r>
-      <w:r>
-        <w:rPr>
-          <w:lang w:eastAsia="ko-KR"/>
-        </w:rPr>
-        <w:t xml:space="preserve"> </w:t>
-      </w:r>
-      <w:r>
-        <w:rPr>
-          <w:lang w:eastAsia="ko-KR"/>
-        </w:rPr>
-        <w:t>높아진</w:t>
-      </w:r>
-      <w:r>
-        <w:rPr>
-          <w:lang w:eastAsia="ko-KR"/>
-        </w:rPr>
-        <w:t xml:space="preserve"> </w:t>
-      </w:r>
-      <w:r>
-        <w:rPr>
-          <w:lang w:eastAsia="ko-KR"/>
-        </w:rPr>
-        <w:t>것인지</w:t>
-      </w:r>
-      <w:r>
-        <w:rPr>
-          <w:lang w:eastAsia="ko-KR"/>
-        </w:rPr>
-        <w:t xml:space="preserve"> </w:t>
-      </w:r>
-      <w:r>
-        <w:rPr>
-          <w:lang w:eastAsia="ko-KR"/>
-        </w:rPr>
-        <w:t>확인</w:t>
-      </w:r>
-      <w:r>
-        <w:rPr>
-          <w:lang w:eastAsia="ko-KR"/>
-        </w:rPr>
-        <w:t>.</w:t>
+        <w:t>여행 횟수가 많아서 총지출이 높아진 것인지 확인.</w:t>
       </w:r>
     </w:p>
     <w:p>
@@ -7471,121 +1983,8 @@
         <w:rPr>
           <w:lang w:eastAsia="ko-KR"/>
         </w:rPr>
-        <w:t>총지출</w:t>
-      </w:r>
-      <w:r>
-        <w:rPr>
-          <w:lang w:eastAsia="ko-KR"/>
-        </w:rPr>
-        <w:t xml:space="preserve"> </w:t>
-      </w:r>
-      <w:r>
-        <w:rPr>
-          <w:lang w:eastAsia="ko-KR"/>
-        </w:rPr>
-        <w:t>외</w:t>
-      </w:r>
-      <w:r>
-        <w:rPr>
-          <w:lang w:eastAsia="ko-KR"/>
-        </w:rPr>
-        <w:t xml:space="preserve"> </w:t>
-      </w:r>
-      <w:r>
-        <w:rPr>
-          <w:lang w:eastAsia="ko-KR"/>
-        </w:rPr>
-        <w:t>여행</w:t>
-      </w:r>
-      <w:r>
-        <w:rPr>
-          <w:lang w:eastAsia="ko-KR"/>
-        </w:rPr>
-        <w:t xml:space="preserve"> 1</w:t>
-      </w:r>
-      <w:r>
-        <w:rPr>
-          <w:lang w:eastAsia="ko-KR"/>
-        </w:rPr>
-        <w:t>회당</w:t>
-      </w:r>
-      <w:r>
-        <w:rPr>
-          <w:lang w:eastAsia="ko-KR"/>
-        </w:rPr>
-        <w:t xml:space="preserve"> </w:t>
-      </w:r>
-      <w:r>
-        <w:rPr>
-          <w:lang w:eastAsia="ko-KR"/>
-        </w:rPr>
-        <w:t>지출</w:t>
-      </w:r>
-      <w:r>
-        <w:rPr>
-          <w:lang w:eastAsia="ko-KR"/>
-        </w:rPr>
-        <w:t>, 1</w:t>
-      </w:r>
-      <w:r>
-        <w:rPr>
-          <w:lang w:eastAsia="ko-KR"/>
-        </w:rPr>
-        <w:t>일당</w:t>
-      </w:r>
-      <w:r>
-        <w:rPr>
-          <w:lang w:eastAsia="ko-KR"/>
-        </w:rPr>
-        <w:t xml:space="preserve"> </w:t>
-      </w:r>
-      <w:r>
-        <w:rPr>
-          <w:lang w:eastAsia="ko-KR"/>
-        </w:rPr>
-        <w:t>지출</w:t>
-      </w:r>
-      <w:r>
-        <w:rPr>
-          <w:lang w:eastAsia="ko-KR"/>
-        </w:rPr>
-        <w:t xml:space="preserve"> </w:t>
-      </w:r>
-      <w:r>
-        <w:rPr>
-          <w:lang w:eastAsia="ko-KR"/>
-        </w:rPr>
-        <w:t>등</w:t>
-      </w:r>
-      <w:r>
-        <w:rPr>
-          <w:lang w:eastAsia="ko-KR"/>
-        </w:rPr>
-        <w:t xml:space="preserve"> </w:t>
-      </w:r>
-      <w:r>
-        <w:rPr>
-          <w:lang w:eastAsia="ko-KR"/>
-        </w:rPr>
-        <w:t>함께</w:t>
-      </w:r>
-      <w:r>
-        <w:rPr>
-          <w:lang w:eastAsia="ko-KR"/>
-        </w:rPr>
-        <w:t xml:space="preserve"> </w:t>
-      </w:r>
-      <w:r>
-        <w:rPr>
-          <w:lang w:eastAsia="ko-KR"/>
-        </w:rPr>
-        <w:t>확인</w:t>
-      </w:r>
-      <w:r>
-        <w:rPr>
-          <w:lang w:eastAsia="ko-KR"/>
-        </w:rPr>
-        <w:t>.</w:t>
+        <w:lastRenderedPageBreak/>
+        <w:t>총지출 외 여행 1회당 지출, 1일당 지출 등 함께 확인.</w:t>
       </w:r>
     </w:p>
     <w:p>
@@ -7595,67 +1994,11 @@
           <w:lang w:eastAsia="ko-KR"/>
         </w:rPr>
       </w:pPr>
-      <w:proofErr w:type="spellStart"/>
-      <w:r>
-        <w:rPr>
-          <w:lang w:eastAsia="ko-KR"/>
-        </w:rPr>
-        <w:t>평균뿐</w:t>
-      </w:r>
-      <w:proofErr w:type="spellEnd"/>
-      <w:r>
-        <w:rPr>
-          <w:lang w:eastAsia="ko-KR"/>
-        </w:rPr>
-        <w:t xml:space="preserve"> </w:t>
-      </w:r>
-      <w:r>
-        <w:rPr>
-          <w:lang w:eastAsia="ko-KR"/>
-        </w:rPr>
-        <w:t>아니라</w:t>
-      </w:r>
-      <w:r>
-        <w:rPr>
-          <w:lang w:eastAsia="ko-KR"/>
-        </w:rPr>
-        <w:t xml:space="preserve"> </w:t>
-      </w:r>
-      <w:r>
-        <w:rPr>
-          <w:lang w:eastAsia="ko-KR"/>
-        </w:rPr>
-        <w:t>중앙값과</w:t>
-      </w:r>
-      <w:r>
-        <w:rPr>
-          <w:lang w:eastAsia="ko-KR"/>
-        </w:rPr>
-        <w:t xml:space="preserve"> </w:t>
-      </w:r>
-      <w:r>
-        <w:rPr>
-          <w:lang w:eastAsia="ko-KR"/>
-        </w:rPr>
-        <w:t>분포</w:t>
-      </w:r>
-      <w:r>
-        <w:rPr>
-          <w:lang w:eastAsia="ko-KR"/>
-        </w:rPr>
-        <w:t xml:space="preserve"> </w:t>
-      </w:r>
-      <w:r>
-        <w:rPr>
-          <w:lang w:eastAsia="ko-KR"/>
-        </w:rPr>
-        <w:t>확인</w:t>
-      </w:r>
-      <w:r>
-        <w:rPr>
-          <w:lang w:eastAsia="ko-KR"/>
-        </w:rPr>
-        <w:t>.</w:t>
+      <w:r>
+        <w:rPr>
+          <w:lang w:eastAsia="ko-KR"/>
+        </w:rPr>
+        <w:t>평균뿐 아니라 중앙값과 분포 확인.</w:t>
       </w:r>
     </w:p>
     <w:p>
@@ -7669,127 +2012,7 @@
         <w:rPr>
           <w:lang w:eastAsia="ko-KR"/>
         </w:rPr>
-        <w:t>2023</w:t>
-      </w:r>
-      <w:r>
-        <w:rPr>
-          <w:lang w:eastAsia="ko-KR"/>
-        </w:rPr>
-        <w:t>년</w:t>
-      </w:r>
-      <w:r>
-        <w:rPr>
-          <w:lang w:eastAsia="ko-KR"/>
-        </w:rPr>
-        <w:t xml:space="preserve"> </w:t>
-      </w:r>
-      <w:r>
-        <w:rPr>
-          <w:lang w:eastAsia="ko-KR"/>
-        </w:rPr>
-        <w:t>단일</w:t>
-      </w:r>
-      <w:r>
-        <w:rPr>
-          <w:lang w:eastAsia="ko-KR"/>
-        </w:rPr>
-        <w:t xml:space="preserve"> </w:t>
-      </w:r>
-      <w:r>
-        <w:rPr>
-          <w:lang w:eastAsia="ko-KR"/>
-        </w:rPr>
-        <w:t>기간</w:t>
-      </w:r>
-      <w:r>
-        <w:rPr>
-          <w:lang w:eastAsia="ko-KR"/>
-        </w:rPr>
-        <w:t xml:space="preserve"> </w:t>
-      </w:r>
-      <w:r>
-        <w:rPr>
-          <w:lang w:eastAsia="ko-KR"/>
-        </w:rPr>
-        <w:t>데이터이므로</w:t>
-      </w:r>
-      <w:r>
-        <w:rPr>
-          <w:lang w:eastAsia="ko-KR"/>
-        </w:rPr>
-        <w:t xml:space="preserve"> </w:t>
-      </w:r>
-      <w:r>
-        <w:rPr>
-          <w:lang w:eastAsia="ko-KR"/>
-        </w:rPr>
-        <w:t>장기</w:t>
-      </w:r>
-      <w:r>
-        <w:rPr>
-          <w:lang w:eastAsia="ko-KR"/>
-        </w:rPr>
-        <w:t xml:space="preserve"> </w:t>
-      </w:r>
-      <w:r>
-        <w:rPr>
-          <w:lang w:eastAsia="ko-KR"/>
-        </w:rPr>
-        <w:t>고객가치</w:t>
-      </w:r>
-      <w:r>
-        <w:rPr>
-          <w:lang w:eastAsia="ko-KR"/>
-        </w:rPr>
-        <w:t>(LTV)</w:t>
-      </w:r>
-      <w:r>
-        <w:rPr>
-          <w:lang w:eastAsia="ko-KR"/>
-        </w:rPr>
-        <w:t>로</w:t>
-      </w:r>
-      <w:r>
-        <w:rPr>
-          <w:lang w:eastAsia="ko-KR"/>
-        </w:rPr>
-        <w:t xml:space="preserve"> </w:t>
-      </w:r>
-      <w:r>
-        <w:rPr>
-          <w:lang w:eastAsia="ko-KR"/>
-        </w:rPr>
-        <w:t>확대</w:t>
-      </w:r>
-      <w:r>
-        <w:rPr>
-          <w:lang w:eastAsia="ko-KR"/>
-        </w:rPr>
-        <w:t xml:space="preserve"> </w:t>
-      </w:r>
-      <w:r>
-        <w:rPr>
-          <w:lang w:eastAsia="ko-KR"/>
-        </w:rPr>
-        <w:t>해석하지</w:t>
-      </w:r>
-      <w:r>
-        <w:rPr>
-          <w:lang w:eastAsia="ko-KR"/>
-        </w:rPr>
-        <w:t xml:space="preserve"> </w:t>
-      </w:r>
-      <w:r>
-        <w:rPr>
-          <w:lang w:eastAsia="ko-KR"/>
-        </w:rPr>
-        <w:t>않기</w:t>
-      </w:r>
-      <w:r>
-        <w:rPr>
-          <w:lang w:eastAsia="ko-KR"/>
-        </w:rPr>
-        <w:t>.</w:t>
+        <w:t>2023년 단일 기간 데이터이므로 장기 고객가치(LTV)로 확대 해석하지 않기.</w:t>
       </w:r>
     </w:p>
     <w:p>
@@ -7803,141 +2026,7 @@
         <w:rPr>
           <w:lang w:eastAsia="ko-KR"/>
         </w:rPr>
-        <w:t xml:space="preserve">CRM </w:t>
-      </w:r>
-      <w:r>
-        <w:rPr>
-          <w:lang w:eastAsia="ko-KR"/>
-        </w:rPr>
-        <w:t>발송</w:t>
-      </w:r>
-      <w:r>
-        <w:rPr>
-          <w:lang w:eastAsia="ko-KR"/>
-        </w:rPr>
-        <w:t>/</w:t>
-      </w:r>
-      <w:r>
-        <w:rPr>
-          <w:lang w:eastAsia="ko-KR"/>
-        </w:rPr>
-        <w:t>반응</w:t>
-      </w:r>
-      <w:r>
-        <w:rPr>
-          <w:lang w:eastAsia="ko-KR"/>
-        </w:rPr>
-        <w:t xml:space="preserve"> </w:t>
-      </w:r>
-      <w:r>
-        <w:rPr>
-          <w:lang w:eastAsia="ko-KR"/>
-        </w:rPr>
-        <w:t>데이터가</w:t>
-      </w:r>
-      <w:r>
-        <w:rPr>
-          <w:lang w:eastAsia="ko-KR"/>
-        </w:rPr>
-        <w:t xml:space="preserve"> </w:t>
-      </w:r>
-      <w:r>
-        <w:rPr>
-          <w:lang w:eastAsia="ko-KR"/>
-        </w:rPr>
-        <w:t>없으므로</w:t>
-      </w:r>
-      <w:r>
-        <w:rPr>
-          <w:lang w:eastAsia="ko-KR"/>
-        </w:rPr>
-        <w:t xml:space="preserve"> </w:t>
-      </w:r>
-      <w:r>
-        <w:rPr>
-          <w:lang w:eastAsia="ko-KR"/>
-        </w:rPr>
-        <w:t>실제</w:t>
-      </w:r>
-      <w:r>
-        <w:rPr>
-          <w:lang w:eastAsia="ko-KR"/>
-        </w:rPr>
-        <w:t xml:space="preserve"> </w:t>
-      </w:r>
-      <w:proofErr w:type="spellStart"/>
-      <w:r>
-        <w:rPr>
-          <w:lang w:eastAsia="ko-KR"/>
-        </w:rPr>
-        <w:t>전환율이나</w:t>
-      </w:r>
-      <w:proofErr w:type="spellEnd"/>
-      <w:r>
-        <w:rPr>
-          <w:lang w:eastAsia="ko-KR"/>
-        </w:rPr>
-        <w:t xml:space="preserve"> </w:t>
-      </w:r>
-      <w:r>
-        <w:rPr>
-          <w:lang w:eastAsia="ko-KR"/>
-        </w:rPr>
-        <w:t>매출</w:t>
-      </w:r>
-      <w:r>
-        <w:rPr>
-          <w:lang w:eastAsia="ko-KR"/>
-        </w:rPr>
-        <w:t xml:space="preserve"> </w:t>
-      </w:r>
-      <w:r>
-        <w:rPr>
-          <w:lang w:eastAsia="ko-KR"/>
-        </w:rPr>
-        <w:t>상승률을</w:t>
-      </w:r>
-      <w:r>
-        <w:rPr>
-          <w:lang w:eastAsia="ko-KR"/>
-        </w:rPr>
-        <w:t xml:space="preserve"> </w:t>
-      </w:r>
-      <w:r>
-        <w:rPr>
-          <w:lang w:eastAsia="ko-KR"/>
-        </w:rPr>
-        <w:t>확정적으로</w:t>
-      </w:r>
-      <w:r>
-        <w:rPr>
-          <w:lang w:eastAsia="ko-KR"/>
-        </w:rPr>
-        <w:t xml:space="preserve"> </w:t>
-      </w:r>
-      <w:r>
-        <w:rPr>
-          <w:lang w:eastAsia="ko-KR"/>
-        </w:rPr>
-        <w:t>제시하지</w:t>
-      </w:r>
-      <w:r>
-        <w:rPr>
-          <w:lang w:eastAsia="ko-KR"/>
-        </w:rPr>
-        <w:t xml:space="preserve"> </w:t>
-      </w:r>
-      <w:r>
-        <w:rPr>
-          <w:lang w:eastAsia="ko-KR"/>
-        </w:rPr>
-        <w:t>않기</w:t>
-      </w:r>
-      <w:r>
-        <w:rPr>
-          <w:lang w:eastAsia="ko-KR"/>
-        </w:rPr>
-        <w:t>.</w:t>
+        <w:t>CRM 발송/반응 데이터가 없으므로 실제 전환율이나 매출 상승률을 확정적으로 제시하지 않기.</w:t>
       </w:r>
     </w:p>
     <w:p>
@@ -7982,43 +2071,7 @@
         <w:rPr>
           <w:lang w:eastAsia="ko-KR"/>
         </w:rPr>
-        <w:t>고객</w:t>
-      </w:r>
-      <w:r>
-        <w:rPr>
-          <w:lang w:eastAsia="ko-KR"/>
-        </w:rPr>
-        <w:t xml:space="preserve"> </w:t>
-      </w:r>
-      <w:r>
-        <w:rPr>
-          <w:lang w:eastAsia="ko-KR"/>
-        </w:rPr>
-        <w:t>가치</w:t>
-      </w:r>
-      <w:r>
-        <w:rPr>
-          <w:lang w:eastAsia="ko-KR"/>
-        </w:rPr>
-        <w:t xml:space="preserve"> </w:t>
-      </w:r>
-      <w:r>
-        <w:rPr>
-          <w:lang w:eastAsia="ko-KR"/>
-        </w:rPr>
-        <w:t>분포</w:t>
-      </w:r>
-      <w:r>
-        <w:rPr>
-          <w:lang w:eastAsia="ko-KR"/>
-        </w:rPr>
-        <w:t xml:space="preserve"> </w:t>
-      </w:r>
-      <w:r>
-        <w:rPr>
-          <w:lang w:eastAsia="ko-KR"/>
-        </w:rPr>
-        <w:t>확인</w:t>
+        <w:t>고객 가치 분포 확인</w:t>
       </w:r>
       <w:r>
         <w:rPr>
@@ -8039,61 +2092,7 @@
         <w:rPr>
           <w:lang w:eastAsia="ko-KR"/>
         </w:rPr>
-        <w:t xml:space="preserve"> </w:t>
-      </w:r>
-      <w:r>
-        <w:rPr>
-          <w:lang w:eastAsia="ko-KR"/>
-        </w:rPr>
-        <w:t>고객의</w:t>
-      </w:r>
-      <w:r>
-        <w:rPr>
-          <w:lang w:eastAsia="ko-KR"/>
-        </w:rPr>
-        <w:t xml:space="preserve"> </w:t>
-      </w:r>
-      <w:r>
-        <w:rPr>
-          <w:lang w:eastAsia="ko-KR"/>
-        </w:rPr>
-        <w:t>여행</w:t>
-      </w:r>
-      <w:r>
-        <w:rPr>
-          <w:lang w:eastAsia="ko-KR"/>
-        </w:rPr>
-        <w:t xml:space="preserve"> </w:t>
-      </w:r>
-      <w:r>
-        <w:rPr>
-          <w:lang w:eastAsia="ko-KR"/>
-        </w:rPr>
-        <w:t>행동</w:t>
-      </w:r>
-      <w:r>
-        <w:rPr>
-          <w:lang w:eastAsia="ko-KR"/>
-        </w:rPr>
-        <w:t xml:space="preserve"> </w:t>
-      </w:r>
-      <w:r>
-        <w:rPr>
-          <w:lang w:eastAsia="ko-KR"/>
-        </w:rPr>
-        <w:t>특성</w:t>
-      </w:r>
-      <w:r>
-        <w:rPr>
-          <w:lang w:eastAsia="ko-KR"/>
-        </w:rPr>
-        <w:t xml:space="preserve"> </w:t>
-      </w:r>
-      <w:r>
-        <w:rPr>
-          <w:lang w:eastAsia="ko-KR"/>
-        </w:rPr>
-        <w:t>파악</w:t>
+        <w:t xml:space="preserve"> 고객의 여행 행동 특성 파악</w:t>
       </w:r>
       <w:r>
         <w:rPr>
@@ -8114,25 +2113,7 @@
         <w:rPr>
           <w:lang w:eastAsia="ko-KR"/>
         </w:rPr>
-        <w:t xml:space="preserve"> </w:t>
-      </w:r>
-      <w:r>
-        <w:rPr>
-          <w:lang w:eastAsia="ko-KR"/>
-        </w:rPr>
-        <w:t>고객과</w:t>
-      </w:r>
-      <w:r>
-        <w:rPr>
-          <w:lang w:eastAsia="ko-KR"/>
-        </w:rPr>
-        <w:t xml:space="preserve"> </w:t>
-      </w:r>
-      <w:r>
-        <w:rPr>
-          <w:lang w:eastAsia="ko-KR"/>
-        </w:rPr>
-        <w:t>비교</w:t>
+        <w:t xml:space="preserve"> 고객과 비교</w:t>
       </w:r>
       <w:r>
         <w:rPr>
@@ -8153,31 +2134,7 @@
         <w:rPr>
           <w:lang w:eastAsia="ko-KR"/>
         </w:rPr>
-        <w:t xml:space="preserve"> </w:t>
-      </w:r>
-      <w:r>
-        <w:rPr>
-          <w:lang w:eastAsia="ko-KR"/>
-        </w:rPr>
-        <w:t>고객과</w:t>
-      </w:r>
-      <w:r>
-        <w:rPr>
-          <w:lang w:eastAsia="ko-KR"/>
-        </w:rPr>
-        <w:t xml:space="preserve"> </w:t>
-      </w:r>
-      <w:r>
-        <w:rPr>
-          <w:lang w:eastAsia="ko-KR"/>
-        </w:rPr>
-        <w:t>유사한</w:t>
-      </w:r>
-      <w:r>
-        <w:rPr>
-          <w:lang w:eastAsia="ko-KR"/>
-        </w:rPr>
-        <w:t xml:space="preserve"> </w:t>
+        <w:t xml:space="preserve"> 고객과 유사한 </w:t>
       </w:r>
       <w:proofErr w:type="spellStart"/>
       <w:r>
@@ -8191,101 +2148,21 @@
         <w:rPr>
           <w:lang w:eastAsia="ko-KR"/>
         </w:rPr>
-        <w:t xml:space="preserve"> </w:t>
-      </w:r>
-      <w:r>
-        <w:rPr>
-          <w:lang w:eastAsia="ko-KR"/>
-        </w:rPr>
-        <w:t>고객</w:t>
-      </w:r>
-      <w:r>
-        <w:rPr>
-          <w:lang w:eastAsia="ko-KR"/>
-        </w:rPr>
-        <w:t xml:space="preserve"> </w:t>
-      </w:r>
-      <w:r>
-        <w:rPr>
-          <w:lang w:eastAsia="ko-KR"/>
-        </w:rPr>
-        <w:t>발굴</w:t>
+        <w:t xml:space="preserve"> 고객 발굴</w:t>
       </w:r>
       <w:r>
         <w:rPr>
           <w:lang w:eastAsia="ko-KR"/>
         </w:rPr>
         <w:br/>
-        <w:t xml:space="preserve">→ </w:t>
-      </w:r>
-      <w:r>
-        <w:rPr>
-          <w:lang w:eastAsia="ko-KR"/>
-        </w:rPr>
-        <w:t>성장</w:t>
-      </w:r>
-      <w:r>
-        <w:rPr>
-          <w:lang w:eastAsia="ko-KR"/>
-        </w:rPr>
-        <w:t xml:space="preserve"> </w:t>
-      </w:r>
-      <w:r>
-        <w:rPr>
-          <w:lang w:eastAsia="ko-KR"/>
-        </w:rPr>
-        <w:t>타깃</w:t>
-      </w:r>
-      <w:r>
-        <w:rPr>
-          <w:lang w:eastAsia="ko-KR"/>
-        </w:rPr>
-        <w:t xml:space="preserve"> </w:t>
-      </w:r>
-      <w:r>
-        <w:rPr>
-          <w:lang w:eastAsia="ko-KR"/>
-        </w:rPr>
-        <w:t>정의</w:t>
+        <w:t>→ 성장 타깃 정의</w:t>
       </w:r>
       <w:r>
         <w:rPr>
           <w:lang w:eastAsia="ko-KR"/>
         </w:rPr>
         <w:br/>
-        <w:t xml:space="preserve">→ </w:t>
-      </w:r>
-      <w:proofErr w:type="spellStart"/>
-      <w:r>
-        <w:rPr>
-          <w:lang w:eastAsia="ko-KR"/>
-        </w:rPr>
-        <w:t>타깃별</w:t>
-      </w:r>
-      <w:proofErr w:type="spellEnd"/>
-      <w:r>
-        <w:rPr>
-          <w:lang w:eastAsia="ko-KR"/>
-        </w:rPr>
-        <w:t xml:space="preserve"> CRM </w:t>
-      </w:r>
-      <w:r>
-        <w:rPr>
-          <w:lang w:eastAsia="ko-KR"/>
-        </w:rPr>
-        <w:t>전략</w:t>
-      </w:r>
-      <w:r>
-        <w:rPr>
-          <w:lang w:eastAsia="ko-KR"/>
-        </w:rPr>
-        <w:t xml:space="preserve"> </w:t>
-      </w:r>
-      <w:r>
-        <w:rPr>
-          <w:lang w:eastAsia="ko-KR"/>
-        </w:rPr>
-        <w:t>제안</w:t>
+        <w:t>→ 타깃별 CRM 전략 제안</w:t>
       </w:r>
     </w:p>
     <w:sectPr>
@@ -8299,7 +2176,7 @@
 </file>
 
 <file path=word/numbering.xml><?xml version="1.0" encoding="utf-8"?>
-<w:numbering xmlns:wpc="http://schemas.microsoft.com/office/word/2010/wordprocessingCanvas" xmlns:cx="http://schemas.microsoft.com/office/drawing/2014/chartex" xmlns:mc="http://schemas.openxmlformats.org/markup-compatibility/2006" xmlns:o="urn:schemas-microsoft-com:office:office" xmlns:r="http://schemas.openxmlformats.org/officeDocument/2006/relationships" xmlns:m="http://schemas.openxmlformats.org/officeDocument/2006/math" xmlns:v="urn:schemas-microsoft-com:vml" xmlns:wp14="http://schemas.microsoft.com/office/word/2010/wordprocessingDrawing" xmlns:wp="http://schemas.openxmlformats.org/drawingml/2006/wordprocessingDrawing" xmlns:w10="urn:schemas-microsoft-com:office:word" xmlns:w="http://schemas.openxmlformats.org/wordprocessingml/2006/main" xmlns:w14="http://schemas.microsoft.com/office/word/2010/wordml" xmlns:w15="http://schemas.microsoft.com/office/word/2012/wordml" xmlns:w16se="http://schemas.microsoft.com/office/word/2015/wordml/symex" xmlns:wpg="http://schemas.microsoft.com/office/word/2010/wordprocessingGroup" xmlns:wpi="http://schemas.microsoft.com/office/word/2010/wordprocessingInk" xmlns:wne="http://schemas.microsoft.com/office/word/2006/wordml" xmlns:wps="http://schemas.microsoft.com/office/word/2010/wordprocessingShape" mc:Ignorable="w14 w15 w16se wp14">
+<w:numbering xmlns:wpc="http://schemas.microsoft.com/office/word/2010/wordprocessingCanvas" xmlns:cx="http://schemas.microsoft.com/office/drawing/2014/chartex" xmlns:cx1="http://schemas.microsoft.com/office/drawing/2015/9/8/chartex" xmlns:cx2="http://schemas.microsoft.com/office/drawing/2015/10/21/chartex" xmlns:cx3="http://schemas.microsoft.com/office/drawing/2016/5/9/chartex" xmlns:cx4="http://schemas.microsoft.com/office/drawing/2016/5/10/chartex" xmlns:cx5="http://schemas.microsoft.com/office/drawing/2016/5/11/chartex" xmlns:cx6="http://schemas.microsoft.com/office/drawing/2016/5/12/chartex" xmlns:cx7="http://schemas.microsoft.com/office/drawing/2016/5/13/chartex" xmlns:cx8="http://schemas.microsoft.com/office/drawing/2016/5/14/chartex" xmlns:mc="http://schemas.openxmlformats.org/markup-compatibility/2006" xmlns:aink="http://schemas.microsoft.com/office/drawing/2016/ink" xmlns:am3d="http://schemas.microsoft.com/office/drawing/2017/model3d" xmlns:o="urn:schemas-microsoft-com:office:office" xmlns:oel="http://schemas.microsoft.com/office/2019/extlst" xmlns:r="http://schemas.openxmlformats.org/officeDocument/2006/relationships" xmlns:m="http://schemas.openxmlformats.org/officeDocument/2006/math" xmlns:v="urn:schemas-microsoft-com:vml" xmlns:wp14="http://schemas.microsoft.com/office/word/2010/wordprocessingDrawing" xmlns:wp="http://schemas.openxmlformats.org/drawingml/2006/wordprocessingDrawing" xmlns:w10="urn:schemas-microsoft-com:office:word" xmlns:w="http://schemas.openxmlformats.org/wordprocessingml/2006/main" xmlns:w14="http://schemas.microsoft.com/office/word/2010/wordml" xmlns:w15="http://schemas.microsoft.com/office/word/2012/wordml" xmlns:w16cei="http://schemas.microsoft.com/office/word/2026/wordml/cei" xmlns:w16cex="http://schemas.microsoft.com/office/word/2018/wordml/cex" xmlns:w16cid="http://schemas.microsoft.com/office/word/2016/wordml/cid" xmlns:w16="http://schemas.microsoft.com/office/word/2018/wordml" xmlns:w16du="http://schemas.microsoft.com/office/word/2023/wordml/word16du" xmlns:w16sdtdh="http://schemas.microsoft.com/office/word/2020/wordml/sdtdatahash" xmlns:w16sdtfl="http://schemas.microsoft.com/office/word/2024/wordml/sdtformatlock" xmlns:w16se="http://schemas.microsoft.com/office/word/2015/wordml/symex" xmlns:wpg="http://schemas.microsoft.com/office/word/2010/wordprocessingGroup" xmlns:wpi="http://schemas.microsoft.com/office/word/2010/wordprocessingInk" xmlns:wne="http://schemas.microsoft.com/office/word/2006/wordml" xmlns:wps="http://schemas.microsoft.com/office/word/2010/wordprocessingShape" mc:Ignorable="w14 w15 w16se w16cid w16 w16cex w16sdtdh w16sdtfl w16du wp14">
   <w:abstractNum w:abstractNumId="0" w15:restartNumberingAfterBreak="0">
     <w:nsid w:val="FFFFFF7C"/>
     <w:multiLevelType w:val="singleLevel"/>
@@ -8453,7 +2330,7 @@
   <w:abstractNum w:abstractNumId="8" w15:restartNumberingAfterBreak="0">
     <w:nsid w:val="FFFFFF89"/>
     <w:multiLevelType w:val="singleLevel"/>
-    <w:tmpl w:val="29761A62"/>
+    <w:tmpl w:val="2A92A61E"/>
     <w:lvl w:ilvl="0">
       <w:start w:val="1"/>
       <w:numFmt w:val="bullet"/>
@@ -8471,38 +2348,38 @@
       </w:rPr>
     </w:lvl>
   </w:abstractNum>
-  <w:num w:numId="1">
+  <w:num w:numId="1" w16cid:durableId="1863083848">
     <w:abstractNumId w:val="8"/>
   </w:num>
-  <w:num w:numId="2">
+  <w:num w:numId="2" w16cid:durableId="1437403741">
     <w:abstractNumId w:val="6"/>
   </w:num>
-  <w:num w:numId="3">
+  <w:num w:numId="3" w16cid:durableId="1350986629">
     <w:abstractNumId w:val="5"/>
   </w:num>
-  <w:num w:numId="4">
+  <w:num w:numId="4" w16cid:durableId="692849235">
     <w:abstractNumId w:val="4"/>
   </w:num>
-  <w:num w:numId="5">
+  <w:num w:numId="5" w16cid:durableId="1512374635">
     <w:abstractNumId w:val="7"/>
   </w:num>
-  <w:num w:numId="6">
+  <w:num w:numId="6" w16cid:durableId="1471630066">
     <w:abstractNumId w:val="3"/>
   </w:num>
-  <w:num w:numId="7">
+  <w:num w:numId="7" w16cid:durableId="1999921356">
     <w:abstractNumId w:val="2"/>
   </w:num>
-  <w:num w:numId="8">
+  <w:num w:numId="8" w16cid:durableId="1101147311">
     <w:abstractNumId w:val="1"/>
   </w:num>
-  <w:num w:numId="9">
+  <w:num w:numId="9" w16cid:durableId="764227085">
     <w:abstractNumId w:val="0"/>
   </w:num>
 </w:numbering>
 </file>
 
 <file path=word/styles.xml><?xml version="1.0" encoding="utf-8"?>
-<w:styles xmlns:mc="http://schemas.openxmlformats.org/markup-compatibility/2006" xmlns:r="http://schemas.openxmlformats.org/officeDocument/2006/relationships" xmlns:w="http://schemas.openxmlformats.org/wordprocessingml/2006/main" xmlns:w14="http://schemas.microsoft.com/office/word/2010/wordml" xmlns:w15="http://schemas.microsoft.com/office/word/2012/wordml" xmlns:w16se="http://schemas.microsoft.com/office/word/2015/wordml/symex" mc:Ignorable="w14 w15 w16se">
+<w:styles xmlns:mc="http://schemas.openxmlformats.org/markup-compatibility/2006" xmlns:r="http://schemas.openxmlformats.org/officeDocument/2006/relationships" xmlns:w="http://schemas.openxmlformats.org/wordprocessingml/2006/main" xmlns:w14="http://schemas.microsoft.com/office/word/2010/wordml" xmlns:w15="http://schemas.microsoft.com/office/word/2012/wordml" xmlns:w16cex="http://schemas.microsoft.com/office/word/2018/wordml/cex" xmlns:w16cid="http://schemas.microsoft.com/office/word/2016/wordml/cid" xmlns:w16="http://schemas.microsoft.com/office/word/2018/wordml" xmlns:w16du="http://schemas.microsoft.com/office/word/2023/wordml/word16du" xmlns:w16sdtdh="http://schemas.microsoft.com/office/word/2020/wordml/sdtdatahash" xmlns:w16sdtfl="http://schemas.microsoft.com/office/word/2024/wordml/sdtformatlock" xmlns:w16se="http://schemas.microsoft.com/office/word/2015/wordml/symex" mc:Ignorable="w14 w15 w16se w16cid w16 w16cex w16sdtdh w16sdtfl w16du">
   <w:docDefaults>
     <w:rPrDefault>
       <w:rPr>
@@ -8518,7 +2395,7 @@
       </w:pPr>
     </w:pPrDefault>
   </w:docDefaults>
-  <w:latentStyles w:defLockedState="0" w:defUIPriority="99" w:defSemiHidden="0" w:defUnhideWhenUsed="0" w:defQFormat="0" w:count="371">
+  <w:latentStyles w:defLockedState="0" w:defUIPriority="99" w:defSemiHidden="0" w:defUnhideWhenUsed="0" w:defQFormat="0" w:count="376">
     <w:lsdException w:name="Normal" w:uiPriority="0" w:qFormat="1"/>
     <w:lsdException w:name="heading 1" w:uiPriority="9" w:qFormat="1"/>
     <w:lsdException w:name="heading 2" w:semiHidden="1" w:uiPriority="9" w:unhideWhenUsed="1" w:qFormat="1"/>
@@ -8881,6 +2758,11 @@
     <w:lsdException w:name="List Table 5 Dark Accent 6" w:uiPriority="50"/>
     <w:lsdException w:name="List Table 6 Colorful Accent 6" w:uiPriority="51"/>
     <w:lsdException w:name="List Table 7 Colorful Accent 6" w:uiPriority="52"/>
+    <w:lsdException w:name="Mention" w:semiHidden="1" w:unhideWhenUsed="1"/>
+    <w:lsdException w:name="Smart Hyperlink" w:semiHidden="1" w:unhideWhenUsed="1"/>
+    <w:lsdException w:name="Hashtag" w:semiHidden="1" w:unhideWhenUsed="1"/>
+    <w:lsdException w:name="Unresolved Mention" w:semiHidden="1" w:unhideWhenUsed="1"/>
+    <w:lsdException w:name="Smart Link" w:semiHidden="1" w:unhideWhenUsed="1"/>
   </w:latentStyles>
   <w:style w:type="paragraph" w:default="1" w:styleId="a1">
     <w:name w:val="Normal"/>

--- a/Service/여행앱_CRM_프로젝트_학생피드백_정리.docx
+++ b/Service/여행앱_CRM_프로젝트_학생피드백_정리.docx
@@ -6,7 +6,6 @@
       <w:pPr>
         <w:pStyle w:val="a8"/>
         <w:rPr>
-          <w:rFonts w:hint="eastAsia"/>
           <w:lang w:eastAsia="ko-KR"/>
         </w:rPr>
       </w:pPr>
@@ -174,19 +173,11 @@
           <w:lang w:eastAsia="ko-KR"/>
         </w:rPr>
       </w:pPr>
-      <w:proofErr w:type="spellStart"/>
-      <w:r>
-        <w:rPr>
-          <w:lang w:eastAsia="ko-KR"/>
-        </w:rPr>
-        <w:t>고가치</w:t>
-      </w:r>
-      <w:proofErr w:type="spellEnd"/>
-      <w:r>
-        <w:rPr>
-          <w:lang w:eastAsia="ko-KR"/>
-        </w:rPr>
-        <w:t xml:space="preserve"> 고객 특성 분석을 통한 여행 앱 CRM 성장 전략</w:t>
+      <w:r>
+        <w:rPr>
+          <w:lang w:eastAsia="ko-KR"/>
+        </w:rPr>
+        <w:t>고가치 고객 특성 분석을 통한 여행 앱 CRM 성장 전략</w:t>
       </w:r>
     </w:p>
     <w:p>
@@ -209,108 +200,32 @@
           <w:lang w:eastAsia="ko-KR"/>
         </w:rPr>
       </w:pPr>
-      <w:proofErr w:type="spellStart"/>
-      <w:r>
-        <w:rPr>
-          <w:lang w:eastAsia="ko-KR"/>
-        </w:rPr>
-        <w:t>고가치</w:t>
-      </w:r>
-      <w:proofErr w:type="spellEnd"/>
-      <w:r>
-        <w:rPr>
-          <w:lang w:eastAsia="ko-KR"/>
-        </w:rPr>
-        <w:t xml:space="preserve"> 고객의 여행 및 소비 행동 특성 파악.</w:t>
+      <w:r>
+        <w:rPr>
+          <w:lang w:eastAsia="ko-KR"/>
+        </w:rPr>
+        <w:t>고가치 고객의 여행 및 소비 행동 특성 파악.</w:t>
       </w:r>
       <w:r>
         <w:rPr>
           <w:lang w:eastAsia="ko-KR"/>
         </w:rPr>
         <w:br/>
-      </w:r>
-      <w:proofErr w:type="spellStart"/>
-      <w:r>
-        <w:rPr>
-          <w:lang w:eastAsia="ko-KR"/>
-        </w:rPr>
-        <w:t>중가치</w:t>
-      </w:r>
-      <w:proofErr w:type="spellEnd"/>
-      <w:r>
-        <w:rPr>
-          <w:lang w:eastAsia="ko-KR"/>
-        </w:rPr>
-        <w:t xml:space="preserve"> 고객과 </w:t>
-      </w:r>
-      <w:proofErr w:type="spellStart"/>
-      <w:r>
-        <w:rPr>
-          <w:lang w:eastAsia="ko-KR"/>
-        </w:rPr>
-        <w:t>고가치</w:t>
-      </w:r>
-      <w:proofErr w:type="spellEnd"/>
-      <w:r>
-        <w:rPr>
-          <w:lang w:eastAsia="ko-KR"/>
-        </w:rPr>
-        <w:t xml:space="preserve"> 고객의 차이 비교.</w:t>
+        <w:t>중가치 고객과 고가치 고객의 차이 비교.</w:t>
       </w:r>
       <w:r>
         <w:rPr>
           <w:lang w:eastAsia="ko-KR"/>
         </w:rPr>
         <w:br/>
-      </w:r>
-      <w:proofErr w:type="spellStart"/>
-      <w:r>
-        <w:rPr>
-          <w:lang w:eastAsia="ko-KR"/>
-        </w:rPr>
-        <w:t>중가치</w:t>
-      </w:r>
-      <w:proofErr w:type="spellEnd"/>
-      <w:r>
-        <w:rPr>
-          <w:lang w:eastAsia="ko-KR"/>
-        </w:rPr>
-        <w:t xml:space="preserve"> 고객 중 </w:t>
-      </w:r>
-      <w:proofErr w:type="spellStart"/>
-      <w:r>
-        <w:rPr>
-          <w:lang w:eastAsia="ko-KR"/>
-        </w:rPr>
-        <w:t>고가치</w:t>
-      </w:r>
-      <w:proofErr w:type="spellEnd"/>
-      <w:r>
-        <w:rPr>
-          <w:lang w:eastAsia="ko-KR"/>
-        </w:rPr>
-        <w:t xml:space="preserve"> 고객과 유사한 특성을 가진 고객 발굴.</w:t>
+        <w:t>중가치 고객 중 고가치 고객과 유사한 특성을 가진 고객 발굴.</w:t>
       </w:r>
       <w:r>
         <w:rPr>
           <w:lang w:eastAsia="ko-KR"/>
         </w:rPr>
         <w:br/>
-        <w:t xml:space="preserve">성장 가능 고객을 </w:t>
-      </w:r>
-      <w:proofErr w:type="spellStart"/>
-      <w:r>
-        <w:rPr>
-          <w:lang w:eastAsia="ko-KR"/>
-        </w:rPr>
-        <w:t>고가치</w:t>
-      </w:r>
-      <w:proofErr w:type="spellEnd"/>
-      <w:r>
-        <w:rPr>
-          <w:lang w:eastAsia="ko-KR"/>
-        </w:rPr>
-        <w:t xml:space="preserve"> 고객으로 전환하기 위한 CRM 전략 제안.</w:t>
+        <w:t>성장 가능 고객을 고가치 고객으로 전환하기 위한 CRM 전략 제안.</w:t>
       </w:r>
     </w:p>
     <w:p>
@@ -351,76 +266,21 @@
           <w:lang w:eastAsia="ko-KR"/>
         </w:rPr>
         <w:br/>
-        <w:t xml:space="preserve">우선 </w:t>
-      </w:r>
-      <w:proofErr w:type="spellStart"/>
-      <w:r>
-        <w:rPr>
-          <w:lang w:eastAsia="ko-KR"/>
-        </w:rPr>
-        <w:t>고가치</w:t>
-      </w:r>
-      <w:proofErr w:type="spellEnd"/>
-      <w:r>
-        <w:rPr>
-          <w:lang w:eastAsia="ko-KR"/>
-        </w:rPr>
-        <w:t xml:space="preserve"> 고객이 어떤 방식으로 여행하고 소비하는지 확인 필요.</w:t>
+        <w:t>우선 고가치 고객이 어떤 방식으로 여행하고 소비하는지 확인 필요.</w:t>
       </w:r>
       <w:r>
         <w:rPr>
           <w:lang w:eastAsia="ko-KR"/>
         </w:rPr>
         <w:br/>
-        <w:t xml:space="preserve">이후 </w:t>
-      </w:r>
-      <w:proofErr w:type="spellStart"/>
-      <w:r>
-        <w:rPr>
-          <w:lang w:eastAsia="ko-KR"/>
-        </w:rPr>
-        <w:t>중가치</w:t>
-      </w:r>
-      <w:proofErr w:type="spellEnd"/>
-      <w:r>
-        <w:rPr>
-          <w:lang w:eastAsia="ko-KR"/>
-        </w:rPr>
-        <w:t xml:space="preserve"> 고객과의 차이 비교 필요.</w:t>
+        <w:t>이후 중가치 고객과의 차이 비교 필요.</w:t>
       </w:r>
       <w:r>
         <w:rPr>
           <w:lang w:eastAsia="ko-KR"/>
         </w:rPr>
         <w:br/>
-      </w:r>
-      <w:proofErr w:type="spellStart"/>
-      <w:r>
-        <w:rPr>
-          <w:lang w:eastAsia="ko-KR"/>
-        </w:rPr>
-        <w:t>중가치</w:t>
-      </w:r>
-      <w:proofErr w:type="spellEnd"/>
-      <w:r>
-        <w:rPr>
-          <w:lang w:eastAsia="ko-KR"/>
-        </w:rPr>
-        <w:t xml:space="preserve"> 고객 중 </w:t>
-      </w:r>
-      <w:proofErr w:type="spellStart"/>
-      <w:r>
-        <w:rPr>
-          <w:lang w:eastAsia="ko-KR"/>
-        </w:rPr>
-        <w:t>고가치</w:t>
-      </w:r>
-      <w:proofErr w:type="spellEnd"/>
-      <w:r>
-        <w:rPr>
-          <w:lang w:eastAsia="ko-KR"/>
-        </w:rPr>
-        <w:t xml:space="preserve"> 고객과 유사한 행동을 보이는 고객을 찾아 성장 타깃으로 선정.</w:t>
+        <w:t>중가치 고객 중 고가치 고객과 유사한 행동을 보이는 고객을 찾아 성장 타깃으로 선정.</w:t>
       </w:r>
       <w:r>
         <w:rPr>
@@ -450,109 +310,18 @@
           <w:lang w:eastAsia="ko-KR"/>
         </w:rPr>
       </w:pPr>
-      <w:proofErr w:type="spellStart"/>
-      <w:r>
-        <w:rPr>
-          <w:lang w:eastAsia="ko-KR"/>
-        </w:rPr>
-        <w:t>고가치</w:t>
-      </w:r>
-      <w:proofErr w:type="spellEnd"/>
-      <w:r>
-        <w:rPr>
-          <w:lang w:eastAsia="ko-KR"/>
-        </w:rPr>
-        <w:t xml:space="preserve"> 고객에게 더 쓰게 하는 것이 핵심이 아님.</w:t>
+      <w:r>
+        <w:rPr>
+          <w:lang w:eastAsia="ko-KR"/>
+        </w:rPr>
+        <w:t>고가치 고객에게 더 쓰게 하는 것이 핵심이 아님.</w:t>
       </w:r>
       <w:r>
         <w:rPr>
           <w:lang w:eastAsia="ko-KR"/>
         </w:rPr>
         <w:br/>
-      </w:r>
-      <w:proofErr w:type="spellStart"/>
-      <w:r>
-        <w:rPr>
-          <w:lang w:eastAsia="ko-KR"/>
-        </w:rPr>
-        <w:t>고가치</w:t>
-      </w:r>
-      <w:proofErr w:type="spellEnd"/>
-      <w:r>
-        <w:rPr>
-          <w:lang w:eastAsia="ko-KR"/>
-        </w:rPr>
-        <w:t xml:space="preserve"> 고객은 어떻게 여행하는가 → </w:t>
-      </w:r>
-      <w:proofErr w:type="spellStart"/>
-      <w:r>
-        <w:rPr>
-          <w:lang w:eastAsia="ko-KR"/>
-        </w:rPr>
-        <w:t>중가치</w:t>
-      </w:r>
-      <w:proofErr w:type="spellEnd"/>
-      <w:r>
-        <w:rPr>
-          <w:lang w:eastAsia="ko-KR"/>
-        </w:rPr>
-        <w:t xml:space="preserve"> 고객과 무엇이 </w:t>
-      </w:r>
-      <w:proofErr w:type="spellStart"/>
-      <w:r>
-        <w:rPr>
-          <w:lang w:eastAsia="ko-KR"/>
-        </w:rPr>
-        <w:t>다른가</w:t>
-      </w:r>
-      <w:proofErr w:type="spellEnd"/>
-      <w:r>
-        <w:rPr>
-          <w:lang w:eastAsia="ko-KR"/>
-        </w:rPr>
-        <w:t xml:space="preserve"> → 어떤 </w:t>
-      </w:r>
-      <w:proofErr w:type="spellStart"/>
-      <w:r>
-        <w:rPr>
-          <w:lang w:eastAsia="ko-KR"/>
-        </w:rPr>
-        <w:t>중가치</w:t>
-      </w:r>
-      <w:proofErr w:type="spellEnd"/>
-      <w:r>
-        <w:rPr>
-          <w:lang w:eastAsia="ko-KR"/>
-        </w:rPr>
-        <w:t xml:space="preserve"> 고객이 </w:t>
-      </w:r>
-      <w:proofErr w:type="spellStart"/>
-      <w:r>
-        <w:rPr>
-          <w:lang w:eastAsia="ko-KR"/>
-        </w:rPr>
-        <w:t>고가치</w:t>
-      </w:r>
-      <w:proofErr w:type="spellEnd"/>
-      <w:r>
-        <w:rPr>
-          <w:lang w:eastAsia="ko-KR"/>
-        </w:rPr>
-        <w:t xml:space="preserve"> 고객과 유사한가 → 어떤 행동을 유도하면 </w:t>
-      </w:r>
-      <w:proofErr w:type="spellStart"/>
-      <w:r>
-        <w:rPr>
-          <w:lang w:eastAsia="ko-KR"/>
-        </w:rPr>
-        <w:t>고가치</w:t>
-      </w:r>
-      <w:proofErr w:type="spellEnd"/>
-      <w:r>
-        <w:rPr>
-          <w:lang w:eastAsia="ko-KR"/>
-        </w:rPr>
-        <w:t xml:space="preserve"> 고객으로 성장할 수 있는가.</w:t>
+        <w:t>고가치 고객은 어떻게 여행하는가 → 중가치 고객과 무엇이 다른가 → 어떤 중가치 고객이 고가치 고객과 유사한가 → 어떤 행동을 유도하면 고가치 고객으로 성장할 수 있는가.</w:t>
       </w:r>
     </w:p>
     <w:p>
@@ -562,11 +331,9 @@
       <w:r>
         <w:t xml:space="preserve">2. </w:t>
       </w:r>
-      <w:proofErr w:type="spellStart"/>
       <w:r>
         <w:t>분석</w:t>
       </w:r>
-      <w:proofErr w:type="spellEnd"/>
       <w:r>
         <w:t xml:space="preserve"> </w:t>
       </w:r>
@@ -576,19 +343,15 @@
       <w:r>
         <w:t xml:space="preserve"> </w:t>
       </w:r>
-      <w:proofErr w:type="spellStart"/>
       <w:r>
         <w:t>확인할</w:t>
       </w:r>
-      <w:proofErr w:type="spellEnd"/>
       <w:r>
         <w:t xml:space="preserve"> </w:t>
       </w:r>
-      <w:proofErr w:type="spellStart"/>
       <w:r>
         <w:t>내용</w:t>
       </w:r>
-      <w:proofErr w:type="spellEnd"/>
     </w:p>
     <w:p>
       <w:pPr>
@@ -597,33 +360,31 @@
           <w:lang w:eastAsia="ko-KR"/>
         </w:rPr>
       </w:pPr>
-      <w:proofErr w:type="spellStart"/>
-      <w:r>
-        <w:rPr>
-          <w:lang w:eastAsia="ko-KR"/>
-        </w:rPr>
-        <w:t>고가치</w:t>
-      </w:r>
-      <w:proofErr w:type="spellEnd"/>
-      <w:r>
-        <w:rPr>
-          <w:lang w:eastAsia="ko-KR"/>
-        </w:rPr>
-        <w:t xml:space="preserve"> 고객과 </w:t>
-      </w:r>
-      <w:proofErr w:type="spellStart"/>
-      <w:r>
-        <w:rPr>
-          <w:lang w:eastAsia="ko-KR"/>
-        </w:rPr>
-        <w:t>중가치</w:t>
-      </w:r>
-      <w:proofErr w:type="spellEnd"/>
-      <w:r>
-        <w:rPr>
-          <w:lang w:eastAsia="ko-KR"/>
-        </w:rPr>
-        <w:t xml:space="preserve"> 고객의 여행 횟수 비교.</w:t>
+      <w:r>
+        <w:rPr>
+          <w:lang w:eastAsia="ko-KR"/>
+        </w:rPr>
+        <w:t>고가치 고객과 중가치 고객의 여행 횟수 비교.</w:t>
+      </w:r>
+      <w:r>
+        <w:rPr>
+          <w:rFonts w:hint="eastAsia"/>
+          <w:lang w:eastAsia="ko-KR"/>
+        </w:rPr>
+        <w:t xml:space="preserve"> </w:t>
+      </w:r>
+      <w:r>
+        <w:rPr>
+          <w:lang w:eastAsia="ko-KR"/>
+        </w:rPr>
+        <w:t>–</w:t>
+      </w:r>
+      <w:r>
+        <w:rPr>
+          <w:rFonts w:hint="eastAsia"/>
+          <w:lang w:eastAsia="ko-KR"/>
+        </w:rPr>
+        <w:t xml:space="preserve"> 우진</w:t>
       </w:r>
     </w:p>
     <w:p>
@@ -639,6 +400,26 @@
         </w:rPr>
         <w:t>여행 기간 및 체류시간 비교.</w:t>
       </w:r>
+      <w:r>
+        <w:rPr>
+          <w:rFonts w:hint="eastAsia"/>
+          <w:lang w:eastAsia="ko-KR"/>
+        </w:rPr>
+        <w:t xml:space="preserve"> </w:t>
+      </w:r>
+      <w:r>
+        <w:rPr>
+          <w:lang w:eastAsia="ko-KR"/>
+        </w:rPr>
+        <w:t>–</w:t>
+      </w:r>
+      <w:r>
+        <w:rPr>
+          <w:rFonts w:hint="eastAsia"/>
+          <w:lang w:eastAsia="ko-KR"/>
+        </w:rPr>
+        <w:t xml:space="preserve"> 소영</w:t>
+      </w:r>
     </w:p>
     <w:p>
       <w:pPr>
@@ -653,6 +434,26 @@
         </w:rPr>
         <w:t>방문지 수 및 방문지 다양성 비교.</w:t>
       </w:r>
+      <w:r>
+        <w:rPr>
+          <w:rFonts w:hint="eastAsia"/>
+          <w:lang w:eastAsia="ko-KR"/>
+        </w:rPr>
+        <w:t xml:space="preserve"> </w:t>
+      </w:r>
+      <w:r>
+        <w:rPr>
+          <w:lang w:eastAsia="ko-KR"/>
+        </w:rPr>
+        <w:t>–</w:t>
+      </w:r>
+      <w:r>
+        <w:rPr>
+          <w:rFonts w:hint="eastAsia"/>
+          <w:lang w:eastAsia="ko-KR"/>
+        </w:rPr>
+        <w:t xml:space="preserve"> 정태</w:t>
+      </w:r>
     </w:p>
     <w:p>
       <w:pPr>
@@ -667,6 +468,26 @@
         </w:rPr>
         <w:t>숙박 여행 비율 및 숙박 유형 비교.</w:t>
       </w:r>
+      <w:r>
+        <w:rPr>
+          <w:rFonts w:hint="eastAsia"/>
+          <w:lang w:eastAsia="ko-KR"/>
+        </w:rPr>
+        <w:t xml:space="preserve"> </w:t>
+      </w:r>
+      <w:r>
+        <w:rPr>
+          <w:lang w:eastAsia="ko-KR"/>
+        </w:rPr>
+        <w:t>–</w:t>
+      </w:r>
+      <w:r>
+        <w:rPr>
+          <w:rFonts w:hint="eastAsia"/>
+          <w:lang w:eastAsia="ko-KR"/>
+        </w:rPr>
+        <w:t xml:space="preserve"> 재윤</w:t>
+      </w:r>
     </w:p>
     <w:p>
       <w:pPr>
@@ -681,6 +502,26 @@
         </w:rPr>
         <w:t>활동 종류 및 활동 다양성 비교.</w:t>
       </w:r>
+      <w:r>
+        <w:rPr>
+          <w:rFonts w:hint="eastAsia"/>
+          <w:lang w:eastAsia="ko-KR"/>
+        </w:rPr>
+        <w:t xml:space="preserve"> </w:t>
+      </w:r>
+      <w:r>
+        <w:rPr>
+          <w:lang w:eastAsia="ko-KR"/>
+        </w:rPr>
+        <w:t>–</w:t>
+      </w:r>
+      <w:r>
+        <w:rPr>
+          <w:rFonts w:hint="eastAsia"/>
+          <w:lang w:eastAsia="ko-KR"/>
+        </w:rPr>
+        <w:t xml:space="preserve"> 소영</w:t>
+      </w:r>
     </w:p>
     <w:p>
       <w:pPr>
@@ -696,6 +537,26 @@
         <w:lastRenderedPageBreak/>
         <w:t>여행 목적 및 여행 성향 비교.</w:t>
       </w:r>
+      <w:r>
+        <w:rPr>
+          <w:rFonts w:hint="eastAsia"/>
+          <w:lang w:eastAsia="ko-KR"/>
+        </w:rPr>
+        <w:t xml:space="preserve"> </w:t>
+      </w:r>
+      <w:r>
+        <w:rPr>
+          <w:lang w:eastAsia="ko-KR"/>
+        </w:rPr>
+        <w:t>–</w:t>
+      </w:r>
+      <w:r>
+        <w:rPr>
+          <w:rFonts w:hint="eastAsia"/>
+          <w:lang w:eastAsia="ko-KR"/>
+        </w:rPr>
+        <w:t xml:space="preserve"> 혜정</w:t>
+      </w:r>
     </w:p>
     <w:p>
       <w:pPr>
@@ -710,6 +571,26 @@
         </w:rPr>
         <w:t>동반 형태 및 동반인원 비교.</w:t>
       </w:r>
+      <w:r>
+        <w:rPr>
+          <w:rFonts w:hint="eastAsia"/>
+          <w:lang w:eastAsia="ko-KR"/>
+        </w:rPr>
+        <w:t xml:space="preserve"> </w:t>
+      </w:r>
+      <w:r>
+        <w:rPr>
+          <w:lang w:eastAsia="ko-KR"/>
+        </w:rPr>
+        <w:t>–</w:t>
+      </w:r>
+      <w:r>
+        <w:rPr>
+          <w:rFonts w:hint="eastAsia"/>
+          <w:lang w:eastAsia="ko-KR"/>
+        </w:rPr>
+        <w:t xml:space="preserve"> 혜정</w:t>
+      </w:r>
     </w:p>
     <w:p>
       <w:pPr>
@@ -724,6 +605,27 @@
         </w:rPr>
         <w:t>만족도, 재방문의향, 추천의향 비교.</w:t>
       </w:r>
+      <w:r>
+        <w:rPr>
+          <w:rFonts w:hint="eastAsia"/>
+          <w:lang w:eastAsia="ko-KR"/>
+        </w:rPr>
+        <w:t xml:space="preserve"> - </w:t>
+      </w:r>
+      <w:r>
+        <w:rPr>
+          <w:rFonts w:hint="eastAsia"/>
+          <w:lang w:eastAsia="ko-KR"/>
+        </w:rPr>
+        <w:t>재윤</w:t>
+      </w:r>
+      <w:r>
+        <w:rPr>
+          <w:rFonts w:hint="eastAsia"/>
+          <w:lang w:eastAsia="ko-KR"/>
+        </w:rPr>
+        <w:t xml:space="preserve"> </w:t>
+      </w:r>
     </w:p>
     <w:p>
       <w:pPr>
@@ -738,6 +640,33 @@
         </w:rPr>
         <w:t>총지출뿐 아니라 여행 1회당 지출, 1일당 지출 등 비교.</w:t>
       </w:r>
+      <w:r>
+        <w:rPr>
+          <w:rFonts w:hint="eastAsia"/>
+          <w:lang w:eastAsia="ko-KR"/>
+        </w:rPr>
+        <w:t xml:space="preserve"> </w:t>
+      </w:r>
+      <w:r>
+        <w:rPr>
+          <w:lang w:eastAsia="ko-KR"/>
+        </w:rPr>
+        <w:t>–</w:t>
+      </w:r>
+      <w:r>
+        <w:rPr>
+          <w:rFonts w:hint="eastAsia"/>
+          <w:lang w:eastAsia="ko-KR"/>
+        </w:rPr>
+        <w:t xml:space="preserve"> </w:t>
+      </w:r>
+      <w:r>
+        <w:rPr>
+          <w:rFonts w:hint="eastAsia"/>
+          <w:lang w:eastAsia="ko-KR"/>
+        </w:rPr>
+        <w:t>정태</w:t>
+      </w:r>
     </w:p>
     <w:p>
       <w:pPr>
@@ -759,47 +688,11 @@
           <w:lang w:eastAsia="ko-KR"/>
         </w:rPr>
       </w:pPr>
-      <w:proofErr w:type="spellStart"/>
-      <w:r>
-        <w:rPr>
-          <w:lang w:eastAsia="ko-KR"/>
-        </w:rPr>
-        <w:t>고가치</w:t>
-      </w:r>
-      <w:proofErr w:type="spellEnd"/>
-      <w:r>
-        <w:rPr>
-          <w:lang w:eastAsia="ko-KR"/>
-        </w:rPr>
-        <w:t xml:space="preserve"> 고객을 총지출 기준으로 정의한 후 '</w:t>
-      </w:r>
-      <w:proofErr w:type="spellStart"/>
-      <w:r>
-        <w:rPr>
-          <w:lang w:eastAsia="ko-KR"/>
-        </w:rPr>
-        <w:t>고가치</w:t>
-      </w:r>
-      <w:proofErr w:type="spellEnd"/>
-      <w:r>
-        <w:rPr>
-          <w:lang w:eastAsia="ko-KR"/>
-        </w:rPr>
-        <w:t xml:space="preserve"> 고객의 지출이 높다'</w:t>
-      </w:r>
-      <w:proofErr w:type="spellStart"/>
-      <w:r>
-        <w:rPr>
-          <w:lang w:eastAsia="ko-KR"/>
-        </w:rPr>
-        <w:t>를</w:t>
-      </w:r>
-      <w:proofErr w:type="spellEnd"/>
-      <w:r>
-        <w:rPr>
-          <w:lang w:eastAsia="ko-KR"/>
-        </w:rPr>
-        <w:t xml:space="preserve"> 주요 결과로 제시하면 의미가 없음.</w:t>
+      <w:r>
+        <w:rPr>
+          <w:lang w:eastAsia="ko-KR"/>
+        </w:rPr>
+        <w:t>고가치 고객을 총지출 기준으로 정의한 후 '고가치 고객의 지출이 높다'를 주요 결과로 제시하면 의미가 없음.</w:t>
       </w:r>
       <w:r>
         <w:rPr>
@@ -811,21 +704,7 @@
         <w:rPr>
           <w:lang w:eastAsia="ko-KR"/>
         </w:rPr>
-        <w:t xml:space="preserve">지출금액 외에 </w:t>
-      </w:r>
-      <w:proofErr w:type="spellStart"/>
-      <w:r>
-        <w:rPr>
-          <w:lang w:eastAsia="ko-KR"/>
-        </w:rPr>
-        <w:t>고가치</w:t>
-      </w:r>
-      <w:proofErr w:type="spellEnd"/>
-      <w:r>
-        <w:rPr>
-          <w:lang w:eastAsia="ko-KR"/>
-        </w:rPr>
-        <w:t xml:space="preserve"> 고객에게서 나타나는 여행 행동 특성을 찾는 것이 중요.</w:t>
+        <w:t>지출금액 외에 고가치 고객에게서 나타나는 여행 행동 특성을 찾는 것이 중요.</w:t>
       </w:r>
     </w:p>
     <w:p>
@@ -897,41 +776,18 @@
         </w:rPr>
         <w:t>(</w:t>
       </w:r>
-      <w:proofErr w:type="spellStart"/>
       <w:r>
         <w:rPr>
           <w:rFonts w:hint="eastAsia"/>
           <w:lang w:eastAsia="ko-KR"/>
         </w:rPr>
-        <w:t>세그멘테이션</w:t>
-      </w:r>
-      <w:proofErr w:type="spellEnd"/>
-      <w:r>
-        <w:rPr>
-          <w:rFonts w:hint="eastAsia"/>
-          <w:lang w:eastAsia="ko-KR"/>
-        </w:rPr>
-        <w:t xml:space="preserve"> 분석)</w:t>
-      </w:r>
-      <w:r>
-        <w:rPr>
-          <w:lang w:eastAsia="ko-KR"/>
-        </w:rPr>
-        <w:t xml:space="preserve">후 </w:t>
-      </w:r>
-      <w:proofErr w:type="spellStart"/>
-      <w:r>
-        <w:rPr>
-          <w:lang w:eastAsia="ko-KR"/>
-        </w:rPr>
-        <w:t>고가치</w:t>
-      </w:r>
-      <w:proofErr w:type="spellEnd"/>
-      <w:r>
-        <w:rPr>
-          <w:lang w:eastAsia="ko-KR"/>
-        </w:rPr>
-        <w:t xml:space="preserve"> 고객에게 어떤 유형이 나타나는지 확인하고 세그먼트 재정의 필요.</w:t>
+        <w:t>세그멘테이션 분석)</w:t>
+      </w:r>
+      <w:r>
+        <w:rPr>
+          <w:lang w:eastAsia="ko-KR"/>
+        </w:rPr>
+        <w:t>후 고가치 고객에게 어떤 유형이 나타나는지 확인하고 세그먼트 재정의 필요.</w:t>
       </w:r>
     </w:p>
     <w:p>
@@ -1070,35 +926,7 @@
         <w:rPr>
           <w:lang w:eastAsia="ko-KR"/>
         </w:rPr>
-        <w:t xml:space="preserve">3) </w:t>
-      </w:r>
-      <w:proofErr w:type="spellStart"/>
-      <w:r>
-        <w:rPr>
-          <w:lang w:eastAsia="ko-KR"/>
-        </w:rPr>
-        <w:t>고가치</w:t>
-      </w:r>
-      <w:proofErr w:type="spellEnd"/>
-      <w:r>
-        <w:rPr>
-          <w:lang w:eastAsia="ko-KR"/>
-        </w:rPr>
-        <w:t xml:space="preserve"> 고객과 </w:t>
-      </w:r>
-      <w:proofErr w:type="spellStart"/>
-      <w:r>
-        <w:rPr>
-          <w:lang w:eastAsia="ko-KR"/>
-        </w:rPr>
-        <w:t>중가치</w:t>
-      </w:r>
-      <w:proofErr w:type="spellEnd"/>
-      <w:r>
-        <w:rPr>
-          <w:lang w:eastAsia="ko-KR"/>
-        </w:rPr>
-        <w:t xml:space="preserve"> 고객의 여행 행동 특성 비교.</w:t>
+        <w:t>3) 고가치 고객과 중가치 고객의 여행 행동 특성 비교.</w:t>
       </w:r>
     </w:p>
     <w:p>
@@ -1111,21 +939,7 @@
         <w:rPr>
           <w:lang w:eastAsia="ko-KR"/>
         </w:rPr>
-        <w:t xml:space="preserve">4) </w:t>
-      </w:r>
-      <w:proofErr w:type="spellStart"/>
-      <w:r>
-        <w:rPr>
-          <w:lang w:eastAsia="ko-KR"/>
-        </w:rPr>
-        <w:t>고가치</w:t>
-      </w:r>
-      <w:proofErr w:type="spellEnd"/>
-      <w:r>
-        <w:rPr>
-          <w:lang w:eastAsia="ko-KR"/>
-        </w:rPr>
-        <w:t xml:space="preserve"> 고객에게서 특징적으로 나타나는 행동 도출.</w:t>
+        <w:t>4) 고가치 고객에게서 특징적으로 나타나는 행동 도출.</w:t>
       </w:r>
     </w:p>
     <w:p>
@@ -1138,21 +952,7 @@
         <w:rPr>
           <w:lang w:eastAsia="ko-KR"/>
         </w:rPr>
-        <w:t xml:space="preserve">5) </w:t>
-      </w:r>
-      <w:proofErr w:type="spellStart"/>
-      <w:r>
-        <w:rPr>
-          <w:lang w:eastAsia="ko-KR"/>
-        </w:rPr>
-        <w:t>중가치</w:t>
-      </w:r>
-      <w:proofErr w:type="spellEnd"/>
-      <w:r>
-        <w:rPr>
-          <w:lang w:eastAsia="ko-KR"/>
-        </w:rPr>
-        <w:t xml:space="preserve"> 고객 중 해당 행동 특성이 유사한 고객 발굴.</w:t>
+        <w:t>5) 중가치 고객 중 해당 행동 특성이 유사한 고객 발굴.</w:t>
       </w:r>
     </w:p>
     <w:p>
@@ -1191,21 +991,7 @@
         <w:rPr>
           <w:lang w:eastAsia="ko-KR"/>
         </w:rPr>
-        <w:t xml:space="preserve">8) 메시지, 쿠폰, 리워드, 번들 등 CRM </w:t>
-      </w:r>
-      <w:proofErr w:type="spellStart"/>
-      <w:r>
-        <w:rPr>
-          <w:lang w:eastAsia="ko-KR"/>
-        </w:rPr>
-        <w:t>실행안</w:t>
-      </w:r>
-      <w:proofErr w:type="spellEnd"/>
-      <w:r>
-        <w:rPr>
-          <w:lang w:eastAsia="ko-KR"/>
-        </w:rPr>
-        <w:t xml:space="preserve"> 제안.</w:t>
+        <w:t>8) 메시지, 쿠폰, 리워드, 번들 등 CRM 실행안 제안.</w:t>
       </w:r>
     </w:p>
     <w:p>
@@ -1412,14 +1198,12 @@
             <w:tcW w:w="3324" w:type="dxa"/>
           </w:tcPr>
           <w:p>
-            <w:proofErr w:type="spellStart"/>
             <w:r>
               <w:rPr>
                 <w:b/>
               </w:rPr>
               <w:t>데이터</w:t>
             </w:r>
-            <w:proofErr w:type="spellEnd"/>
           </w:p>
         </w:tc>
         <w:tc>
@@ -1467,21 +1251,7 @@
               <w:rPr>
                 <w:lang w:eastAsia="ko-KR"/>
               </w:rPr>
-              <w:t>가족/</w:t>
-            </w:r>
-            <w:proofErr w:type="spellStart"/>
-            <w:r>
-              <w:rPr>
-                <w:lang w:eastAsia="ko-KR"/>
-              </w:rPr>
-              <w:t>지인집</w:t>
-            </w:r>
-            <w:proofErr w:type="spellEnd"/>
-            <w:r>
-              <w:rPr>
-                <w:lang w:eastAsia="ko-KR"/>
-              </w:rPr>
-              <w:t xml:space="preserve"> 숙박 등 무료 숙박</w:t>
+              <w:t>가족/지인집 숙박 등 무료 숙박</w:t>
             </w:r>
           </w:p>
         </w:tc>
@@ -1491,13 +1261,8 @@
           </w:tcPr>
           <w:p>
             <w:r>
-              <w:t xml:space="preserve">0원 </w:t>
+              <w:t>0원 유지</w:t>
             </w:r>
-            <w:proofErr w:type="spellStart"/>
-            <w:r>
-              <w:t>유지</w:t>
-            </w:r>
-            <w:proofErr w:type="spellEnd"/>
           </w:p>
         </w:tc>
         <w:tc>
@@ -1650,27 +1415,9 @@
             <w:tcW w:w="3324" w:type="dxa"/>
           </w:tcPr>
           <w:p>
-            <w:proofErr w:type="spellStart"/>
             <w:r>
-              <w:t>할인</w:t>
+              <w:t>할인/부분결제 가능</w:t>
             </w:r>
-            <w:proofErr w:type="spellEnd"/>
-            <w:r>
-              <w:t>/</w:t>
-            </w:r>
-            <w:proofErr w:type="spellStart"/>
-            <w:r>
-              <w:t>부분결제</w:t>
-            </w:r>
-            <w:proofErr w:type="spellEnd"/>
-            <w:r>
-              <w:t xml:space="preserve"> </w:t>
-            </w:r>
-            <w:proofErr w:type="spellStart"/>
-            <w:r>
-              <w:t>가능</w:t>
-            </w:r>
-            <w:proofErr w:type="spellEnd"/>
           </w:p>
         </w:tc>
       </w:tr>
@@ -1807,105 +1554,21 @@
           <w:lang w:eastAsia="ko-KR"/>
         </w:rPr>
         <w:br/>
-        <w:t xml:space="preserve">NULL과 공백이 섞여 있으면 </w:t>
-      </w:r>
-      <w:proofErr w:type="spellStart"/>
-      <w:r>
-        <w:rPr>
-          <w:lang w:eastAsia="ko-KR"/>
-        </w:rPr>
-        <w:t>결측치</w:t>
-      </w:r>
-      <w:proofErr w:type="spellEnd"/>
-      <w:r>
-        <w:rPr>
-          <w:lang w:eastAsia="ko-KR"/>
-        </w:rPr>
-        <w:t xml:space="preserve"> 집계 및 조건 처리 시 불편.</w:t>
+        <w:t>NULL과 공백이 섞여 있으면 결측치 집계 및 조건 처리 시 불편.</w:t>
       </w:r>
       <w:r>
         <w:rPr>
           <w:lang w:eastAsia="ko-KR"/>
         </w:rPr>
         <w:br/>
-        <w:t xml:space="preserve">단순 </w:t>
-      </w:r>
-      <w:proofErr w:type="spellStart"/>
-      <w:r>
-        <w:rPr>
-          <w:lang w:eastAsia="ko-KR"/>
-        </w:rPr>
-        <w:t>미입력</w:t>
-      </w:r>
-      <w:proofErr w:type="spellEnd"/>
-      <w:r>
-        <w:rPr>
-          <w:lang w:eastAsia="ko-KR"/>
-        </w:rPr>
-        <w:t xml:space="preserve">, </w:t>
-      </w:r>
-      <w:proofErr w:type="spellStart"/>
-      <w:r>
-        <w:rPr>
-          <w:lang w:eastAsia="ko-KR"/>
-        </w:rPr>
-        <w:t>미수집</w:t>
-      </w:r>
-      <w:proofErr w:type="spellEnd"/>
-      <w:r>
-        <w:rPr>
-          <w:lang w:eastAsia="ko-KR"/>
-        </w:rPr>
-        <w:t>, 공백 → NULL 처리.</w:t>
+        <w:t>단순 미입력, 미수집, 공백 → NULL 처리.</w:t>
       </w:r>
       <w:r>
         <w:rPr>
           <w:lang w:eastAsia="ko-KR"/>
         </w:rPr>
         <w:br/>
-        <w:t>'없음', '</w:t>
-      </w:r>
-      <w:proofErr w:type="spellStart"/>
-      <w:r>
-        <w:rPr>
-          <w:lang w:eastAsia="ko-KR"/>
-        </w:rPr>
-        <w:t>해당없음</w:t>
-      </w:r>
-      <w:proofErr w:type="spellEnd"/>
-      <w:r>
-        <w:rPr>
-          <w:lang w:eastAsia="ko-KR"/>
-        </w:rPr>
-        <w:t>', '</w:t>
-      </w:r>
-      <w:proofErr w:type="spellStart"/>
-      <w:r>
-        <w:rPr>
-          <w:lang w:eastAsia="ko-KR"/>
-        </w:rPr>
-        <w:t>소득없음</w:t>
-      </w:r>
-      <w:proofErr w:type="spellEnd"/>
-      <w:r>
-        <w:rPr>
-          <w:lang w:eastAsia="ko-KR"/>
-        </w:rPr>
-        <w:t xml:space="preserve">', '나홀로' 등 실제 의미가 있는 </w:t>
-      </w:r>
-      <w:proofErr w:type="spellStart"/>
-      <w:r>
-        <w:rPr>
-          <w:lang w:eastAsia="ko-KR"/>
-        </w:rPr>
-        <w:t>응답값</w:t>
-      </w:r>
-      <w:proofErr w:type="spellEnd"/>
-      <w:r>
-        <w:rPr>
-          <w:lang w:eastAsia="ko-KR"/>
-        </w:rPr>
-        <w:t xml:space="preserve"> → 그대로 유지.</w:t>
+        <w:t>'없음', '해당없음', '소득없음', '나홀로' 등 실제 의미가 있는 응답값 → 그대로 유지.</w:t>
       </w:r>
       <w:r>
         <w:rPr>
@@ -1922,27 +1585,21 @@
       <w:r>
         <w:t xml:space="preserve">8. </w:t>
       </w:r>
-      <w:proofErr w:type="spellStart"/>
       <w:r>
         <w:t>추가</w:t>
       </w:r>
-      <w:proofErr w:type="spellEnd"/>
       <w:r>
         <w:t xml:space="preserve"> </w:t>
       </w:r>
-      <w:proofErr w:type="spellStart"/>
       <w:r>
         <w:t>확인</w:t>
       </w:r>
-      <w:proofErr w:type="spellEnd"/>
       <w:r>
         <w:t xml:space="preserve"> </w:t>
       </w:r>
-      <w:proofErr w:type="spellStart"/>
       <w:r>
         <w:t>필요</w:t>
       </w:r>
-      <w:proofErr w:type="spellEnd"/>
     </w:p>
     <w:p>
       <w:pPr>
@@ -2026,7 +1683,21 @@
         <w:rPr>
           <w:lang w:eastAsia="ko-KR"/>
         </w:rPr>
-        <w:t>CRM 발송/반응 데이터가 없으므로 실제 전환율이나 매출 상승률을 확정적으로 제시하지 않기.</w:t>
+        <w:t>CRM 발송/반응 데이터가 없으므로 실제 전환율이나 매출 상승률을 확정적으로 제시하지 않기</w:t>
+      </w:r>
+    </w:p>
+    <w:p>
+      <w:pPr>
+        <w:pStyle w:val="a0"/>
+        <w:rPr>
+          <w:lang w:eastAsia="ko-KR"/>
+        </w:rPr>
+      </w:pPr>
+      <w:r>
+        <w:rPr>
+          <w:lang w:eastAsia="ko-KR"/>
+        </w:rPr>
+        <w:t>.</w:t>
       </w:r>
     </w:p>
     <w:p>
@@ -2078,77 +1749,21 @@
           <w:lang w:eastAsia="ko-KR"/>
         </w:rPr>
         <w:br/>
-        <w:t xml:space="preserve">→ </w:t>
-      </w:r>
-      <w:proofErr w:type="spellStart"/>
-      <w:r>
-        <w:rPr>
-          <w:lang w:eastAsia="ko-KR"/>
-        </w:rPr>
-        <w:t>고가치</w:t>
-      </w:r>
-      <w:proofErr w:type="spellEnd"/>
-      <w:r>
-        <w:rPr>
-          <w:lang w:eastAsia="ko-KR"/>
-        </w:rPr>
-        <w:t xml:space="preserve"> 고객의 여행 행동 특성 파악</w:t>
+        <w:t>→ 고가치 고객의 여행 행동 특성 파악</w:t>
       </w:r>
       <w:r>
         <w:rPr>
           <w:lang w:eastAsia="ko-KR"/>
         </w:rPr>
         <w:br/>
-        <w:t xml:space="preserve">→ </w:t>
-      </w:r>
-      <w:proofErr w:type="spellStart"/>
-      <w:r>
-        <w:rPr>
-          <w:lang w:eastAsia="ko-KR"/>
-        </w:rPr>
-        <w:t>중가치</w:t>
-      </w:r>
-      <w:proofErr w:type="spellEnd"/>
-      <w:r>
-        <w:rPr>
-          <w:lang w:eastAsia="ko-KR"/>
-        </w:rPr>
-        <w:t xml:space="preserve"> 고객과 비교</w:t>
+        <w:t>→ 중가치 고객과 비교</w:t>
       </w:r>
       <w:r>
         <w:rPr>
           <w:lang w:eastAsia="ko-KR"/>
         </w:rPr>
         <w:br/>
-        <w:t xml:space="preserve">→ </w:t>
-      </w:r>
-      <w:proofErr w:type="spellStart"/>
-      <w:r>
-        <w:rPr>
-          <w:lang w:eastAsia="ko-KR"/>
-        </w:rPr>
-        <w:t>고가치</w:t>
-      </w:r>
-      <w:proofErr w:type="spellEnd"/>
-      <w:r>
-        <w:rPr>
-          <w:lang w:eastAsia="ko-KR"/>
-        </w:rPr>
-        <w:t xml:space="preserve"> 고객과 유사한 </w:t>
-      </w:r>
-      <w:proofErr w:type="spellStart"/>
-      <w:r>
-        <w:rPr>
-          <w:lang w:eastAsia="ko-KR"/>
-        </w:rPr>
-        <w:t>중가치</w:t>
-      </w:r>
-      <w:proofErr w:type="spellEnd"/>
-      <w:r>
-        <w:rPr>
-          <w:lang w:eastAsia="ko-KR"/>
-        </w:rPr>
-        <w:t xml:space="preserve"> 고객 발굴</w:t>
+        <w:t>→ 고가치 고객과 유사한 중가치 고객 발굴</w:t>
       </w:r>
       <w:r>
         <w:rPr>

--- a/Service/여행앱_CRM_프로젝트_학생피드백_정리.docx
+++ b/Service/여행앱_CRM_프로젝트_학생피드백_정리.docx
@@ -1066,21 +1066,508 @@
     <w:p>
       <w:pPr>
         <w:rPr>
+          <w:rFonts w:hint="eastAsia"/>
           <w:lang w:eastAsia="ko-KR"/>
         </w:rPr>
       </w:pPr>
       <w:r>
         <w:rPr>
-          <w:lang w:eastAsia="ko-KR"/>
-        </w:rPr>
-        <w:t>CUSTOMER_ID 기준 1명당 1행으로 구성.</w:t>
+          <w:rFonts w:hint="eastAsia"/>
+          <w:lang w:eastAsia="ko-KR"/>
+        </w:rPr>
+        <w:t>TRAVLELER</w:t>
+      </w:r>
+      <w:r>
+        <w:rPr>
+          <w:lang w:eastAsia="ko-KR"/>
+        </w:rPr>
+        <w:t>_ID 기준 1명당 1행으로 구성.</w:t>
       </w:r>
       <w:r>
         <w:rPr>
           <w:lang w:eastAsia="ko-KR"/>
         </w:rPr>
         <w:br/>
-        <w:t>성별 / 연령대 / 소득 / 거주지 / 여행횟수 / 총 여행일수 / 방문지 수 / 평균 체류시간 / 총지출 / 숙박지출 / 활동지출 / 이동지출 / 여행 1회당 지출 / 숙박유형 / 활동 종류 수 / 여행목적 / 동반형태 / 동반인원 / 만족도 / 재방문의향 등.</w:t>
+        <w:t xml:space="preserve">성별 </w:t>
+      </w:r>
+      <w:proofErr w:type="gramStart"/>
+      <w:r>
+        <w:rPr>
+          <w:lang w:eastAsia="ko-KR"/>
+        </w:rPr>
+        <w:t>/ 연령대</w:t>
+      </w:r>
+      <w:proofErr w:type="gramEnd"/>
+      <w:r>
+        <w:rPr>
+          <w:lang w:eastAsia="ko-KR"/>
+        </w:rPr>
+        <w:t xml:space="preserve"> </w:t>
+      </w:r>
+      <w:proofErr w:type="gramStart"/>
+      <w:r>
+        <w:rPr>
+          <w:lang w:eastAsia="ko-KR"/>
+        </w:rPr>
+        <w:t>/ 소득</w:t>
+      </w:r>
+      <w:proofErr w:type="gramEnd"/>
+      <w:r>
+        <w:rPr>
+          <w:lang w:eastAsia="ko-KR"/>
+        </w:rPr>
+        <w:t xml:space="preserve"> </w:t>
+      </w:r>
+      <w:proofErr w:type="gramStart"/>
+      <w:r>
+        <w:rPr>
+          <w:lang w:eastAsia="ko-KR"/>
+        </w:rPr>
+        <w:t>/ 거주지</w:t>
+      </w:r>
+      <w:proofErr w:type="gramEnd"/>
+      <w:r>
+        <w:rPr>
+          <w:lang w:eastAsia="ko-KR"/>
+        </w:rPr>
+        <w:t xml:space="preserve"> </w:t>
+      </w:r>
+      <w:proofErr w:type="gramStart"/>
+      <w:r>
+        <w:rPr>
+          <w:lang w:eastAsia="ko-KR"/>
+        </w:rPr>
+        <w:t xml:space="preserve">/ </w:t>
+      </w:r>
+      <w:r>
+        <w:rPr>
+          <w:rFonts w:hint="eastAsia"/>
+          <w:lang w:eastAsia="ko-KR"/>
+        </w:rPr>
+        <w:t>여행빈도</w:t>
+      </w:r>
+      <w:proofErr w:type="gramEnd"/>
+      <w:r>
+        <w:rPr>
+          <w:rFonts w:hint="eastAsia"/>
+          <w:lang w:eastAsia="ko-KR"/>
+        </w:rPr>
+        <w:t xml:space="preserve"> </w:t>
+      </w:r>
+      <w:proofErr w:type="gramStart"/>
+      <w:r>
+        <w:rPr>
+          <w:lang w:eastAsia="ko-KR"/>
+        </w:rPr>
+        <w:t>/ 총</w:t>
+      </w:r>
+      <w:proofErr w:type="gramEnd"/>
+      <w:r>
+        <w:rPr>
+          <w:lang w:eastAsia="ko-KR"/>
+        </w:rPr>
+        <w:t xml:space="preserve"> </w:t>
+      </w:r>
+      <w:proofErr w:type="gramStart"/>
+      <w:r>
+        <w:rPr>
+          <w:lang w:eastAsia="ko-KR"/>
+        </w:rPr>
+        <w:t>여행일수 /</w:t>
+      </w:r>
+      <w:proofErr w:type="gramEnd"/>
+      <w:r>
+        <w:rPr>
+          <w:lang w:eastAsia="ko-KR"/>
+        </w:rPr>
+        <w:t xml:space="preserve"> 방문지 </w:t>
+      </w:r>
+      <w:proofErr w:type="gramStart"/>
+      <w:r>
+        <w:rPr>
+          <w:lang w:eastAsia="ko-KR"/>
+        </w:rPr>
+        <w:t>수 /</w:t>
+      </w:r>
+      <w:proofErr w:type="gramEnd"/>
+      <w:r>
+        <w:rPr>
+          <w:lang w:eastAsia="ko-KR"/>
+        </w:rPr>
+        <w:t xml:space="preserve"> 평균 </w:t>
+      </w:r>
+      <w:proofErr w:type="gramStart"/>
+      <w:r>
+        <w:rPr>
+          <w:lang w:eastAsia="ko-KR"/>
+        </w:rPr>
+        <w:t>체류시간 /</w:t>
+      </w:r>
+      <w:proofErr w:type="gramEnd"/>
+      <w:r>
+        <w:rPr>
+          <w:lang w:eastAsia="ko-KR"/>
+        </w:rPr>
+        <w:t xml:space="preserve"> </w:t>
+      </w:r>
+      <w:proofErr w:type="gramStart"/>
+      <w:r>
+        <w:rPr>
+          <w:lang w:eastAsia="ko-KR"/>
+        </w:rPr>
+        <w:t>총지출 /</w:t>
+      </w:r>
+      <w:proofErr w:type="gramEnd"/>
+      <w:r>
+        <w:rPr>
+          <w:lang w:eastAsia="ko-KR"/>
+        </w:rPr>
+        <w:t xml:space="preserve"> </w:t>
+      </w:r>
+      <w:proofErr w:type="gramStart"/>
+      <w:r>
+        <w:rPr>
+          <w:lang w:eastAsia="ko-KR"/>
+        </w:rPr>
+        <w:t>숙박지출 /</w:t>
+      </w:r>
+      <w:proofErr w:type="gramEnd"/>
+      <w:r>
+        <w:rPr>
+          <w:lang w:eastAsia="ko-KR"/>
+        </w:rPr>
+        <w:t xml:space="preserve"> </w:t>
+      </w:r>
+      <w:proofErr w:type="gramStart"/>
+      <w:r>
+        <w:rPr>
+          <w:lang w:eastAsia="ko-KR"/>
+        </w:rPr>
+        <w:t>활동지출 /</w:t>
+      </w:r>
+      <w:proofErr w:type="gramEnd"/>
+      <w:r>
+        <w:rPr>
+          <w:lang w:eastAsia="ko-KR"/>
+        </w:rPr>
+        <w:t xml:space="preserve"> </w:t>
+      </w:r>
+      <w:proofErr w:type="gramStart"/>
+      <w:r>
+        <w:rPr>
+          <w:lang w:eastAsia="ko-KR"/>
+        </w:rPr>
+        <w:t>이동지출 /</w:t>
+      </w:r>
+      <w:proofErr w:type="gramEnd"/>
+      <w:r>
+        <w:rPr>
+          <w:lang w:eastAsia="ko-KR"/>
+        </w:rPr>
+        <w:t xml:space="preserve"> </w:t>
+      </w:r>
+      <w:proofErr w:type="gramStart"/>
+      <w:r>
+        <w:rPr>
+          <w:lang w:eastAsia="ko-KR"/>
+        </w:rPr>
+        <w:t>숙박유형 /</w:t>
+      </w:r>
+      <w:proofErr w:type="gramEnd"/>
+      <w:r>
+        <w:rPr>
+          <w:lang w:eastAsia="ko-KR"/>
+        </w:rPr>
+        <w:t xml:space="preserve"> 활동 종류 </w:t>
+      </w:r>
+      <w:proofErr w:type="gramStart"/>
+      <w:r>
+        <w:rPr>
+          <w:lang w:eastAsia="ko-KR"/>
+        </w:rPr>
+        <w:t>수 /</w:t>
+      </w:r>
+      <w:proofErr w:type="gramEnd"/>
+      <w:r>
+        <w:rPr>
+          <w:lang w:eastAsia="ko-KR"/>
+        </w:rPr>
+        <w:t xml:space="preserve"> </w:t>
+      </w:r>
+      <w:proofErr w:type="gramStart"/>
+      <w:r>
+        <w:rPr>
+          <w:lang w:eastAsia="ko-KR"/>
+        </w:rPr>
+        <w:t>여행목적 /</w:t>
+      </w:r>
+      <w:proofErr w:type="gramEnd"/>
+      <w:r>
+        <w:rPr>
+          <w:lang w:eastAsia="ko-KR"/>
+        </w:rPr>
+        <w:t xml:space="preserve"> </w:t>
+      </w:r>
+      <w:proofErr w:type="gramStart"/>
+      <w:r>
+        <w:rPr>
+          <w:lang w:eastAsia="ko-KR"/>
+        </w:rPr>
+        <w:t>동반형태 /</w:t>
+      </w:r>
+      <w:proofErr w:type="gramEnd"/>
+      <w:r>
+        <w:rPr>
+          <w:lang w:eastAsia="ko-KR"/>
+        </w:rPr>
+        <w:t xml:space="preserve"> </w:t>
+      </w:r>
+      <w:proofErr w:type="gramStart"/>
+      <w:r>
+        <w:rPr>
+          <w:lang w:eastAsia="ko-KR"/>
+        </w:rPr>
+        <w:t>동반인원 /</w:t>
+      </w:r>
+      <w:proofErr w:type="gramEnd"/>
+      <w:r>
+        <w:rPr>
+          <w:lang w:eastAsia="ko-KR"/>
+        </w:rPr>
+        <w:t xml:space="preserve"> </w:t>
+      </w:r>
+      <w:proofErr w:type="gramStart"/>
+      <w:r>
+        <w:rPr>
+          <w:lang w:eastAsia="ko-KR"/>
+        </w:rPr>
+        <w:t>만족도 /</w:t>
+      </w:r>
+      <w:proofErr w:type="gramEnd"/>
+      <w:r>
+        <w:rPr>
+          <w:lang w:eastAsia="ko-KR"/>
+        </w:rPr>
+        <w:t xml:space="preserve"> </w:t>
+      </w:r>
+      <w:proofErr w:type="gramStart"/>
+      <w:r>
+        <w:rPr>
+          <w:lang w:eastAsia="ko-KR"/>
+        </w:rPr>
+        <w:t xml:space="preserve">재방문의향 </w:t>
+      </w:r>
+      <w:r>
+        <w:rPr>
+          <w:rFonts w:hint="eastAsia"/>
+          <w:lang w:eastAsia="ko-KR"/>
+        </w:rPr>
+        <w:t>/</w:t>
+      </w:r>
+      <w:proofErr w:type="gramEnd"/>
+      <w:r>
+        <w:rPr>
+          <w:rFonts w:hint="eastAsia"/>
+          <w:lang w:eastAsia="ko-KR"/>
+        </w:rPr>
+        <w:t xml:space="preserve"> </w:t>
+      </w:r>
+      <w:proofErr w:type="gramStart"/>
+      <w:r>
+        <w:rPr>
+          <w:rFonts w:hint="eastAsia"/>
+          <w:lang w:eastAsia="ko-KR"/>
+        </w:rPr>
+        <w:t>추천의향</w:t>
+      </w:r>
+      <w:r>
+        <w:rPr>
+          <w:rFonts w:hint="eastAsia"/>
+          <w:lang w:eastAsia="ko-KR"/>
+        </w:rPr>
+        <w:t xml:space="preserve"> </w:t>
+      </w:r>
+      <w:r>
+        <w:rPr>
+          <w:rFonts w:hint="eastAsia"/>
+          <w:lang w:eastAsia="ko-KR"/>
+        </w:rPr>
+        <w:t>/</w:t>
+      </w:r>
+      <w:proofErr w:type="gramEnd"/>
+      <w:r>
+        <w:rPr>
+          <w:rFonts w:hint="eastAsia"/>
+          <w:lang w:eastAsia="ko-KR"/>
+        </w:rPr>
+        <w:t xml:space="preserve"> </w:t>
+      </w:r>
+      <w:proofErr w:type="gramStart"/>
+      <w:r>
+        <w:rPr>
+          <w:rFonts w:hint="eastAsia"/>
+          <w:lang w:eastAsia="ko-KR"/>
+        </w:rPr>
+        <w:t>숙박여부/ 이동수단</w:t>
+      </w:r>
+      <w:proofErr w:type="gramEnd"/>
+      <w:r>
+        <w:rPr>
+          <w:rFonts w:hint="eastAsia"/>
+          <w:lang w:eastAsia="ko-KR"/>
+        </w:rPr>
+        <w:t xml:space="preserve"> </w:t>
+      </w:r>
+      <w:proofErr w:type="gramStart"/>
+      <w:r>
+        <w:rPr>
+          <w:rFonts w:hint="eastAsia"/>
+          <w:lang w:eastAsia="ko-KR"/>
+        </w:rPr>
+        <w:t>/</w:t>
+      </w:r>
+      <w:r>
+        <w:rPr>
+          <w:rFonts w:hint="eastAsia"/>
+          <w:lang w:eastAsia="ko-KR"/>
+        </w:rPr>
+        <w:t xml:space="preserve"> 여행지</w:t>
+      </w:r>
+      <w:proofErr w:type="gramEnd"/>
+      <w:r>
+        <w:rPr>
+          <w:rFonts w:hint="eastAsia"/>
+          <w:lang w:eastAsia="ko-KR"/>
+        </w:rPr>
+        <w:t xml:space="preserve"> </w:t>
+      </w:r>
+      <w:proofErr w:type="gramStart"/>
+      <w:r>
+        <w:rPr>
+          <w:rFonts w:hint="eastAsia"/>
+          <w:lang w:eastAsia="ko-KR"/>
+        </w:rPr>
+        <w:t xml:space="preserve">/ </w:t>
+      </w:r>
+      <w:r>
+        <w:rPr>
+          <w:rFonts w:hint="eastAsia"/>
+          <w:lang w:eastAsia="ko-KR"/>
+        </w:rPr>
+        <w:t>선호여행</w:t>
+      </w:r>
+      <w:proofErr w:type="gramEnd"/>
+      <w:r>
+        <w:rPr>
+          <w:rFonts w:hint="eastAsia"/>
+          <w:lang w:eastAsia="ko-KR"/>
+        </w:rPr>
+        <w:t>_</w:t>
+      </w:r>
+      <w:proofErr w:type="spellStart"/>
+      <w:proofErr w:type="gramStart"/>
+      <w:r>
+        <w:rPr>
+          <w:rFonts w:hint="eastAsia"/>
+          <w:lang w:eastAsia="ko-KR"/>
+        </w:rPr>
+        <w:t>시군구</w:t>
+      </w:r>
+      <w:proofErr w:type="spellEnd"/>
+      <w:r>
+        <w:rPr>
+          <w:rFonts w:hint="eastAsia"/>
+          <w:lang w:eastAsia="ko-KR"/>
+        </w:rPr>
+        <w:t xml:space="preserve"> /</w:t>
+      </w:r>
+      <w:proofErr w:type="gramEnd"/>
+      <w:r>
+        <w:rPr>
+          <w:rFonts w:hint="eastAsia"/>
+          <w:lang w:eastAsia="ko-KR"/>
+        </w:rPr>
+        <w:t xml:space="preserve"> </w:t>
+      </w:r>
+      <w:proofErr w:type="gramStart"/>
+      <w:r>
+        <w:rPr>
+          <w:rFonts w:hint="eastAsia"/>
+          <w:lang w:eastAsia="ko-KR"/>
+        </w:rPr>
+        <w:t>여행스타일 /</w:t>
+      </w:r>
+      <w:proofErr w:type="gramEnd"/>
+      <w:r>
+        <w:rPr>
+          <w:rFonts w:hint="eastAsia"/>
+          <w:lang w:eastAsia="ko-KR"/>
+        </w:rPr>
+        <w:t xml:space="preserve"> </w:t>
+      </w:r>
+      <w:proofErr w:type="gramStart"/>
+      <w:r>
+        <w:rPr>
+          <w:rFonts w:hint="eastAsia"/>
+          <w:lang w:eastAsia="ko-KR"/>
+        </w:rPr>
+        <w:t>여행동기 /</w:t>
+      </w:r>
+      <w:proofErr w:type="gramEnd"/>
+      <w:r>
+        <w:rPr>
+          <w:rFonts w:hint="eastAsia"/>
+          <w:lang w:eastAsia="ko-KR"/>
+        </w:rPr>
+        <w:t xml:space="preserve"> </w:t>
+      </w:r>
+      <w:proofErr w:type="gramStart"/>
+      <w:r>
+        <w:rPr>
+          <w:rFonts w:hint="eastAsia"/>
+          <w:lang w:eastAsia="ko-KR"/>
+        </w:rPr>
+        <w:t>혼인상태 /</w:t>
+      </w:r>
+      <w:proofErr w:type="gramEnd"/>
+      <w:r>
+        <w:rPr>
+          <w:rFonts w:hint="eastAsia"/>
+          <w:lang w:eastAsia="ko-KR"/>
+        </w:rPr>
+        <w:t xml:space="preserve"> </w:t>
+      </w:r>
+      <w:proofErr w:type="gramStart"/>
+      <w:r>
+        <w:rPr>
+          <w:rFonts w:hint="eastAsia"/>
+          <w:lang w:eastAsia="ko-KR"/>
+        </w:rPr>
+        <w:t>직업 /</w:t>
+      </w:r>
+      <w:proofErr w:type="gramEnd"/>
+      <w:r>
+        <w:rPr>
+          <w:rFonts w:hint="eastAsia"/>
+          <w:lang w:eastAsia="ko-KR"/>
+        </w:rPr>
+        <w:t xml:space="preserve"> 동반자연령대(1~N</w:t>
+      </w:r>
+      <w:proofErr w:type="gramStart"/>
+      <w:r>
+        <w:rPr>
+          <w:rFonts w:hint="eastAsia"/>
+          <w:lang w:eastAsia="ko-KR"/>
+        </w:rPr>
+        <w:t>) /</w:t>
+      </w:r>
+      <w:proofErr w:type="gramEnd"/>
+      <w:r>
+        <w:rPr>
+          <w:rFonts w:hint="eastAsia"/>
+          <w:lang w:eastAsia="ko-KR"/>
+        </w:rPr>
+        <w:t xml:space="preserve"> 동반자성별(1~N)</w:t>
       </w:r>
     </w:p>
     <w:p>
@@ -1626,6 +2113,7 @@
         <w:rPr>
           <w:lang w:eastAsia="ko-KR"/>
         </w:rPr>
+        <w:lastRenderedPageBreak/>
         <w:t>여행 횟수가 많아서 총지출이 높아진 것인지 확인.</w:t>
       </w:r>
     </w:p>
@@ -1640,7 +2128,6 @@
         <w:rPr>
           <w:lang w:eastAsia="ko-KR"/>
         </w:rPr>
-        <w:lastRenderedPageBreak/>
         <w:t>총지출 외 여행 1회당 지출, 1일당 지출 등 함께 확인.</w:t>
       </w:r>
     </w:p>

--- a/Service/여행앱_CRM_프로젝트_학생피드백_정리.docx
+++ b/Service/여행앱_CRM_프로젝트_학생피드백_정리.docx
@@ -1066,7 +1066,6 @@
     <w:p>
       <w:pPr>
         <w:rPr>
-          <w:rFonts w:hint="eastAsia"/>
           <w:lang w:eastAsia="ko-KR"/>
         </w:rPr>
       </w:pPr>
@@ -1568,6 +1567,139 @@
           <w:lang w:eastAsia="ko-KR"/>
         </w:rPr>
         <w:t xml:space="preserve"> 동반자성별(1~N)</w:t>
+      </w:r>
+    </w:p>
+    <w:p>
+      <w:pPr>
+        <w:rPr>
+          <w:lang w:eastAsia="ko-KR"/>
+        </w:rPr>
+      </w:pPr>
+    </w:p>
+    <w:p>
+      <w:pPr>
+        <w:rPr>
+          <w:rFonts w:hint="eastAsia"/>
+          <w:lang w:eastAsia="ko-KR"/>
+        </w:rPr>
+      </w:pPr>
+      <w:r>
+        <w:rPr>
+          <w:rFonts w:hint="eastAsia"/>
+          <w:lang w:eastAsia="ko-KR"/>
+        </w:rPr>
+        <w:t xml:space="preserve">이제부터 </w:t>
+      </w:r>
+      <w:r>
+        <w:rPr>
+          <w:lang w:eastAsia="ko-KR"/>
+        </w:rPr>
+        <w:t xml:space="preserve">고객별 분석 테이블 </w:t>
+      </w:r>
+      <w:proofErr w:type="gramStart"/>
+      <w:r>
+        <w:rPr>
+          <w:lang w:eastAsia="ko-KR"/>
+        </w:rPr>
+        <w:t>구성</w:t>
+      </w:r>
+      <w:r>
+        <w:rPr>
+          <w:rFonts w:hint="eastAsia"/>
+          <w:lang w:eastAsia="ko-KR"/>
+        </w:rPr>
+        <w:t>할거야</w:t>
+      </w:r>
+      <w:proofErr w:type="gramEnd"/>
+      <w:r>
+        <w:rPr>
+          <w:rFonts w:hint="eastAsia"/>
+          <w:lang w:eastAsia="ko-KR"/>
+        </w:rPr>
+        <w:t xml:space="preserve">. 아래 구성처럼 테이블 생성하고, 산식에 대한 설명도 주석으로 적어줘. 총 여행일수는 </w:t>
+      </w:r>
+      <w:proofErr w:type="spellStart"/>
+      <w:r>
+        <w:rPr>
+          <w:lang w:eastAsia="ko-KR"/>
+        </w:rPr>
+        <w:t>tn_move_his</w:t>
+      </w:r>
+      <w:proofErr w:type="spellEnd"/>
+      <w:r>
+        <w:rPr>
+          <w:lang w:eastAsia="ko-KR"/>
+        </w:rPr>
+        <w:t xml:space="preserve"> 시트에서 </w:t>
+      </w:r>
+      <w:proofErr w:type="spellStart"/>
+      <w:r>
+        <w:rPr>
+          <w:lang w:eastAsia="ko-KR"/>
+        </w:rPr>
+        <w:t>travel_id</w:t>
+      </w:r>
+      <w:proofErr w:type="spellEnd"/>
+      <w:r>
+        <w:rPr>
+          <w:lang w:eastAsia="ko-KR"/>
+        </w:rPr>
+        <w:t xml:space="preserve"> 컬럼이 동일한 경우 </w:t>
+      </w:r>
+      <w:proofErr w:type="spellStart"/>
+      <w:r>
+        <w:rPr>
+          <w:lang w:eastAsia="ko-KR"/>
+        </w:rPr>
+        <w:t>start_dt_min</w:t>
+      </w:r>
+      <w:proofErr w:type="spellEnd"/>
+      <w:r>
+        <w:rPr>
+          <w:lang w:eastAsia="ko-KR"/>
+        </w:rPr>
+        <w:t xml:space="preserve">, </w:t>
+      </w:r>
+      <w:proofErr w:type="spellStart"/>
+      <w:r>
+        <w:rPr>
+          <w:lang w:eastAsia="ko-KR"/>
+        </w:rPr>
+        <w:t>end_dt_min</w:t>
+      </w:r>
+      <w:proofErr w:type="spellEnd"/>
+      <w:r>
+        <w:rPr>
+          <w:lang w:eastAsia="ko-KR"/>
+        </w:rPr>
+        <w:t xml:space="preserve"> 컬럼을 사용해서 실제로 여행한 기간을 추정하자</w:t>
+      </w:r>
+      <w:r>
+        <w:rPr>
+          <w:rFonts w:hint="eastAsia"/>
+          <w:lang w:eastAsia="ko-KR"/>
+        </w:rPr>
+        <w:t xml:space="preserve">. </w:t>
+      </w:r>
+      <w:r>
+        <w:rPr>
+          <w:lang w:eastAsia="ko-KR"/>
+        </w:rPr>
+        <w:t xml:space="preserve">단, 당일여행은 1, 이틀짜리 여행은 2 </w:t>
+      </w:r>
+      <w:proofErr w:type="spellStart"/>
+      <w:r>
+        <w:rPr>
+          <w:lang w:eastAsia="ko-KR"/>
+        </w:rPr>
+        <w:t>이런식으로</w:t>
+      </w:r>
+      <w:proofErr w:type="spellEnd"/>
+      <w:r>
+        <w:rPr>
+          <w:lang w:eastAsia="ko-KR"/>
+        </w:rPr>
+        <w:t xml:space="preserve"> 출력돼야만 해.</w:t>
       </w:r>
     </w:p>
     <w:p>
@@ -2048,6 +2180,12 @@
           <w:lang w:eastAsia="ko-KR"/>
         </w:rPr>
         <w:br/>
+      </w:r>
+      <w:r>
+        <w:rPr>
+          <w:lang w:eastAsia="ko-KR"/>
+        </w:rPr>
+        <w:lastRenderedPageBreak/>
         <w:t>단순 미입력, 미수집, 공백 → NULL 처리.</w:t>
       </w:r>
       <w:r>
@@ -2113,7 +2251,6 @@
         <w:rPr>
           <w:lang w:eastAsia="ko-KR"/>
         </w:rPr>
-        <w:lastRenderedPageBreak/>
         <w:t>여행 횟수가 많아서 총지출이 높아진 것인지 확인.</w:t>
       </w:r>
     </w:p>
@@ -2163,6 +2300,7 @@
       <w:pPr>
         <w:pStyle w:val="a0"/>
         <w:rPr>
+          <w:rFonts w:hint="eastAsia"/>
           <w:lang w:eastAsia="ko-KR"/>
         </w:rPr>
       </w:pPr>
@@ -2171,20 +2309,6 @@
           <w:lang w:eastAsia="ko-KR"/>
         </w:rPr>
         <w:t>CRM 발송/반응 데이터가 없으므로 실제 전환율이나 매출 상승률을 확정적으로 제시하지 않기</w:t>
-      </w:r>
-    </w:p>
-    <w:p>
-      <w:pPr>
-        <w:pStyle w:val="a0"/>
-        <w:rPr>
-          <w:lang w:eastAsia="ko-KR"/>
-        </w:rPr>
-      </w:pPr>
-      <w:r>
-        <w:rPr>
-          <w:lang w:eastAsia="ko-KR"/>
-        </w:rPr>
-        <w:t>.</w:t>
       </w:r>
     </w:p>
     <w:p>
@@ -3086,7 +3210,6 @@
   <w:style w:type="character" w:default="1" w:styleId="a2">
     <w:name w:val="Default Paragraph Font"/>
     <w:uiPriority w:val="1"/>
-    <w:semiHidden/>
     <w:unhideWhenUsed/>
   </w:style>
   <w:style w:type="table" w:default="1" w:styleId="a3">

--- a/Service/여행앱_CRM_프로젝트_학생피드백_정리.docx
+++ b/Service/여행앱_CRM_프로젝트_학생피드백_정리.docx
@@ -252,13 +252,152 @@
         <w:rPr>
           <w:lang w:eastAsia="ko-KR"/>
         </w:rPr>
-        <w:t>상위 20% 고객이 전체 매출의 55.51%를 차지.</w:t>
-      </w:r>
-      <w:r>
-        <w:rPr>
-          <w:lang w:eastAsia="ko-KR"/>
-        </w:rPr>
-        <w:br/>
+        <w:t>상위 2</w:t>
+      </w:r>
+      <w:r>
+        <w:rPr>
+          <w:rFonts w:hint="eastAsia"/>
+          <w:lang w:eastAsia="ko-KR"/>
+        </w:rPr>
+        <w:t>5</w:t>
+      </w:r>
+      <w:r>
+        <w:rPr>
+          <w:lang w:eastAsia="ko-KR"/>
+        </w:rPr>
+        <w:t>% 고객이 전체 매출의 5</w:t>
+      </w:r>
+      <w:r>
+        <w:rPr>
+          <w:rFonts w:hint="eastAsia"/>
+          <w:lang w:eastAsia="ko-KR"/>
+        </w:rPr>
+        <w:t>4</w:t>
+      </w:r>
+      <w:r>
+        <w:rPr>
+          <w:lang w:eastAsia="ko-KR"/>
+        </w:rPr>
+        <w:t>.</w:t>
+      </w:r>
+      <w:r>
+        <w:rPr>
+          <w:rFonts w:hint="eastAsia"/>
+          <w:lang w:eastAsia="ko-KR"/>
+        </w:rPr>
+        <w:t>6</w:t>
+      </w:r>
+      <w:r>
+        <w:rPr>
+          <w:rFonts w:hint="eastAsia"/>
+          <w:lang w:eastAsia="ko-KR"/>
+        </w:rPr>
+        <w:t>9</w:t>
+      </w:r>
+      <w:r>
+        <w:rPr>
+          <w:lang w:eastAsia="ko-KR"/>
+        </w:rPr>
+        <w:t>%를 차지.</w:t>
+      </w:r>
+    </w:p>
+    <w:p>
+      <w:pPr>
+        <w:pStyle w:val="aa"/>
+        <w:numPr>
+          <w:ilvl w:val="0"/>
+          <w:numId w:val="10"/>
+        </w:numPr>
+        <w:rPr>
+          <w:lang w:eastAsia="ko-KR"/>
+        </w:rPr>
+      </w:pPr>
+      <w:r>
+        <w:rPr>
+          <w:rFonts w:hint="eastAsia"/>
+          <w:lang w:eastAsia="ko-KR"/>
+        </w:rPr>
+        <w:t xml:space="preserve">숙박 </w:t>
+      </w:r>
+      <w:proofErr w:type="gramStart"/>
+      <w:r>
+        <w:rPr>
+          <w:rFonts w:hint="eastAsia"/>
+          <w:lang w:eastAsia="ko-KR"/>
+        </w:rPr>
+        <w:t>그룹 :</w:t>
+      </w:r>
+      <w:proofErr w:type="gramEnd"/>
+      <w:r>
+        <w:rPr>
+          <w:rFonts w:hint="eastAsia"/>
+          <w:lang w:eastAsia="ko-KR"/>
+        </w:rPr>
+        <w:t xml:space="preserve"> 48.98%</w:t>
+      </w:r>
+    </w:p>
+    <w:p>
+      <w:pPr>
+        <w:pStyle w:val="aa"/>
+        <w:numPr>
+          <w:ilvl w:val="0"/>
+          <w:numId w:val="10"/>
+        </w:numPr>
+        <w:rPr>
+          <w:rFonts w:hint="eastAsia"/>
+          <w:lang w:eastAsia="ko-KR"/>
+        </w:rPr>
+      </w:pPr>
+      <w:r>
+        <w:rPr>
+          <w:rFonts w:hint="eastAsia"/>
+          <w:lang w:eastAsia="ko-KR"/>
+        </w:rPr>
+        <w:t xml:space="preserve">숙박 </w:t>
+      </w:r>
+      <w:proofErr w:type="spellStart"/>
+      <w:r>
+        <w:rPr>
+          <w:rFonts w:hint="eastAsia"/>
+          <w:lang w:eastAsia="ko-KR"/>
+        </w:rPr>
+        <w:t>안한</w:t>
+      </w:r>
+      <w:proofErr w:type="spellEnd"/>
+      <w:r>
+        <w:rPr>
+          <w:rFonts w:hint="eastAsia"/>
+          <w:lang w:eastAsia="ko-KR"/>
+        </w:rPr>
+        <w:t xml:space="preserve"> </w:t>
+      </w:r>
+      <w:proofErr w:type="gramStart"/>
+      <w:r>
+        <w:rPr>
+          <w:rFonts w:hint="eastAsia"/>
+          <w:lang w:eastAsia="ko-KR"/>
+        </w:rPr>
+        <w:t>그룹 :</w:t>
+      </w:r>
+      <w:proofErr w:type="gramEnd"/>
+      <w:r>
+        <w:rPr>
+          <w:rFonts w:hint="eastAsia"/>
+          <w:lang w:eastAsia="ko-KR"/>
+        </w:rPr>
+        <w:t xml:space="preserve"> 55.78%</w:t>
+      </w:r>
+    </w:p>
+    <w:p>
+      <w:pPr>
+        <w:rPr>
+          <w:lang w:eastAsia="ko-KR"/>
+        </w:rPr>
+      </w:pPr>
+      <w:r>
+        <w:rPr>
+          <w:lang w:eastAsia="ko-KR"/>
+        </w:rPr>
         <w:t>다만, 상위 고객에게 추가 소비를 유도해야 한다는 방향으로 바로 연결할 근거는 부족.</w:t>
       </w:r>
       <w:r>
@@ -432,6 +571,7 @@
         <w:rPr>
           <w:lang w:eastAsia="ko-KR"/>
         </w:rPr>
+        <w:lastRenderedPageBreak/>
         <w:t>방문지 수 및 방문지 다양성 비교.</w:t>
       </w:r>
       <w:r>
@@ -534,7 +674,6 @@
         <w:rPr>
           <w:lang w:eastAsia="ko-KR"/>
         </w:rPr>
-        <w:lastRenderedPageBreak/>
         <w:t>여행 목적 및 여행 성향 비교.</w:t>
       </w:r>
       <w:r>
@@ -978,6 +1117,7 @@
         <w:rPr>
           <w:lang w:eastAsia="ko-KR"/>
         </w:rPr>
+        <w:lastRenderedPageBreak/>
         <w:t>7) 타깃 고객에게 어떤 행동을 추가로 유도할 것인지 결정.</w:t>
       </w:r>
     </w:p>
@@ -1005,7 +1145,6 @@
         <w:rPr>
           <w:lang w:eastAsia="ko-KR"/>
         </w:rPr>
-        <w:lastRenderedPageBreak/>
         <w:t xml:space="preserve">5. </w:t>
       </w:r>
       <w:r>
@@ -1377,14 +1516,7 @@
           <w:rFonts w:hint="eastAsia"/>
           <w:lang w:eastAsia="ko-KR"/>
         </w:rPr>
-        <w:t>추천의향</w:t>
-      </w:r>
-      <w:r>
-        <w:rPr>
-          <w:rFonts w:hint="eastAsia"/>
-          <w:lang w:eastAsia="ko-KR"/>
-        </w:rPr>
-        <w:t xml:space="preserve"> </w:t>
+        <w:t xml:space="preserve">추천의향 </w:t>
       </w:r>
       <w:r>
         <w:rPr>
@@ -1579,7 +1711,6 @@
     <w:p>
       <w:pPr>
         <w:rPr>
-          <w:rFonts w:hint="eastAsia"/>
           <w:lang w:eastAsia="ko-KR"/>
         </w:rPr>
       </w:pPr>
@@ -2121,6 +2252,7 @@
         <w:rPr>
           <w:lang w:eastAsia="ko-KR"/>
         </w:rPr>
+        <w:lastRenderedPageBreak/>
         <w:t xml:space="preserve">7. NULL / </w:t>
       </w:r>
       <w:r>
@@ -2180,12 +2312,6 @@
           <w:lang w:eastAsia="ko-KR"/>
         </w:rPr>
         <w:br/>
-      </w:r>
-      <w:r>
-        <w:rPr>
-          <w:lang w:eastAsia="ko-KR"/>
-        </w:rPr>
-        <w:lastRenderedPageBreak/>
         <w:t>단순 미입력, 미수집, 공백 → NULL 처리.</w:t>
       </w:r>
       <w:r>
@@ -2300,7 +2426,6 @@
       <w:pPr>
         <w:pStyle w:val="a0"/>
         <w:rPr>
-          <w:rFonts w:hint="eastAsia"/>
           <w:lang w:eastAsia="ko-KR"/>
         </w:rPr>
       </w:pPr>
@@ -2399,6 +2524,56 @@
     </w:sectPr>
   </w:body>
 </w:document>
+</file>
+
+<file path=word/endnotes.xml><?xml version="1.0" encoding="utf-8"?>
+<w:endnotes xmlns:wpc="http://schemas.microsoft.com/office/word/2010/wordprocessingCanvas" xmlns:cx="http://schemas.microsoft.com/office/drawing/2014/chartex" xmlns:cx1="http://schemas.microsoft.com/office/drawing/2015/9/8/chartex" xmlns:cx2="http://schemas.microsoft.com/office/drawing/2015/10/21/chartex" xmlns:cx3="http://schemas.microsoft.com/office/drawing/2016/5/9/chartex" xmlns:cx4="http://schemas.microsoft.com/office/drawing/2016/5/10/chartex" xmlns:cx5="http://schemas.microsoft.com/office/drawing/2016/5/11/chartex" xmlns:cx6="http://schemas.microsoft.com/office/drawing/2016/5/12/chartex" xmlns:cx7="http://schemas.microsoft.com/office/drawing/2016/5/13/chartex" xmlns:cx8="http://schemas.microsoft.com/office/drawing/2016/5/14/chartex" xmlns:mc="http://schemas.openxmlformats.org/markup-compatibility/2006" xmlns:aink="http://schemas.microsoft.com/office/drawing/2016/ink" xmlns:am3d="http://schemas.microsoft.com/office/drawing/2017/model3d" xmlns:o="urn:schemas-microsoft-com:office:office" xmlns:oel="http://schemas.microsoft.com/office/2019/extlst" xmlns:r="http://schemas.openxmlformats.org/officeDocument/2006/relationships" xmlns:m="http://schemas.openxmlformats.org/officeDocument/2006/math" xmlns:v="urn:schemas-microsoft-com:vml" xmlns:wp14="http://schemas.microsoft.com/office/word/2010/wordprocessingDrawing" xmlns:wp="http://schemas.openxmlformats.org/drawingml/2006/wordprocessingDrawing" xmlns:w10="urn:schemas-microsoft-com:office:word" xmlns:w="http://schemas.openxmlformats.org/wordprocessingml/2006/main" xmlns:w14="http://schemas.microsoft.com/office/word/2010/wordml" xmlns:w15="http://schemas.microsoft.com/office/word/2012/wordml" xmlns:w16cei="http://schemas.microsoft.com/office/word/2026/wordml/cei" xmlns:w16cex="http://schemas.microsoft.com/office/word/2018/wordml/cex" xmlns:w16cid="http://schemas.microsoft.com/office/word/2016/wordml/cid" xmlns:w16="http://schemas.microsoft.com/office/word/2018/wordml" xmlns:w16du="http://schemas.microsoft.com/office/word/2023/wordml/word16du" xmlns:w16sdtdh="http://schemas.microsoft.com/office/word/2020/wordml/sdtdatahash" xmlns:w16sdtfl="http://schemas.microsoft.com/office/word/2024/wordml/sdtformatlock" xmlns:w16se="http://schemas.microsoft.com/office/word/2015/wordml/symex" xmlns:wpg="http://schemas.microsoft.com/office/word/2010/wordprocessingGroup" xmlns:wpi="http://schemas.microsoft.com/office/word/2010/wordprocessingInk" xmlns:wne="http://schemas.microsoft.com/office/word/2006/wordml" xmlns:wps="http://schemas.microsoft.com/office/word/2010/wordprocessingShape" mc:Ignorable="w14 w15 w16se w16cid w16 w16cex w16sdtdh w16sdtfl w16du wp14">
+  <w:endnote w:type="separator" w:id="-1">
+    <w:p>
+      <w:pPr>
+        <w:spacing w:after="0" w:line="240" w:lineRule="auto"/>
+      </w:pPr>
+      <w:r>
+        <w:separator/>
+      </w:r>
+    </w:p>
+  </w:endnote>
+  <w:endnote w:type="continuationSeparator" w:id="0">
+    <w:p>
+      <w:pPr>
+        <w:spacing w:after="0" w:line="240" w:lineRule="auto"/>
+      </w:pPr>
+      <w:r>
+        <w:continuationSeparator/>
+      </w:r>
+    </w:p>
+  </w:endnote>
+</w:endnotes>
+</file>
+
+<file path=word/footnotes.xml><?xml version="1.0" encoding="utf-8"?>
+<w:footnotes xmlns:wpc="http://schemas.microsoft.com/office/word/2010/wordprocessingCanvas" xmlns:cx="http://schemas.microsoft.com/office/drawing/2014/chartex" xmlns:cx1="http://schemas.microsoft.com/office/drawing/2015/9/8/chartex" xmlns:cx2="http://schemas.microsoft.com/office/drawing/2015/10/21/chartex" xmlns:cx3="http://schemas.microsoft.com/office/drawing/2016/5/9/chartex" xmlns:cx4="http://schemas.microsoft.com/office/drawing/2016/5/10/chartex" xmlns:cx5="http://schemas.microsoft.com/office/drawing/2016/5/11/chartex" xmlns:cx6="http://schemas.microsoft.com/office/drawing/2016/5/12/chartex" xmlns:cx7="http://schemas.microsoft.com/office/drawing/2016/5/13/chartex" xmlns:cx8="http://schemas.microsoft.com/office/drawing/2016/5/14/chartex" xmlns:mc="http://schemas.openxmlformats.org/markup-compatibility/2006" xmlns:aink="http://schemas.microsoft.com/office/drawing/2016/ink" xmlns:am3d="http://schemas.microsoft.com/office/drawing/2017/model3d" xmlns:o="urn:schemas-microsoft-com:office:office" xmlns:oel="http://schemas.microsoft.com/office/2019/extlst" xmlns:r="http://schemas.openxmlformats.org/officeDocument/2006/relationships" xmlns:m="http://schemas.openxmlformats.org/officeDocument/2006/math" xmlns:v="urn:schemas-microsoft-com:vml" xmlns:wp14="http://schemas.microsoft.com/office/word/2010/wordprocessingDrawing" xmlns:wp="http://schemas.openxmlformats.org/drawingml/2006/wordprocessingDrawing" xmlns:w10="urn:schemas-microsoft-com:office:word" xmlns:w="http://schemas.openxmlformats.org/wordprocessingml/2006/main" xmlns:w14="http://schemas.microsoft.com/office/word/2010/wordml" xmlns:w15="http://schemas.microsoft.com/office/word/2012/wordml" xmlns:w16cei="http://schemas.microsoft.com/office/word/2026/wordml/cei" xmlns:w16cex="http://schemas.microsoft.com/office/word/2018/wordml/cex" xmlns:w16cid="http://schemas.microsoft.com/office/word/2016/wordml/cid" xmlns:w16="http://schemas.microsoft.com/office/word/2018/wordml" xmlns:w16du="http://schemas.microsoft.com/office/word/2023/wordml/word16du" xmlns:w16sdtdh="http://schemas.microsoft.com/office/word/2020/wordml/sdtdatahash" xmlns:w16sdtfl="http://schemas.microsoft.com/office/word/2024/wordml/sdtformatlock" xmlns:w16se="http://schemas.microsoft.com/office/word/2015/wordml/symex" xmlns:wpg="http://schemas.microsoft.com/office/word/2010/wordprocessingGroup" xmlns:wpi="http://schemas.microsoft.com/office/word/2010/wordprocessingInk" xmlns:wne="http://schemas.microsoft.com/office/word/2006/wordml" xmlns:wps="http://schemas.microsoft.com/office/word/2010/wordprocessingShape" mc:Ignorable="w14 w15 w16se w16cid w16 w16cex w16sdtdh w16sdtfl w16du wp14">
+  <w:footnote w:type="separator" w:id="-1">
+    <w:p>
+      <w:pPr>
+        <w:spacing w:after="0" w:line="240" w:lineRule="auto"/>
+      </w:pPr>
+      <w:r>
+        <w:separator/>
+      </w:r>
+    </w:p>
+  </w:footnote>
+  <w:footnote w:type="continuationSeparator" w:id="0">
+    <w:p>
+      <w:pPr>
+        <w:spacing w:after="0" w:line="240" w:lineRule="auto"/>
+      </w:pPr>
+      <w:r>
+        <w:continuationSeparator/>
+      </w:r>
+    </w:p>
+  </w:footnote>
+</w:footnotes>
 </file>
 
 <file path=word/numbering.xml><?xml version="1.0" encoding="utf-8"?>
@@ -2571,6 +2746,119 @@
       </w:pPr>
       <w:rPr>
         <w:rFonts w:ascii="Symbol" w:hAnsi="Symbol" w:hint="default"/>
+      </w:rPr>
+    </w:lvl>
+  </w:abstractNum>
+  <w:abstractNum w:abstractNumId="9" w15:restartNumberingAfterBreak="0">
+    <w:nsid w:val="42700B9F"/>
+    <w:multiLevelType w:val="hybridMultilevel"/>
+    <w:tmpl w:val="6C3EF352"/>
+    <w:lvl w:ilvl="0" w:tplc="A8868B10">
+      <w:start w:val="1"/>
+      <w:numFmt w:val="bullet"/>
+      <w:lvlText w:val=""/>
+      <w:lvlJc w:val="left"/>
+      <w:pPr>
+        <w:ind w:left="800" w:hanging="360"/>
+      </w:pPr>
+      <w:rPr>
+        <w:rFonts w:ascii="Wingdings" w:eastAsia="맑은 고딕" w:hAnsi="Wingdings" w:cstheme="minorBidi" w:hint="default"/>
+      </w:rPr>
+    </w:lvl>
+    <w:lvl w:ilvl="1" w:tplc="04090003" w:tentative="1">
+      <w:start w:val="1"/>
+      <w:numFmt w:val="bullet"/>
+      <w:lvlText w:val=""/>
+      <w:lvlJc w:val="left"/>
+      <w:pPr>
+        <w:ind w:left="1320" w:hanging="440"/>
+      </w:pPr>
+      <w:rPr>
+        <w:rFonts w:ascii="Wingdings" w:hAnsi="Wingdings" w:hint="default"/>
+      </w:rPr>
+    </w:lvl>
+    <w:lvl w:ilvl="2" w:tplc="04090005" w:tentative="1">
+      <w:start w:val="1"/>
+      <w:numFmt w:val="bullet"/>
+      <w:lvlText w:val=""/>
+      <w:lvlJc w:val="left"/>
+      <w:pPr>
+        <w:ind w:left="1760" w:hanging="440"/>
+      </w:pPr>
+      <w:rPr>
+        <w:rFonts w:ascii="Wingdings" w:hAnsi="Wingdings" w:hint="default"/>
+      </w:rPr>
+    </w:lvl>
+    <w:lvl w:ilvl="3" w:tplc="04090001" w:tentative="1">
+      <w:start w:val="1"/>
+      <w:numFmt w:val="bullet"/>
+      <w:lvlText w:val=""/>
+      <w:lvlJc w:val="left"/>
+      <w:pPr>
+        <w:ind w:left="2200" w:hanging="440"/>
+      </w:pPr>
+      <w:rPr>
+        <w:rFonts w:ascii="Wingdings" w:hAnsi="Wingdings" w:hint="default"/>
+      </w:rPr>
+    </w:lvl>
+    <w:lvl w:ilvl="4" w:tplc="04090003" w:tentative="1">
+      <w:start w:val="1"/>
+      <w:numFmt w:val="bullet"/>
+      <w:lvlText w:val=""/>
+      <w:lvlJc w:val="left"/>
+      <w:pPr>
+        <w:ind w:left="2640" w:hanging="440"/>
+      </w:pPr>
+      <w:rPr>
+        <w:rFonts w:ascii="Wingdings" w:hAnsi="Wingdings" w:hint="default"/>
+      </w:rPr>
+    </w:lvl>
+    <w:lvl w:ilvl="5" w:tplc="04090005" w:tentative="1">
+      <w:start w:val="1"/>
+      <w:numFmt w:val="bullet"/>
+      <w:lvlText w:val=""/>
+      <w:lvlJc w:val="left"/>
+      <w:pPr>
+        <w:ind w:left="3080" w:hanging="440"/>
+      </w:pPr>
+      <w:rPr>
+        <w:rFonts w:ascii="Wingdings" w:hAnsi="Wingdings" w:hint="default"/>
+      </w:rPr>
+    </w:lvl>
+    <w:lvl w:ilvl="6" w:tplc="04090001" w:tentative="1">
+      <w:start w:val="1"/>
+      <w:numFmt w:val="bullet"/>
+      <w:lvlText w:val=""/>
+      <w:lvlJc w:val="left"/>
+      <w:pPr>
+        <w:ind w:left="3520" w:hanging="440"/>
+      </w:pPr>
+      <w:rPr>
+        <w:rFonts w:ascii="Wingdings" w:hAnsi="Wingdings" w:hint="default"/>
+      </w:rPr>
+    </w:lvl>
+    <w:lvl w:ilvl="7" w:tplc="04090003" w:tentative="1">
+      <w:start w:val="1"/>
+      <w:numFmt w:val="bullet"/>
+      <w:lvlText w:val=""/>
+      <w:lvlJc w:val="left"/>
+      <w:pPr>
+        <w:ind w:left="3960" w:hanging="440"/>
+      </w:pPr>
+      <w:rPr>
+        <w:rFonts w:ascii="Wingdings" w:hAnsi="Wingdings" w:hint="default"/>
+      </w:rPr>
+    </w:lvl>
+    <w:lvl w:ilvl="8" w:tplc="04090005" w:tentative="1">
+      <w:start w:val="1"/>
+      <w:numFmt w:val="bullet"/>
+      <w:lvlText w:val=""/>
+      <w:lvlJc w:val="left"/>
+      <w:pPr>
+        <w:ind w:left="4400" w:hanging="440"/>
+      </w:pPr>
+      <w:rPr>
+        <w:rFonts w:ascii="Wingdings" w:hAnsi="Wingdings" w:hint="default"/>
       </w:rPr>
     </w:lvl>
   </w:abstractNum>
@@ -2600,6 +2888,9 @@
   </w:num>
   <w:num w:numId="9" w16cid:durableId="764227085">
     <w:abstractNumId w:val="0"/>
+  </w:num>
+  <w:num w:numId="10" w16cid:durableId="645358920">
+    <w:abstractNumId w:val="9"/>
   </w:num>
 </w:numbering>
 </file>
@@ -3210,6 +3501,7 @@
   <w:style w:type="character" w:default="1" w:styleId="a2">
     <w:name w:val="Default Paragraph Font"/>
     <w:uiPriority w:val="1"/>
+    <w:semiHidden/>
     <w:unhideWhenUsed/>
   </w:style>
   <w:style w:type="table" w:default="1" w:styleId="a3">
